--- a/zht/docx/055.content.docx
+++ b/zht/docx/055.content.docx
@@ -150,26 +150,6 @@
           <w:lang w:val="zh_TW" w:bidi="zh_TW"/>
         </w:rPr>
         <w:t>lv</w:t>
-      </w:r>
-      <w:r>
-        <w:rPr>
-          <w:lang w:val="zh_TW" w:bidi="zh_TW"/>
-        </w:rPr>
-      </w:r>
-    </w:p>
-    <w:p>
-      <w:pPr/>
-      <w:r>
-        <w:rPr>
-          <w:lang w:val="zh_TW" w:bidi="zh_TW"/>
-        </w:rPr>
-      </w:r>
-      <w:r>
-        <w:rPr>
-          <w:i/>
-          <w:lang w:val="zh_TW" w:bidi="zh_TW"/>
-        </w:rPr>
-        <w:t>律法的精義, 律法的限制, 律法與聖靈, 律法主義</w:t>
       </w:r>
       <w:r>
         <w:rPr>

--- a/zht/docx/055.content.docx
+++ b/zht/docx/055.content.docx
@@ -19,7 +19,7 @@
         <w:rPr>
           <w:lang w:val="zh_TW" w:bidi="zh_TW"/>
         </w:rPr>
-        <w:t>Resource: Study Notes - Themes (Tyndale)</w:t>
+        <w:t>Resource: Tyndale Open Study Notes</w:t>
       </w:r>
       <w:r>
         <w:rPr>
@@ -112,7 +112,7 @@
         <w:rPr>
           <w:lang w:val="zh_TW" w:bidi="zh_TW"/>
         </w:rPr>
-        <w:t>Study Notes - Themes (Tyndale)</w:t>
+        <w:t>Tyndale Open Study Notes</w:t>
       </w:r>
     </w:p>
     <w:p>

--- a/zht/docx/055.content.docx
+++ b/zht/docx/055.content.docx
@@ -149,7 +149,7 @@
         <w:rPr>
           <w:lang w:val="zh_TW" w:bidi="zh_TW"/>
         </w:rPr>
-        <w:t>lv</w:t>
+        <w:t>mi</w:t>
       </w:r>
       <w:r>
         <w:rPr>
@@ -212,7 +212,7 @@
         <w:rPr>
           <w:lang w:val="zh_TW" w:bidi="zh_TW"/>
         </w:rPr>
-        <w:t>律法的精義</w:t>
+        <w:t>彌賽亞</w:t>
       </w:r>
       <w:r>
         <w:rPr>
@@ -231,43 +231,33 @@
         <w:rPr>
           <w:lang w:val="zh_TW" w:bidi="zh_TW"/>
         </w:rPr>
-        <w:t>當希西家王想要慶祝逾越節時，他遇到了一個難題。逾越節是紀念以色列從埃及為奴中獲得自由的節日，也是以色列宗教年曆的第一個節日（</w:t>
-      </w:r>
-      <w:hyperlink r:id="rId13">
-        <w:r>
-          <w:rPr>
-            <w:lang w:val="zh_TW" w:bidi="zh_TW"/>
-          </w:rPr>
-          <w:rPr>
-            <w:color w:val="0000EE"/>
-            <w:u w:val="single"/>
-          </w:rPr>
-          <w:t>出12:1–2</w:t>
-        </w:r>
-      </w:hyperlink>
-      <w:r>
-        <w:rPr>
-          <w:lang w:val="zh_TW" w:bidi="zh_TW"/>
-        </w:rPr>
-        <w:t>）。希西家打算恢復以色列對主的敬拜。然而，從他開始推行復興到當年正月之間的時間太短，祭司們沒有足夠的時間準備和召集百姓（</w:t>
-      </w:r>
-      <w:hyperlink r:id="rId14">
-        <w:r>
-          <w:rPr>
-            <w:lang w:val="zh_TW" w:bidi="zh_TW"/>
-          </w:rPr>
-          <w:rPr>
-            <w:color w:val="0000EE"/>
-            <w:u w:val="single"/>
-          </w:rPr>
-          <w:t>代下30:2–3</w:t>
-        </w:r>
-      </w:hyperlink>
-      <w:r>
-        <w:rPr>
-          <w:lang w:val="zh_TW" w:bidi="zh_TW"/>
-        </w:rPr>
-        <w:t>）。因此，他無法在慣常的時間慶祝逾越節。</w:t>
+        <w:t>希臘文</w:t>
+      </w:r>
+      <w:r>
+        <w:rPr>
+          <w:i/>
+          <w:lang w:val="zh_TW" w:bidi="zh_TW"/>
+        </w:rPr>
+        <w:t>christos</w:t>
+      </w:r>
+      <w:r>
+        <w:rPr>
+          <w:lang w:val="zh_TW" w:bidi="zh_TW"/>
+        </w:rPr>
+        <w:t>與希伯來文</w:t>
+      </w:r>
+      <w:r>
+        <w:rPr>
+          <w:i/>
+          <w:lang w:val="zh_TW" w:bidi="zh_TW"/>
+        </w:rPr>
+        <w:t>mashiakh</w:t>
+      </w:r>
+      <w:r>
+        <w:rPr>
+          <w:lang w:val="zh_TW" w:bidi="zh_TW"/>
+        </w:rPr>
+        <w:t>的意思相同，它的意思是「受膏者」（或「被揀選的那位」）；兩個字詞都翻譯為「彌賽亞」或者「基督」。在聖經中，彌賽亞是被神揀選，來完成特殊使命的人。古代的人們會在人的頭上澆灌膏油，表示神為了一個重要的任務而揀選他。這個行動稱為膏抹。</w:t>
       </w:r>
     </w:p>
     <w:p>
@@ -281,7 +271,43 @@
         <w:rPr>
           <w:lang w:val="zh_TW" w:bidi="zh_TW"/>
         </w:rPr>
-        <w:t>希西家將逾越節延後一個月舉行（</w:t>
+        <w:t>在猶太教中，「彌賽亞」一詞有不同的意義。舊約聖經提到不同的人曾接受來自神特別的膏抹。神為了不同的任務和理由揀選這些人。這些人並不都做了好事，但神仍然為了祂的目的而揀選他們（</w:t>
+      </w:r>
+      <w:hyperlink r:id="rId13">
+        <w:r>
+          <w:rPr>
+            <w:lang w:val="zh_TW" w:bidi="zh_TW"/>
+          </w:rPr>
+          <w:rPr>
+            <w:color w:val="0000EE"/>
+            <w:u w:val="single"/>
+          </w:rPr>
+          <w:t>出28:41</w:t>
+        </w:r>
+      </w:hyperlink>
+      <w:r>
+        <w:rPr>
+          <w:lang w:val="zh_TW" w:bidi="zh_TW"/>
+        </w:rPr>
+        <w:t>；</w:t>
+      </w:r>
+      <w:hyperlink r:id="rId14">
+        <w:r>
+          <w:rPr>
+            <w:lang w:val="zh_TW" w:bidi="zh_TW"/>
+          </w:rPr>
+          <w:rPr>
+            <w:color w:val="0000EE"/>
+            <w:u w:val="single"/>
+          </w:rPr>
+          <w:t>撒上9:16</w:t>
+        </w:r>
+      </w:hyperlink>
+      <w:r>
+        <w:rPr>
+          <w:lang w:val="zh_TW" w:bidi="zh_TW"/>
+        </w:rPr>
+        <w:t>；</w:t>
       </w:r>
       <w:hyperlink r:id="rId15">
         <w:r>
@@ -292,14 +318,76 @@
             <w:color w:val="0000EE"/>
             <w:u w:val="single"/>
           </w:rPr>
-          <w:t>代下30:15</w:t>
-        </w:r>
-      </w:hyperlink>
-      <w:r>
-        <w:rPr>
-          <w:lang w:val="zh_TW" w:bidi="zh_TW"/>
-        </w:rPr>
-        <w:t>）。他認為慶祝本身比遵守時間規定更重要。藉著延期，他給予百姓有時間聚集在耶路撒冷的聖殿。這促進了猶大和北國之間的和諧，並聯合了慶典。</w:t>
+          <w:t>王上19:16</w:t>
+        </w:r>
+      </w:hyperlink>
+      <w:r>
+        <w:rPr>
+          <w:lang w:val="zh_TW" w:bidi="zh_TW"/>
+        </w:rPr>
+        <w:t>；</w:t>
+      </w:r>
+      <w:hyperlink r:id="rId16">
+        <w:r>
+          <w:rPr>
+            <w:lang w:val="zh_TW" w:bidi="zh_TW"/>
+          </w:rPr>
+          <w:rPr>
+            <w:color w:val="0000EE"/>
+            <w:u w:val="single"/>
+          </w:rPr>
+          <w:t>賽45:1</w:t>
+        </w:r>
+      </w:hyperlink>
+      <w:r>
+        <w:rPr>
+          <w:lang w:val="zh_TW" w:bidi="zh_TW"/>
+        </w:rPr>
+        <w:t>）。</w:t>
+        <w:br/>
+        <w:br/>
+      </w:r>
+      <w:r>
+        <w:rPr>
+          <w:lang w:val="zh_TW" w:bidi="zh_TW"/>
+        </w:rPr>
+        <w:t>先知期待未來的彌賽亞將會展開神的國（</w:t>
+      </w:r>
+      <w:hyperlink r:id="rId17">
+        <w:r>
+          <w:rPr>
+            <w:lang w:val="zh_TW" w:bidi="zh_TW"/>
+          </w:rPr>
+          <w:rPr>
+            <w:color w:val="0000EE"/>
+            <w:u w:val="single"/>
+          </w:rPr>
+          <w:t>但9:25–26</w:t>
+        </w:r>
+      </w:hyperlink>
+      <w:r>
+        <w:rPr>
+          <w:lang w:val="zh_TW" w:bidi="zh_TW"/>
+        </w:rPr>
+        <w:t>；</w:t>
+      </w:r>
+      <w:hyperlink r:id="rId18">
+        <w:r>
+          <w:rPr>
+            <w:lang w:val="zh_TW" w:bidi="zh_TW"/>
+          </w:rPr>
+          <w:rPr>
+            <w:color w:val="0000EE"/>
+            <w:u w:val="single"/>
+          </w:rPr>
+          <w:t>亞9:9–10</w:t>
+        </w:r>
+      </w:hyperlink>
+      <w:r>
+        <w:rPr>
+          <w:lang w:val="zh_TW" w:bidi="zh_TW"/>
+        </w:rPr>
+        <w:t>）。在耶穌時代，許多猶太人期待彌賽亞是政治鬥士，將帶領以色列戰勝壓迫者，並恢復以色列為一個獨立的王國（見所羅門詩篇17–18）。</w:t>
       </w:r>
     </w:p>
     <w:p>
@@ -313,7 +401,7 @@
         <w:rPr>
           <w:lang w:val="zh_TW" w:bidi="zh_TW"/>
         </w:rPr>
-        <w:t>嚴格遵循規定並不如確保每個人都能慶祝逾越節來得重要。節日開始時，許多百姓未按禮儀潔淨自己，因此無法按照律法要求而宰殺自己的祭牲。</w:t>
+        <w:t>一些猶太人認為彌賽亞這個人會在神的國來臨之前出現。在昆蘭社群中發現了死海古卷，這個群體期待這位彌賽亞同時是祭司和政治鬥士。</w:t>
       </w:r>
     </w:p>
     <w:p>
@@ -327,36 +415,108 @@
         <w:rPr>
           <w:lang w:val="zh_TW" w:bidi="zh_TW"/>
         </w:rPr>
-        <w:t>希西家認為參加逾越節比嚴格遵守規定更為重要。他為那些未能妥善準備的朝聖者禱告。雖然他們在不潔淨的情況下無法獻祭，但仍然可以參與逾越節的慶祝。他們持守正確的態度並在禱告中尋求主以致蒙神的恩慈悅納（</w:t>
-      </w:r>
-      <w:hyperlink r:id="rId16">
-        <w:r>
-          <w:rPr>
-            <w:lang w:val="zh_TW" w:bidi="zh_TW"/>
-          </w:rPr>
-          <w:rPr>
-            <w:color w:val="0000EE"/>
-            <w:u w:val="single"/>
-          </w:rPr>
-          <w:t>代下30:18–20</w:t>
-        </w:r>
-      </w:hyperlink>
-      <w:r>
-        <w:rPr>
-          <w:lang w:val="zh_TW" w:bidi="zh_TW"/>
-        </w:rPr>
-        <w:t>；另見</w:t>
-      </w:r>
-      <w:hyperlink r:id="rId17">
-        <w:r>
-          <w:rPr>
-            <w:lang w:val="zh_TW" w:bidi="zh_TW"/>
-          </w:rPr>
-          <w:rPr>
-            <w:color w:val="0000EE"/>
-            <w:u w:val="single"/>
-          </w:rPr>
-          <w:t>林前11:27–34</w:t>
+        <w:t>由於這種混亂，耶穌避免使用這個稱號，並不令人驚訝。耶穌教導祂的追隨者，自己將如以賽亞預言的那樣受苦（</w:t>
+      </w:r>
+      <w:hyperlink r:id="rId19">
+        <w:r>
+          <w:rPr>
+            <w:lang w:val="zh_TW" w:bidi="zh_TW"/>
+          </w:rPr>
+          <w:rPr>
+            <w:color w:val="0000EE"/>
+            <w:u w:val="single"/>
+          </w:rPr>
+          <w:t>賽52:13–53:12</w:t>
+        </w:r>
+      </w:hyperlink>
+      <w:r>
+        <w:rPr>
+          <w:lang w:val="zh_TW" w:bidi="zh_TW"/>
+        </w:rPr>
+        <w:t>）。猶太人解釋這段經文指的是以色列。耶穌強調受苦和服事是通往得勝的道路（</w:t>
+      </w:r>
+      <w:hyperlink r:id="rId20">
+        <w:r>
+          <w:rPr>
+            <w:lang w:val="zh_TW" w:bidi="zh_TW"/>
+          </w:rPr>
+          <w:rPr>
+            <w:color w:val="0000EE"/>
+            <w:u w:val="single"/>
+          </w:rPr>
+          <w:t>太16:21–28</w:t>
+        </w:r>
+      </w:hyperlink>
+      <w:r>
+        <w:rPr>
+          <w:lang w:val="zh_TW" w:bidi="zh_TW"/>
+        </w:rPr>
+        <w:t>，</w:t>
+      </w:r>
+      <w:hyperlink r:id="rId21">
+        <w:r>
+          <w:rPr>
+            <w:lang w:val="zh_TW" w:bidi="zh_TW"/>
+          </w:rPr>
+          <w:rPr>
+            <w:color w:val="0000EE"/>
+            <w:u w:val="single"/>
+          </w:rPr>
+          <w:t>20:25–28</w:t>
+        </w:r>
+      </w:hyperlink>
+      <w:r>
+        <w:rPr>
+          <w:lang w:val="zh_TW" w:bidi="zh_TW"/>
+        </w:rPr>
+        <w:t>），與猶太人普遍認為彌賽亞是王室征服者的觀點截然不同。然而，這是神建立祂國度的方式（見</w:t>
+      </w:r>
+      <w:hyperlink r:id="rId22">
+        <w:r>
+          <w:rPr>
+            <w:lang w:val="zh_TW" w:bidi="zh_TW"/>
+          </w:rPr>
+          <w:rPr>
+            <w:color w:val="0000EE"/>
+            <w:u w:val="single"/>
+          </w:rPr>
+          <w:t>路2:25–32</w:t>
+        </w:r>
+      </w:hyperlink>
+      <w:r>
+        <w:rPr>
+          <w:lang w:val="zh_TW" w:bidi="zh_TW"/>
+        </w:rPr>
+        <w:t>；</w:t>
+      </w:r>
+      <w:hyperlink r:id="rId23">
+        <w:r>
+          <w:rPr>
+            <w:lang w:val="zh_TW" w:bidi="zh_TW"/>
+          </w:rPr>
+          <w:rPr>
+            <w:color w:val="0000EE"/>
+            <w:u w:val="single"/>
+          </w:rPr>
+          <w:t>約12:37–50</w:t>
+        </w:r>
+      </w:hyperlink>
+      <w:r>
+        <w:rPr>
+          <w:lang w:val="zh_TW" w:bidi="zh_TW"/>
+        </w:rPr>
+        <w:t>；</w:t>
+      </w:r>
+      <w:hyperlink r:id="rId24">
+        <w:r>
+          <w:rPr>
+            <w:lang w:val="zh_TW" w:bidi="zh_TW"/>
+          </w:rPr>
+          <w:rPr>
+            <w:color w:val="0000EE"/>
+            <w:u w:val="single"/>
+          </w:rPr>
+          <w:t>徒2:29–36</w:t>
         </w:r>
       </w:hyperlink>
       <w:r>
@@ -375,9 +535,10 @@
       </w:r>
       <w:r>
         <w:rPr>
-          <w:lang w:val="zh_TW" w:bidi="zh_TW"/>
-        </w:rPr>
-        <w:t>宗教領袖經常批評耶穌沒有遵循律法的所有方面。他們特別關注安息日和潔淨的條例。耶穌教導說，對他人表現愛比遵循律法的每一個細節更為重要。他也批評宗教領袖過於關注律法的細節，而忽略其背後的原則。雖然嚴格遵守律法是猶太人身份認同的關鍵，但律法的精義在某些情況下是容許有一定的靈活性。</w:t>
+          <w:u w:val="single"/>
+          <w:lang w:val="zh_TW" w:bidi="zh_TW"/>
+        </w:rPr>
+        <w:t>進深研究的經文段落</w:t>
       </w:r>
     </w:p>
     <w:p>
@@ -387,12 +548,597 @@
           <w:lang w:val="zh_TW" w:bidi="zh_TW"/>
         </w:rPr>
       </w:r>
-      <w:r>
-        <w:rPr>
-          <w:u w:val="single"/>
-          <w:lang w:val="zh_TW" w:bidi="zh_TW"/>
-        </w:rPr>
-        <w:t>進深研究的經文段落</w:t>
+      <w:hyperlink r:id="rId25">
+        <w:r>
+          <w:rPr>
+            <w:lang w:val="zh_TW" w:bidi="zh_TW"/>
+          </w:rPr>
+          <w:rPr>
+            <w:color w:val="0000EE"/>
+            <w:u w:val="single"/>
+          </w:rPr>
+          <w:t>創17:6</w:t>
+        </w:r>
+      </w:hyperlink>
+      <w:r>
+        <w:rPr>
+          <w:lang w:val="zh_TW" w:bidi="zh_TW"/>
+        </w:rPr>
+        <w:t>；</w:t>
+      </w:r>
+      <w:hyperlink r:id="rId13">
+        <w:r>
+          <w:rPr>
+            <w:lang w:val="zh_TW" w:bidi="zh_TW"/>
+          </w:rPr>
+          <w:rPr>
+            <w:color w:val="0000EE"/>
+            <w:u w:val="single"/>
+          </w:rPr>
+          <w:t>出28:41</w:t>
+        </w:r>
+      </w:hyperlink>
+      <w:r>
+        <w:rPr>
+          <w:lang w:val="zh_TW" w:bidi="zh_TW"/>
+        </w:rPr>
+        <w:t>；</w:t>
+      </w:r>
+      <w:hyperlink r:id="rId14">
+        <w:r>
+          <w:rPr>
+            <w:lang w:val="zh_TW" w:bidi="zh_TW"/>
+          </w:rPr>
+          <w:rPr>
+            <w:color w:val="0000EE"/>
+            <w:u w:val="single"/>
+          </w:rPr>
+          <w:t>撒上9:16</w:t>
+        </w:r>
+      </w:hyperlink>
+      <w:r>
+        <w:rPr>
+          <w:lang w:val="zh_TW" w:bidi="zh_TW"/>
+        </w:rPr>
+        <w:t>；</w:t>
+      </w:r>
+      <w:hyperlink r:id="rId19">
+        <w:r>
+          <w:rPr>
+            <w:lang w:val="zh_TW" w:bidi="zh_TW"/>
+          </w:rPr>
+          <w:rPr>
+            <w:color w:val="0000EE"/>
+            <w:u w:val="single"/>
+          </w:rPr>
+          <w:t>賽52:13–53:12</w:t>
+        </w:r>
+      </w:hyperlink>
+      <w:r>
+        <w:rPr>
+          <w:lang w:val="zh_TW" w:bidi="zh_TW"/>
+        </w:rPr>
+        <w:t>；</w:t>
+      </w:r>
+      <w:hyperlink r:id="rId17">
+        <w:r>
+          <w:rPr>
+            <w:lang w:val="zh_TW" w:bidi="zh_TW"/>
+          </w:rPr>
+          <w:rPr>
+            <w:color w:val="0000EE"/>
+            <w:u w:val="single"/>
+          </w:rPr>
+          <w:t>但9:25–26</w:t>
+        </w:r>
+      </w:hyperlink>
+      <w:r>
+        <w:rPr>
+          <w:lang w:val="zh_TW" w:bidi="zh_TW"/>
+        </w:rPr>
+        <w:t>；</w:t>
+      </w:r>
+      <w:hyperlink r:id="rId18">
+        <w:r>
+          <w:rPr>
+            <w:lang w:val="zh_TW" w:bidi="zh_TW"/>
+          </w:rPr>
+          <w:rPr>
+            <w:color w:val="0000EE"/>
+            <w:u w:val="single"/>
+          </w:rPr>
+          <w:t>亞9:9–10</w:t>
+        </w:r>
+      </w:hyperlink>
+      <w:r>
+        <w:rPr>
+          <w:lang w:val="zh_TW" w:bidi="zh_TW"/>
+        </w:rPr>
+        <w:t>；</w:t>
+      </w:r>
+      <w:hyperlink r:id="rId26">
+        <w:r>
+          <w:rPr>
+            <w:lang w:val="zh_TW" w:bidi="zh_TW"/>
+          </w:rPr>
+          <w:rPr>
+            <w:color w:val="0000EE"/>
+            <w:u w:val="single"/>
+          </w:rPr>
+          <w:t>太2:4–6</w:t>
+        </w:r>
+      </w:hyperlink>
+      <w:r>
+        <w:rPr>
+          <w:lang w:val="zh_TW" w:bidi="zh_TW"/>
+        </w:rPr>
+        <w:t>，</w:t>
+      </w:r>
+      <w:hyperlink r:id="rId27">
+        <w:r>
+          <w:rPr>
+            <w:lang w:val="zh_TW" w:bidi="zh_TW"/>
+          </w:rPr>
+          <w:rPr>
+            <w:color w:val="0000EE"/>
+            <w:u w:val="single"/>
+          </w:rPr>
+          <w:t>11:2–6</w:t>
+        </w:r>
+      </w:hyperlink>
+      <w:r>
+        <w:rPr>
+          <w:lang w:val="zh_TW" w:bidi="zh_TW"/>
+        </w:rPr>
+        <w:t>，</w:t>
+      </w:r>
+      <w:hyperlink r:id="rId28">
+        <w:r>
+          <w:rPr>
+            <w:lang w:val="zh_TW" w:bidi="zh_TW"/>
+          </w:rPr>
+          <w:rPr>
+            <w:color w:val="0000EE"/>
+            <w:u w:val="single"/>
+          </w:rPr>
+          <w:t>16:13–20</w:t>
+        </w:r>
+      </w:hyperlink>
+      <w:r>
+        <w:rPr>
+          <w:lang w:val="zh_TW" w:bidi="zh_TW"/>
+        </w:rPr>
+        <w:t>，</w:t>
+      </w:r>
+      <w:hyperlink r:id="rId29">
+        <w:r>
+          <w:rPr>
+            <w:lang w:val="zh_TW" w:bidi="zh_TW"/>
+          </w:rPr>
+          <w:rPr>
+            <w:color w:val="0000EE"/>
+            <w:u w:val="single"/>
+          </w:rPr>
+          <w:t>17:10–12</w:t>
+        </w:r>
+      </w:hyperlink>
+      <w:r>
+        <w:rPr>
+          <w:lang w:val="zh_TW" w:bidi="zh_TW"/>
+        </w:rPr>
+        <w:t>，</w:t>
+      </w:r>
+      <w:hyperlink r:id="rId30">
+        <w:r>
+          <w:rPr>
+            <w:lang w:val="zh_TW" w:bidi="zh_TW"/>
+          </w:rPr>
+          <w:rPr>
+            <w:color w:val="0000EE"/>
+            <w:u w:val="single"/>
+          </w:rPr>
+          <w:t>22:41–46</w:t>
+        </w:r>
+      </w:hyperlink>
+      <w:r>
+        <w:rPr>
+          <w:lang w:val="zh_TW" w:bidi="zh_TW"/>
+        </w:rPr>
+        <w:t>，</w:t>
+      </w:r>
+      <w:hyperlink r:id="rId31">
+        <w:r>
+          <w:rPr>
+            <w:lang w:val="zh_TW" w:bidi="zh_TW"/>
+          </w:rPr>
+          <w:rPr>
+            <w:color w:val="0000EE"/>
+            <w:u w:val="single"/>
+          </w:rPr>
+          <w:t>24:23–27</w:t>
+        </w:r>
+      </w:hyperlink>
+      <w:r>
+        <w:rPr>
+          <w:lang w:val="zh_TW" w:bidi="zh_TW"/>
+        </w:rPr>
+        <w:t>，</w:t>
+      </w:r>
+      <w:hyperlink r:id="rId32">
+        <w:r>
+          <w:rPr>
+            <w:lang w:val="zh_TW" w:bidi="zh_TW"/>
+          </w:rPr>
+          <w:rPr>
+            <w:color w:val="0000EE"/>
+            <w:u w:val="single"/>
+          </w:rPr>
+          <w:t>26:62–65</w:t>
+        </w:r>
+      </w:hyperlink>
+      <w:r>
+        <w:rPr>
+          <w:lang w:val="zh_TW" w:bidi="zh_TW"/>
+        </w:rPr>
+        <w:t>；</w:t>
+      </w:r>
+      <w:hyperlink r:id="rId33">
+        <w:r>
+          <w:rPr>
+            <w:lang w:val="zh_TW" w:bidi="zh_TW"/>
+          </w:rPr>
+          <w:rPr>
+            <w:color w:val="0000EE"/>
+            <w:u w:val="single"/>
+          </w:rPr>
+          <w:t>路2:8–11</w:t>
+        </w:r>
+      </w:hyperlink>
+      <w:r>
+        <w:rPr>
+          <w:lang w:val="zh_TW" w:bidi="zh_TW"/>
+        </w:rPr>
+        <w:t>、</w:t>
+      </w:r>
+      <w:hyperlink r:id="rId34">
+        <w:r>
+          <w:rPr>
+            <w:lang w:val="zh_TW" w:bidi="zh_TW"/>
+          </w:rPr>
+          <w:rPr>
+            <w:color w:val="0000EE"/>
+            <w:u w:val="single"/>
+          </w:rPr>
+          <w:t>25–35</w:t>
+        </w:r>
+      </w:hyperlink>
+      <w:r>
+        <w:rPr>
+          <w:lang w:val="zh_TW" w:bidi="zh_TW"/>
+        </w:rPr>
+        <w:t>，</w:t>
+      </w:r>
+      <w:hyperlink r:id="rId35">
+        <w:r>
+          <w:rPr>
+            <w:lang w:val="zh_TW" w:bidi="zh_TW"/>
+          </w:rPr>
+          <w:rPr>
+            <w:color w:val="0000EE"/>
+            <w:u w:val="single"/>
+          </w:rPr>
+          <w:t>3:15–18</w:t>
+        </w:r>
+      </w:hyperlink>
+      <w:r>
+        <w:rPr>
+          <w:lang w:val="zh_TW" w:bidi="zh_TW"/>
+        </w:rPr>
+        <w:t>，</w:t>
+      </w:r>
+      <w:hyperlink r:id="rId36">
+        <w:r>
+          <w:rPr>
+            <w:lang w:val="zh_TW" w:bidi="zh_TW"/>
+          </w:rPr>
+          <w:rPr>
+            <w:color w:val="0000EE"/>
+            <w:u w:val="single"/>
+          </w:rPr>
+          <w:t>23:35–43</w:t>
+        </w:r>
+      </w:hyperlink>
+      <w:r>
+        <w:rPr>
+          <w:lang w:val="zh_TW" w:bidi="zh_TW"/>
+        </w:rPr>
+        <w:t>，</w:t>
+      </w:r>
+      <w:hyperlink r:id="rId37">
+        <w:r>
+          <w:rPr>
+            <w:lang w:val="zh_TW" w:bidi="zh_TW"/>
+          </w:rPr>
+          <w:rPr>
+            <w:color w:val="0000EE"/>
+            <w:u w:val="single"/>
+          </w:rPr>
+          <w:t>24:26–27</w:t>
+        </w:r>
+      </w:hyperlink>
+      <w:r>
+        <w:rPr>
+          <w:lang w:val="zh_TW" w:bidi="zh_TW"/>
+        </w:rPr>
+        <w:t>、</w:t>
+      </w:r>
+      <w:hyperlink r:id="rId38">
+        <w:r>
+          <w:rPr>
+            <w:lang w:val="zh_TW" w:bidi="zh_TW"/>
+          </w:rPr>
+          <w:rPr>
+            <w:color w:val="0000EE"/>
+            <w:u w:val="single"/>
+          </w:rPr>
+          <w:t>46–47</w:t>
+        </w:r>
+      </w:hyperlink>
+      <w:r>
+        <w:rPr>
+          <w:lang w:val="zh_TW" w:bidi="zh_TW"/>
+        </w:rPr>
+        <w:t>；</w:t>
+      </w:r>
+      <w:hyperlink r:id="rId39">
+        <w:r>
+          <w:rPr>
+            <w:lang w:val="zh_TW" w:bidi="zh_TW"/>
+          </w:rPr>
+          <w:rPr>
+            <w:color w:val="0000EE"/>
+            <w:u w:val="single"/>
+          </w:rPr>
+          <w:t>約4:21–29</w:t>
+        </w:r>
+      </w:hyperlink>
+      <w:r>
+        <w:rPr>
+          <w:lang w:val="zh_TW" w:bidi="zh_TW"/>
+        </w:rPr>
+        <w:t>，</w:t>
+      </w:r>
+      <w:hyperlink r:id="rId40">
+        <w:r>
+          <w:rPr>
+            <w:lang w:val="zh_TW" w:bidi="zh_TW"/>
+          </w:rPr>
+          <w:rPr>
+            <w:color w:val="0000EE"/>
+            <w:u w:val="single"/>
+          </w:rPr>
+          <w:t>7:25–27、</w:t>
+        </w:r>
+      </w:hyperlink>
+      <w:hyperlink r:id="rId41">
+        <w:r>
+          <w:rPr>
+            <w:lang w:val="zh_TW" w:bidi="zh_TW"/>
+          </w:rPr>
+          <w:rPr>
+            <w:color w:val="0000EE"/>
+            <w:u w:val="single"/>
+          </w:rPr>
+          <w:t>31</w:t>
+        </w:r>
+      </w:hyperlink>
+      <w:r>
+        <w:rPr>
+          <w:lang w:val="zh_TW" w:bidi="zh_TW"/>
+        </w:rPr>
+        <w:t>、</w:t>
+      </w:r>
+      <w:hyperlink r:id="rId42">
+        <w:r>
+          <w:rPr>
+            <w:lang w:val="zh_TW" w:bidi="zh_TW"/>
+          </w:rPr>
+          <w:rPr>
+            <w:color w:val="0000EE"/>
+            <w:u w:val="single"/>
+          </w:rPr>
+          <w:t>40–43</w:t>
+        </w:r>
+      </w:hyperlink>
+      <w:r>
+        <w:rPr>
+          <w:lang w:val="zh_TW" w:bidi="zh_TW"/>
+        </w:rPr>
+        <w:t>，</w:t>
+      </w:r>
+      <w:hyperlink r:id="rId43">
+        <w:r>
+          <w:rPr>
+            <w:lang w:val="zh_TW" w:bidi="zh_TW"/>
+          </w:rPr>
+          <w:rPr>
+            <w:color w:val="0000EE"/>
+            <w:u w:val="single"/>
+          </w:rPr>
+          <w:t>12:34–50</w:t>
+        </w:r>
+      </w:hyperlink>
+      <w:r>
+        <w:rPr>
+          <w:lang w:val="zh_TW" w:bidi="zh_TW"/>
+        </w:rPr>
+        <w:t>，</w:t>
+      </w:r>
+      <w:hyperlink r:id="rId44">
+        <w:r>
+          <w:rPr>
+            <w:lang w:val="zh_TW" w:bidi="zh_TW"/>
+          </w:rPr>
+          <w:rPr>
+            <w:color w:val="0000EE"/>
+            <w:u w:val="single"/>
+          </w:rPr>
+          <w:t>20:30–31</w:t>
+        </w:r>
+      </w:hyperlink>
+      <w:r>
+        <w:rPr>
+          <w:lang w:val="zh_TW" w:bidi="zh_TW"/>
+        </w:rPr>
+        <w:t>；</w:t>
+      </w:r>
+      <w:hyperlink r:id="rId45">
+        <w:r>
+          <w:rPr>
+            <w:lang w:val="zh_TW" w:bidi="zh_TW"/>
+          </w:rPr>
+          <w:rPr>
+            <w:color w:val="0000EE"/>
+            <w:u w:val="single"/>
+          </w:rPr>
+          <w:t>徒2:22–36</w:t>
+        </w:r>
+      </w:hyperlink>
+      <w:r>
+        <w:rPr>
+          <w:lang w:val="zh_TW" w:bidi="zh_TW"/>
+        </w:rPr>
+        <w:t>，</w:t>
+      </w:r>
+      <w:hyperlink r:id="rId46">
+        <w:r>
+          <w:rPr>
+            <w:lang w:val="zh_TW" w:bidi="zh_TW"/>
+          </w:rPr>
+          <w:rPr>
+            <w:color w:val="0000EE"/>
+            <w:u w:val="single"/>
+          </w:rPr>
+          <w:t>3:17–26</w:t>
+        </w:r>
+      </w:hyperlink>
+      <w:r>
+        <w:rPr>
+          <w:lang w:val="zh_TW" w:bidi="zh_TW"/>
+        </w:rPr>
+        <w:t>，</w:t>
+      </w:r>
+      <w:hyperlink r:id="rId47">
+        <w:r>
+          <w:rPr>
+            <w:lang w:val="zh_TW" w:bidi="zh_TW"/>
+          </w:rPr>
+          <w:rPr>
+            <w:color w:val="0000EE"/>
+            <w:u w:val="single"/>
+          </w:rPr>
+          <w:t>4:25–28</w:t>
+        </w:r>
+      </w:hyperlink>
+      <w:r>
+        <w:rPr>
+          <w:lang w:val="zh_TW" w:bidi="zh_TW"/>
+        </w:rPr>
+        <w:t>，</w:t>
+      </w:r>
+      <w:hyperlink r:id="rId48">
+        <w:r>
+          <w:rPr>
+            <w:lang w:val="zh_TW" w:bidi="zh_TW"/>
+          </w:rPr>
+          <w:rPr>
+            <w:color w:val="0000EE"/>
+            <w:u w:val="single"/>
+          </w:rPr>
+          <w:t>9:22</w:t>
+        </w:r>
+      </w:hyperlink>
+      <w:r>
+        <w:rPr>
+          <w:lang w:val="zh_TW" w:bidi="zh_TW"/>
+        </w:rPr>
+        <w:t>，</w:t>
+      </w:r>
+      <w:hyperlink r:id="rId49">
+        <w:r>
+          <w:rPr>
+            <w:lang w:val="zh_TW" w:bidi="zh_TW"/>
+          </w:rPr>
+          <w:rPr>
+            <w:color w:val="0000EE"/>
+            <w:u w:val="single"/>
+          </w:rPr>
+          <w:t>13:23–25</w:t>
+        </w:r>
+      </w:hyperlink>
+      <w:r>
+        <w:rPr>
+          <w:lang w:val="zh_TW" w:bidi="zh_TW"/>
+        </w:rPr>
+        <w:t>，</w:t>
+      </w:r>
+      <w:hyperlink r:id="rId50">
+        <w:r>
+          <w:rPr>
+            <w:lang w:val="zh_TW" w:bidi="zh_TW"/>
+          </w:rPr>
+          <w:rPr>
+            <w:color w:val="0000EE"/>
+            <w:u w:val="single"/>
+          </w:rPr>
+          <w:t>17:3</w:t>
+        </w:r>
+      </w:hyperlink>
+      <w:r>
+        <w:rPr>
+          <w:lang w:val="zh_TW" w:bidi="zh_TW"/>
+        </w:rPr>
+        <w:t>，</w:t>
+      </w:r>
+      <w:hyperlink r:id="rId51">
+        <w:r>
+          <w:rPr>
+            <w:lang w:val="zh_TW" w:bidi="zh_TW"/>
+          </w:rPr>
+          <w:rPr>
+            <w:color w:val="0000EE"/>
+            <w:u w:val="single"/>
+          </w:rPr>
+          <w:t>26:22–23</w:t>
+        </w:r>
+      </w:hyperlink>
+      <w:r>
+        <w:rPr>
+          <w:lang w:val="zh_TW" w:bidi="zh_TW"/>
+        </w:rPr>
+        <w:t>，</w:t>
+      </w:r>
+      <w:hyperlink r:id="rId52">
+        <w:r>
+          <w:rPr>
+            <w:lang w:val="zh_TW" w:bidi="zh_TW"/>
+          </w:rPr>
+          <w:rPr>
+            <w:color w:val="0000EE"/>
+            <w:u w:val="single"/>
+          </w:rPr>
+          <w:t>28:17–24</w:t>
+        </w:r>
+      </w:hyperlink>
+      <w:r>
+        <w:rPr>
+          <w:lang w:val="zh_TW" w:bidi="zh_TW"/>
+        </w:rPr>
+      </w:r>
+      <w:r>
+        <w:rPr>
+          <w:lang w:val="zh_TW" w:bidi="zh_TW"/>
+        </w:rPr>
       </w:r>
     </w:p>
     <w:p>
@@ -402,166 +1148,16 @@
           <w:lang w:val="zh_TW" w:bidi="zh_TW"/>
         </w:rPr>
       </w:r>
-      <w:hyperlink r:id="rId18">
-        <w:r>
-          <w:rPr>
-            <w:lang w:val="zh_TW" w:bidi="zh_TW"/>
-          </w:rPr>
-          <w:rPr>
-            <w:color w:val="0000EE"/>
-            <w:u w:val="single"/>
-          </w:rPr>
-          <w:t>出12:1–30</w:t>
-        </w:r>
-      </w:hyperlink>
-      <w:r>
-        <w:rPr>
-          <w:lang w:val="zh_TW" w:bidi="zh_TW"/>
-        </w:rPr>
-        <w:t>；</w:t>
-      </w:r>
-      <w:hyperlink r:id="rId19">
-        <w:r>
-          <w:rPr>
-            <w:lang w:val="zh_TW" w:bidi="zh_TW"/>
-          </w:rPr>
-          <w:rPr>
-            <w:color w:val="0000EE"/>
-            <w:u w:val="single"/>
-          </w:rPr>
-          <w:t>王下5:17–19</w:t>
-        </w:r>
-      </w:hyperlink>
-      <w:r>
-        <w:rPr>
-          <w:lang w:val="zh_TW" w:bidi="zh_TW"/>
-        </w:rPr>
-        <w:t>；</w:t>
-      </w:r>
-      <w:hyperlink r:id="rId20">
-        <w:r>
-          <w:rPr>
-            <w:lang w:val="zh_TW" w:bidi="zh_TW"/>
-          </w:rPr>
-          <w:rPr>
-            <w:color w:val="0000EE"/>
-            <w:u w:val="single"/>
-          </w:rPr>
-          <w:t>代下30:1–27</w:t>
-        </w:r>
-      </w:hyperlink>
-      <w:r>
-        <w:rPr>
-          <w:lang w:val="zh_TW" w:bidi="zh_TW"/>
-        </w:rPr>
-        <w:t>；</w:t>
-      </w:r>
-      <w:hyperlink r:id="rId21">
-        <w:r>
-          <w:rPr>
-            <w:lang w:val="zh_TW" w:bidi="zh_TW"/>
-          </w:rPr>
-          <w:rPr>
-            <w:color w:val="0000EE"/>
-            <w:u w:val="single"/>
-          </w:rPr>
-          <w:t>太15:21–28</w:t>
-        </w:r>
-      </w:hyperlink>
-      <w:r>
-        <w:rPr>
-          <w:lang w:val="zh_TW" w:bidi="zh_TW"/>
-        </w:rPr>
-        <w:t>；</w:t>
-      </w:r>
-      <w:hyperlink r:id="rId22">
-        <w:r>
-          <w:rPr>
-            <w:lang w:val="zh_TW" w:bidi="zh_TW"/>
-          </w:rPr>
-          <w:rPr>
-            <w:color w:val="0000EE"/>
-            <w:u w:val="single"/>
-          </w:rPr>
-          <w:t>約8:1–11</w:t>
-        </w:r>
-      </w:hyperlink>
-      <w:r>
-        <w:rPr>
-          <w:lang w:val="zh_TW" w:bidi="zh_TW"/>
-        </w:rPr>
-        <w:t>；</w:t>
-      </w:r>
-      <w:hyperlink r:id="rId23">
-        <w:r>
-          <w:rPr>
-            <w:lang w:val="zh_TW" w:bidi="zh_TW"/>
-          </w:rPr>
-          <w:rPr>
-            <w:color w:val="0000EE"/>
-            <w:u w:val="single"/>
-          </w:rPr>
-          <w:t>羅3:23–28</w:t>
-        </w:r>
-      </w:hyperlink>
-      <w:r>
-        <w:rPr>
-          <w:lang w:val="zh_TW" w:bidi="zh_TW"/>
-        </w:rPr>
-        <w:t>；</w:t>
-      </w:r>
-      <w:hyperlink r:id="rId17">
-        <w:r>
-          <w:rPr>
-            <w:lang w:val="zh_TW" w:bidi="zh_TW"/>
-          </w:rPr>
-          <w:rPr>
-            <w:color w:val="0000EE"/>
-            <w:u w:val="single"/>
-          </w:rPr>
-          <w:t>林前11:27–34</w:t>
-        </w:r>
-      </w:hyperlink>
-      <w:r>
-        <w:rPr>
-          <w:lang w:val="zh_TW" w:bidi="zh_TW"/>
-        </w:rPr>
-        <w:t>；</w:t>
-      </w:r>
-      <w:hyperlink r:id="rId24">
-        <w:r>
-          <w:rPr>
-            <w:lang w:val="zh_TW" w:bidi="zh_TW"/>
-          </w:rPr>
-          <w:rPr>
-            <w:color w:val="0000EE"/>
-            <w:u w:val="single"/>
-          </w:rPr>
-          <w:t>來9:13–15</w:t>
-        </w:r>
-      </w:hyperlink>
-      <w:r>
-        <w:rPr>
-          <w:lang w:val="zh_TW" w:bidi="zh_TW"/>
-        </w:rPr>
-        <w:t>；</w:t>
-      </w:r>
-      <w:hyperlink r:id="rId25">
-        <w:r>
-          <w:rPr>
-            <w:lang w:val="zh_TW" w:bidi="zh_TW"/>
-          </w:rPr>
-          <w:rPr>
-            <w:color w:val="0000EE"/>
-            <w:u w:val="single"/>
-          </w:rPr>
-          <w:t>雅5:16</w:t>
-        </w:r>
-      </w:hyperlink>
-      <w:r>
-        <w:rPr>
-          <w:lang w:val="zh_TW" w:bidi="zh_TW"/>
-        </w:rPr>
+    </w:p>
+    <w:p>
+      <w:pPr>
+        <w:pStyle w:val="Heading2"/>
+      </w:pPr>
+      <w:r>
+        <w:rPr>
+          <w:lang w:val="zh_TW" w:bidi="zh_TW"/>
+        </w:rPr>
+        <w:t>彌賽亞的秘密</w:t>
       </w:r>
       <w:r>
         <w:rPr>
@@ -576,21 +1172,191 @@
           <w:lang w:val="zh_TW" w:bidi="zh_TW"/>
         </w:rPr>
       </w:r>
+      <w:r>
+        <w:rPr>
+          <w:lang w:val="zh_TW" w:bidi="zh_TW"/>
+        </w:rPr>
+        <w:t>在馬可福音中，耶穌經常告訴人們不要揭露衪身為彌賽亞（神所揀選的那一位）的真實身份。這些人包括了：</w:t>
+      </w:r>
     </w:p>
     <w:p>
       <w:pPr>
-        <w:pStyle w:val="Heading2"/>
-      </w:pPr>
-      <w:r>
-        <w:rPr>
-          <w:lang w:val="zh_TW" w:bidi="zh_TW"/>
-        </w:rPr>
-        <w:t>律法的限制</w:t>
-      </w:r>
-      <w:r>
-        <w:rPr>
-          <w:lang w:val="zh_TW" w:bidi="zh_TW"/>
-        </w:rPr>
+        <w:pStyle w:val="ListBullet"/>
+        <w:spacing w:line="240" w:lineRule="auto"/>
+        <w:ind w:left="720"/>
+      </w:pPr>
+      <w:r>
+        <w:rPr>
+          <w:lang w:val="zh_TW" w:bidi="zh_TW"/>
+        </w:rPr>
+      </w:r>
+      <w:r>
+        <w:rPr>
+          <w:lang w:val="zh_TW" w:bidi="zh_TW"/>
+        </w:rPr>
+        <w:t>那些被耶穌醫治或從死裡復活的人，</w:t>
+      </w:r>
+    </w:p>
+    <w:p>
+      <w:pPr>
+        <w:pStyle w:val="ListBullet"/>
+        <w:spacing w:line="240" w:lineRule="auto"/>
+        <w:ind w:left="720"/>
+      </w:pPr>
+      <w:r>
+        <w:rPr>
+          <w:lang w:val="zh_TW" w:bidi="zh_TW"/>
+        </w:rPr>
+      </w:r>
+      <w:r>
+        <w:rPr>
+          <w:lang w:val="zh_TW" w:bidi="zh_TW"/>
+        </w:rPr>
+        <w:t>那些知道耶穌是基督（希臘文的彌賽亞）的門徒，以及</w:t>
+      </w:r>
+    </w:p>
+    <w:p>
+      <w:pPr>
+        <w:pStyle w:val="ListBullet"/>
+        <w:spacing w:line="240" w:lineRule="auto"/>
+        <w:ind w:left="720"/>
+      </w:pPr>
+      <w:r>
+        <w:rPr>
+          <w:lang w:val="zh_TW" w:bidi="zh_TW"/>
+        </w:rPr>
+      </w:r>
+      <w:r>
+        <w:rPr>
+          <w:lang w:val="zh_TW" w:bidi="zh_TW"/>
+        </w:rPr>
+        <w:t>那些明白耶穌真實身份的鬼魔們（見</w:t>
+      </w:r>
+      <w:hyperlink r:id="rId53">
+        <w:r>
+          <w:rPr>
+            <w:lang w:val="zh_TW" w:bidi="zh_TW"/>
+          </w:rPr>
+          <w:rPr>
+            <w:color w:val="0000EE"/>
+            <w:u w:val="single"/>
+          </w:rPr>
+          <w:t>可1:34</w:t>
+        </w:r>
+      </w:hyperlink>
+      <w:r>
+        <w:rPr>
+          <w:lang w:val="zh_TW" w:bidi="zh_TW"/>
+        </w:rPr>
+        <w:t>、</w:t>
+      </w:r>
+      <w:hyperlink r:id="rId54">
+        <w:r>
+          <w:rPr>
+            <w:lang w:val="zh_TW" w:bidi="zh_TW"/>
+          </w:rPr>
+          <w:rPr>
+            <w:color w:val="0000EE"/>
+            <w:u w:val="single"/>
+          </w:rPr>
+          <w:t>44</w:t>
+        </w:r>
+      </w:hyperlink>
+      <w:r>
+        <w:rPr>
+          <w:lang w:val="zh_TW" w:bidi="zh_TW"/>
+        </w:rPr>
+        <w:t>，</w:t>
+      </w:r>
+      <w:hyperlink r:id="rId55">
+        <w:r>
+          <w:rPr>
+            <w:lang w:val="zh_TW" w:bidi="zh_TW"/>
+          </w:rPr>
+          <w:rPr>
+            <w:color w:val="0000EE"/>
+            <w:u w:val="single"/>
+          </w:rPr>
+          <w:t>3:11–12</w:t>
+        </w:r>
+      </w:hyperlink>
+      <w:r>
+        <w:rPr>
+          <w:lang w:val="zh_TW" w:bidi="zh_TW"/>
+        </w:rPr>
+        <w:t>，</w:t>
+      </w:r>
+      <w:hyperlink r:id="rId56">
+        <w:r>
+          <w:rPr>
+            <w:lang w:val="zh_TW" w:bidi="zh_TW"/>
+          </w:rPr>
+          <w:rPr>
+            <w:color w:val="0000EE"/>
+            <w:u w:val="single"/>
+          </w:rPr>
+          <w:t>5:43</w:t>
+        </w:r>
+      </w:hyperlink>
+      <w:r>
+        <w:rPr>
+          <w:lang w:val="zh_TW" w:bidi="zh_TW"/>
+        </w:rPr>
+        <w:t>，</w:t>
+      </w:r>
+      <w:hyperlink r:id="rId57">
+        <w:r>
+          <w:rPr>
+            <w:lang w:val="zh_TW" w:bidi="zh_TW"/>
+          </w:rPr>
+          <w:rPr>
+            <w:color w:val="0000EE"/>
+            <w:u w:val="single"/>
+          </w:rPr>
+          <w:t>7:36</w:t>
+        </w:r>
+      </w:hyperlink>
+      <w:r>
+        <w:rPr>
+          <w:lang w:val="zh_TW" w:bidi="zh_TW"/>
+        </w:rPr>
+        <w:t>，</w:t>
+      </w:r>
+      <w:hyperlink r:id="rId58">
+        <w:r>
+          <w:rPr>
+            <w:lang w:val="zh_TW" w:bidi="zh_TW"/>
+          </w:rPr>
+          <w:rPr>
+            <w:color w:val="0000EE"/>
+            <w:u w:val="single"/>
+          </w:rPr>
+          <w:t>8:29–30</w:t>
+        </w:r>
+      </w:hyperlink>
+      <w:r>
+        <w:rPr>
+          <w:lang w:val="zh_TW" w:bidi="zh_TW"/>
+        </w:rPr>
+        <w:t>，</w:t>
+      </w:r>
+      <w:hyperlink r:id="rId59">
+        <w:r>
+          <w:rPr>
+            <w:lang w:val="zh_TW" w:bidi="zh_TW"/>
+          </w:rPr>
+          <w:rPr>
+            <w:color w:val="0000EE"/>
+            <w:u w:val="single"/>
+          </w:rPr>
+          <w:t>9:9</w:t>
+        </w:r>
+      </w:hyperlink>
+      <w:r>
+        <w:rPr>
+          <w:lang w:val="zh_TW" w:bidi="zh_TW"/>
+        </w:rPr>
+        <w:t>）。</w:t>
       </w:r>
     </w:p>
     <w:p>
@@ -604,43 +1370,61 @@
         <w:rPr>
           <w:lang w:val="zh_TW" w:bidi="zh_TW"/>
         </w:rPr>
-        <w:t>律法是神與以色列民族特殊協議（盟約）的核心。許多使徒保羅時代的猶太人，包括猶太基督徒，仍認為律法對生活至關重要。因此，保羅經常在他的書信中探討律法的問題，特別是羅馬書和加拉太書。他在</w:t>
-      </w:r>
-      <w:hyperlink r:id="rId26">
-        <w:r>
-          <w:rPr>
-            <w:lang w:val="zh_TW" w:bidi="zh_TW"/>
-          </w:rPr>
-          <w:rPr>
-            <w:color w:val="0000EE"/>
-            <w:u w:val="single"/>
-          </w:rPr>
-          <w:t>羅馬書七章</w:t>
-        </w:r>
-      </w:hyperlink>
-      <w:r>
-        <w:rPr>
-          <w:lang w:val="zh_TW" w:bidi="zh_TW"/>
-        </w:rPr>
-        <w:t>中深入探討了這一點，他主張摩西律法非但沒有改善人們的生活，反而引發罪並帶來死亡（見</w:t>
-      </w:r>
-      <w:hyperlink r:id="rId27">
-        <w:r>
-          <w:rPr>
-            <w:lang w:val="zh_TW" w:bidi="zh_TW"/>
-          </w:rPr>
-          <w:rPr>
-            <w:color w:val="0000EE"/>
-            <w:u w:val="single"/>
-          </w:rPr>
-          <w:t>7:5</w:t>
-        </w:r>
-      </w:hyperlink>
-      <w:r>
-        <w:rPr>
-          <w:lang w:val="zh_TW" w:bidi="zh_TW"/>
-        </w:rPr>
-        <w:t>）。</w:t>
+        <w:t xml:space="preserve">這個主題（通常稱為「彌賽亞的秘密〔Messianic Secret〕」）在馬太福音和路加福音中出現得較少（見 </w:t>
+      </w:r>
+      <w:hyperlink r:id="rId60">
+        <w:r>
+          <w:rPr>
+            <w:lang w:val="zh_TW" w:bidi="zh_TW"/>
+          </w:rPr>
+          <w:rPr>
+            <w:color w:val="0000EE"/>
+            <w:u w:val="single"/>
+          </w:rPr>
+          <w:t>太8:4</w:t>
+        </w:r>
+      </w:hyperlink>
+      <w:r>
+        <w:rPr>
+          <w:lang w:val="zh_TW" w:bidi="zh_TW"/>
+        </w:rPr>
+        <w:t>，</w:t>
+      </w:r>
+      <w:hyperlink r:id="rId61">
+        <w:r>
+          <w:rPr>
+            <w:lang w:val="zh_TW" w:bidi="zh_TW"/>
+          </w:rPr>
+          <w:rPr>
+            <w:color w:val="0000EE"/>
+            <w:u w:val="single"/>
+          </w:rPr>
+          <w:t>16:20</w:t>
+        </w:r>
+      </w:hyperlink>
+      <w:r>
+        <w:rPr>
+          <w:lang w:val="zh_TW" w:bidi="zh_TW"/>
+        </w:rPr>
+        <w:t>；</w:t>
+      </w:r>
+      <w:hyperlink r:id="rId62">
+        <w:r>
+          <w:rPr>
+            <w:lang w:val="zh_TW" w:bidi="zh_TW"/>
+          </w:rPr>
+          <w:rPr>
+            <w:color w:val="0000EE"/>
+            <w:u w:val="single"/>
+          </w:rPr>
+          <w:t>路9:21</w:t>
+        </w:r>
+      </w:hyperlink>
+      <w:r>
+        <w:rPr>
+          <w:lang w:val="zh_TW" w:bidi="zh_TW"/>
+        </w:rPr>
+        <w:t>）。為什麼耶穌要吩咐那些被衪醫治的人和那些知道衪真實身份的人，將衪的醫治神蹟和衪的身份保密呢？</w:t>
       </w:r>
     </w:p>
     <w:p>
@@ -654,43 +1438,7 @@
         <w:rPr>
           <w:lang w:val="zh_TW" w:bidi="zh_TW"/>
         </w:rPr>
-        <w:t>保羅希望他的讀者明白，律法不是問題所在。神的律法是良善的、是聖潔的 （</w:t>
-      </w:r>
-      <w:hyperlink r:id="rId28">
-        <w:r>
-          <w:rPr>
-            <w:lang w:val="zh_TW" w:bidi="zh_TW"/>
-          </w:rPr>
-          <w:rPr>
-            <w:color w:val="0000EE"/>
-            <w:u w:val="single"/>
-          </w:rPr>
-          <w:t>羅7:12</w:t>
-        </w:r>
-      </w:hyperlink>
-      <w:r>
-        <w:rPr>
-          <w:lang w:val="zh_TW" w:bidi="zh_TW"/>
-        </w:rPr>
-        <w:t>），但它無法改變人類的心或意志。無論保羅描述的是非基督徒、成熟的基督徒，或是不成熟的基督徒，信息都是一樣：律法無法戰勝人類的罪（</w:t>
-      </w:r>
-      <w:hyperlink r:id="rId29">
-        <w:r>
-          <w:rPr>
-            <w:lang w:val="zh_TW" w:bidi="zh_TW"/>
-          </w:rPr>
-          <w:rPr>
-            <w:color w:val="0000EE"/>
-            <w:u w:val="single"/>
-          </w:rPr>
-          <w:t>羅7:14–25</w:t>
-        </w:r>
-      </w:hyperlink>
-      <w:r>
-        <w:rPr>
-          <w:lang w:val="zh_TW" w:bidi="zh_TW"/>
-        </w:rPr>
-        <w:t>）。</w:t>
+        <w:t>其中一個可能的原因是與羅馬政權的反應有關。耶穌在世上傳道期間是一位非常受歡迎的傳道人，衪宣告神的國度即將來臨。衪以神蹟醫治了人們，並允許衪的跟隨者稱衪為以色列期待已久的彌賽亞和君王。</w:t>
       </w:r>
     </w:p>
     <w:p>
@@ -704,36 +1452,18 @@
         <w:rPr>
           <w:lang w:val="zh_TW" w:bidi="zh_TW"/>
         </w:rPr>
-        <w:t>神將律法賜給因與亞當的詛咒有關聯，而容易被罪的力量控制的人。我們可能想遵守神的命令，但發現這不可能。只有體會神全新而有力的力量，以及耶穌基督裡的恩典，才能拯救我們 （</w:t>
-      </w:r>
-      <w:hyperlink r:id="rId30">
-        <w:r>
-          <w:rPr>
-            <w:lang w:val="zh_TW" w:bidi="zh_TW"/>
-          </w:rPr>
-          <w:rPr>
-            <w:color w:val="0000EE"/>
-            <w:u w:val="single"/>
-          </w:rPr>
-          <w:t>羅7:25</w:t>
-        </w:r>
-      </w:hyperlink>
-      <w:r>
-        <w:rPr>
-          <w:lang w:val="zh_TW" w:bidi="zh_TW"/>
-        </w:rPr>
-        <w:t>）。通過神的靈，耶穌使我們從「罪和死的律法」中得自由 （</w:t>
-      </w:r>
-      <w:hyperlink r:id="rId31">
-        <w:r>
-          <w:rPr>
-            <w:lang w:val="zh_TW" w:bidi="zh_TW"/>
-          </w:rPr>
-          <w:rPr>
-            <w:color w:val="0000EE"/>
-            <w:u w:val="single"/>
-          </w:rPr>
-          <w:t>羅8:2</w:t>
+        <w:t>羅馬政權不會允許這種情況發生，他們會迅速試圖阻止這樣的運動。在羅馬帝國內，羅馬的統治是容不下另一個王國或彌賽亞式的拯救者。因此，儘管耶穌告訴衪的門徒衪是基督，但衪從未打算領導一場針對羅馬的政治革命（</w:t>
+      </w:r>
+      <w:hyperlink r:id="rId63">
+        <w:r>
+          <w:rPr>
+            <w:lang w:val="zh_TW" w:bidi="zh_TW"/>
+          </w:rPr>
+          <w:rPr>
+            <w:color w:val="0000EE"/>
+            <w:u w:val="single"/>
+          </w:rPr>
+          <w:t>可8:27–30</w:t>
         </w:r>
       </w:hyperlink>
       <w:r>
@@ -754,7 +1484,7 @@
         <w:rPr>
           <w:lang w:val="zh_TW" w:bidi="zh_TW"/>
         </w:rPr>
-        <w:t>如果神良善和聖潔的律法不能拯救我們，人類法律對靈命健康就更沒有幫助。無論這些法律來自宗教領袖、傳統或教會，它們無法改變人類的靈魂。它們可以指引我們，但無法賦予我們遵從的力量。神的律法為恩典所賜的新生命提供指引，但它不能取代藉基督工作而來，神恩典的力量。</w:t>
+        <w:t>另一個耶穌可能想要保密衪真實身份的原因，可能是因為在馬可福音中，耶穌的身份被廣泛誤解，甚至是衪最親近的跟隨者也存在這種誤解。耶穌明確表示，衪作為彌賽亞、神的兒子的角色，是直接與衪的受苦和死亡有關。這個現實與猶太人對彌賽亞的期望大不相符。</w:t>
       </w:r>
     </w:p>
     <w:p>
@@ -766,10 +1496,45 @@
       </w:r>
       <w:r>
         <w:rPr>
-          <w:u w:val="single"/>
-          <w:lang w:val="zh_TW" w:bidi="zh_TW"/>
-        </w:rPr>
-        <w:t>進深研究的經文段落</w:t>
+          <w:lang w:val="zh_TW" w:bidi="zh_TW"/>
+        </w:rPr>
+        <w:t>就在使徒彼得宣認耶穌為基督（彌賽亞）之後，耶穌宣布衪將受苦並死亡（</w:t>
+      </w:r>
+      <w:hyperlink r:id="rId64">
+        <w:r>
+          <w:rPr>
+            <w:lang w:val="zh_TW" w:bidi="zh_TW"/>
+          </w:rPr>
+          <w:rPr>
+            <w:color w:val="0000EE"/>
+            <w:u w:val="single"/>
+          </w:rPr>
+          <w:t>可8:27–31</w:t>
+        </w:r>
+      </w:hyperlink>
+      <w:r>
+        <w:rPr>
+          <w:lang w:val="zh_TW" w:bidi="zh_TW"/>
+        </w:rPr>
+        <w:t>）。彼得的反應顯示他並不理解（</w:t>
+      </w:r>
+      <w:hyperlink r:id="rId65">
+        <w:r>
+          <w:rPr>
+            <w:lang w:val="zh_TW" w:bidi="zh_TW"/>
+          </w:rPr>
+          <w:rPr>
+            <w:color w:val="0000EE"/>
+            <w:u w:val="single"/>
+          </w:rPr>
+          <w:t>8:32–33</w:t>
+        </w:r>
+      </w:hyperlink>
+      <w:r>
+        <w:rPr>
+          <w:lang w:val="zh_TW" w:bidi="zh_TW"/>
+        </w:rPr>
+        <w:t>）。耶穌的神蹟和深入的教導固然重要，但衪犧牲為祭才是衪作為彌賽亞角色中最重要的部分。</w:t>
       </w:r>
     </w:p>
     <w:p>
@@ -779,16 +1544,58 @@
           <w:lang w:val="zh_TW" w:bidi="zh_TW"/>
         </w:rPr>
       </w:r>
-      <w:hyperlink r:id="rId32">
-        <w:r>
-          <w:rPr>
-            <w:lang w:val="zh_TW" w:bidi="zh_TW"/>
-          </w:rPr>
-          <w:rPr>
-            <w:color w:val="0000EE"/>
-            <w:u w:val="single"/>
-          </w:rPr>
-          <w:t>申5:1–33</w:t>
+      <w:r>
+        <w:rPr>
+          <w:lang w:val="zh_TW" w:bidi="zh_TW"/>
+        </w:rPr>
+        <w:t>基於這些原因，耶穌明智地以比喻來教導有關神的國度。比喻是具有象徵意義的故事（見</w:t>
+      </w:r>
+      <w:hyperlink r:id="rId66">
+        <w:r>
+          <w:rPr>
+            <w:lang w:val="zh_TW" w:bidi="zh_TW"/>
+          </w:rPr>
+          <w:rPr>
+            <w:color w:val="0000EE"/>
+            <w:u w:val="single"/>
+          </w:rPr>
+          <w:t>可4:1–34</w:t>
+        </w:r>
+      </w:hyperlink>
+      <w:r>
+        <w:rPr>
+          <w:lang w:val="zh_TW" w:bidi="zh_TW"/>
+        </w:rPr>
+        <w:t>，特別是</w:t>
+      </w:r>
+      <w:hyperlink r:id="rId67">
+        <w:r>
+          <w:rPr>
+            <w:lang w:val="zh_TW" w:bidi="zh_TW"/>
+          </w:rPr>
+          <w:rPr>
+            <w:color w:val="0000EE"/>
+            <w:u w:val="single"/>
+          </w:rPr>
+          <w:t>4:10–12）</w:t>
+        </w:r>
+      </w:hyperlink>
+      <w:r>
+        <w:rPr>
+          <w:lang w:val="zh_TW" w:bidi="zh_TW"/>
+        </w:rPr>
+        <w:t>。這樣做有助於減少因衪的神蹟而引起的激動（</w:t>
+      </w:r>
+      <w:hyperlink r:id="rId54">
+        <w:r>
+          <w:rPr>
+            <w:lang w:val="zh_TW" w:bidi="zh_TW"/>
+          </w:rPr>
+          <w:rPr>
+            <w:color w:val="0000EE"/>
+            <w:u w:val="single"/>
+          </w:rPr>
+          <w:t>1:44</w:t>
         </w:r>
       </w:hyperlink>
       <w:r>
@@ -797,70 +1604,16 @@
         </w:rPr>
         <w:t>，</w:t>
       </w:r>
-      <w:hyperlink r:id="rId33">
-        <w:r>
-          <w:rPr>
-            <w:lang w:val="zh_TW" w:bidi="zh_TW"/>
-          </w:rPr>
-          <w:rPr>
-            <w:color w:val="0000EE"/>
-            <w:u w:val="single"/>
-          </w:rPr>
-          <w:t>6:17–25</w:t>
-        </w:r>
-      </w:hyperlink>
-      <w:r>
-        <w:rPr>
-          <w:lang w:val="zh_TW" w:bidi="zh_TW"/>
-        </w:rPr>
-        <w:t>；</w:t>
-      </w:r>
-      <w:hyperlink r:id="rId34">
-        <w:r>
-          <w:rPr>
-            <w:lang w:val="zh_TW" w:bidi="zh_TW"/>
-          </w:rPr>
-          <w:rPr>
-            <w:color w:val="0000EE"/>
-            <w:u w:val="single"/>
-          </w:rPr>
-          <w:t>書24:19–27</w:t>
-        </w:r>
-      </w:hyperlink>
-      <w:r>
-        <w:rPr>
-          <w:lang w:val="zh_TW" w:bidi="zh_TW"/>
-        </w:rPr>
-        <w:t>；</w:t>
-      </w:r>
-      <w:hyperlink r:id="rId35">
-        <w:r>
-          <w:rPr>
-            <w:lang w:val="zh_TW" w:bidi="zh_TW"/>
-          </w:rPr>
-          <w:rPr>
-            <w:color w:val="0000EE"/>
-            <w:u w:val="single"/>
-          </w:rPr>
-          <w:t>拉7:25–26</w:t>
-        </w:r>
-      </w:hyperlink>
-      <w:r>
-        <w:rPr>
-          <w:lang w:val="zh_TW" w:bidi="zh_TW"/>
-        </w:rPr>
-        <w:t>；</w:t>
-      </w:r>
-      <w:hyperlink r:id="rId36">
-        <w:r>
-          <w:rPr>
-            <w:lang w:val="zh_TW" w:bidi="zh_TW"/>
-          </w:rPr>
-          <w:rPr>
-            <w:color w:val="0000EE"/>
-            <w:u w:val="single"/>
-          </w:rPr>
-          <w:t>詩1:1–3</w:t>
+      <w:hyperlink r:id="rId56">
+        <w:r>
+          <w:rPr>
+            <w:lang w:val="zh_TW" w:bidi="zh_TW"/>
+          </w:rPr>
+          <w:rPr>
+            <w:color w:val="0000EE"/>
+            <w:u w:val="single"/>
+          </w:rPr>
+          <w:t>5:43</w:t>
         </w:r>
       </w:hyperlink>
       <w:r>
@@ -869,16 +1622,16 @@
         </w:rPr>
         <w:t>，</w:t>
       </w:r>
-      <w:hyperlink r:id="rId37">
-        <w:r>
-          <w:rPr>
-            <w:lang w:val="zh_TW" w:bidi="zh_TW"/>
-          </w:rPr>
-          <w:rPr>
-            <w:color w:val="0000EE"/>
-            <w:u w:val="single"/>
-          </w:rPr>
-          <w:t>19:7–14</w:t>
+      <w:hyperlink r:id="rId57">
+        <w:r>
+          <w:rPr>
+            <w:lang w:val="zh_TW" w:bidi="zh_TW"/>
+          </w:rPr>
+          <w:rPr>
+            <w:color w:val="0000EE"/>
+            <w:u w:val="single"/>
+          </w:rPr>
+          <w:t>7:36</w:t>
         </w:r>
       </w:hyperlink>
       <w:r>
@@ -887,16 +1640,34 @@
         </w:rPr>
         <w:t>，</w:t>
       </w:r>
-      <w:hyperlink r:id="rId38">
-        <w:r>
-          <w:rPr>
-            <w:lang w:val="zh_TW" w:bidi="zh_TW"/>
-          </w:rPr>
-          <w:rPr>
-            <w:color w:val="0000EE"/>
-            <w:u w:val="single"/>
-          </w:rPr>
-          <w:t>78:56–59</w:t>
+      <w:hyperlink r:id="rId68">
+        <w:r>
+          <w:rPr>
+            <w:lang w:val="zh_TW" w:bidi="zh_TW"/>
+          </w:rPr>
+          <w:rPr>
+            <w:color w:val="0000EE"/>
+            <w:u w:val="single"/>
+          </w:rPr>
+          <w:t>8:26</w:t>
+        </w:r>
+      </w:hyperlink>
+      <w:r>
+        <w:rPr>
+          <w:lang w:val="zh_TW" w:bidi="zh_TW"/>
+        </w:rPr>
+        <w:t>），並讓衪有時能從人群中隱藏（</w:t>
+      </w:r>
+      <w:hyperlink r:id="rId69">
+        <w:r>
+          <w:rPr>
+            <w:lang w:val="zh_TW" w:bidi="zh_TW"/>
+          </w:rPr>
+          <w:rPr>
+            <w:color w:val="0000EE"/>
+            <w:u w:val="single"/>
+          </w:rPr>
+          <w:t>7:24</w:t>
         </w:r>
       </w:hyperlink>
       <w:r>
@@ -905,34 +1676,52 @@
         </w:rPr>
         <w:t>，</w:t>
       </w:r>
-      <w:hyperlink r:id="rId39">
-        <w:r>
-          <w:rPr>
-            <w:lang w:val="zh_TW" w:bidi="zh_TW"/>
-          </w:rPr>
-          <w:rPr>
-            <w:color w:val="0000EE"/>
-            <w:u w:val="single"/>
-          </w:rPr>
-          <w:t>119:144</w:t>
-        </w:r>
-      </w:hyperlink>
-      <w:r>
-        <w:rPr>
-          <w:lang w:val="zh_TW" w:bidi="zh_TW"/>
-        </w:rPr>
-        <w:t>；</w:t>
-      </w:r>
-      <w:hyperlink r:id="rId40">
-        <w:r>
-          <w:rPr>
-            <w:lang w:val="zh_TW" w:bidi="zh_TW"/>
-          </w:rPr>
-          <w:rPr>
-            <w:color w:val="0000EE"/>
-            <w:u w:val="single"/>
-          </w:rPr>
-          <w:t>賽24:5</w:t>
+      <w:hyperlink r:id="rId70">
+        <w:r>
+          <w:rPr>
+            <w:lang w:val="zh_TW" w:bidi="zh_TW"/>
+          </w:rPr>
+          <w:rPr>
+            <w:color w:val="0000EE"/>
+            <w:u w:val="single"/>
+          </w:rPr>
+          <w:t>9:30–31</w:t>
+        </w:r>
+      </w:hyperlink>
+      <w:r>
+        <w:rPr>
+          <w:lang w:val="zh_TW" w:bidi="zh_TW"/>
+        </w:rPr>
+        <w:t>）。衪將衪的教導對外人隱藏（</w:t>
+      </w:r>
+      <w:hyperlink r:id="rId67">
+        <w:r>
+          <w:rPr>
+            <w:lang w:val="zh_TW" w:bidi="zh_TW"/>
+          </w:rPr>
+          <w:rPr>
+            <w:color w:val="0000EE"/>
+            <w:u w:val="single"/>
+          </w:rPr>
+          <w:t>4:10–12</w:t>
+        </w:r>
+      </w:hyperlink>
+      <w:r>
+        <w:rPr>
+          <w:lang w:val="zh_TW" w:bidi="zh_TW"/>
+        </w:rPr>
+        <w:t>、</w:t>
+      </w:r>
+      <w:hyperlink r:id="rId71">
+        <w:r>
+          <w:rPr>
+            <w:lang w:val="zh_TW" w:bidi="zh_TW"/>
+          </w:rPr>
+          <w:rPr>
+            <w:color w:val="0000EE"/>
+            <w:u w:val="single"/>
+          </w:rPr>
+          <w:t>33–34</w:t>
         </w:r>
       </w:hyperlink>
       <w:r>
@@ -941,52 +1730,52 @@
         </w:rPr>
         <w:t>，</w:t>
       </w:r>
-      <w:hyperlink r:id="rId41">
-        <w:r>
-          <w:rPr>
-            <w:lang w:val="zh_TW" w:bidi="zh_TW"/>
-          </w:rPr>
-          <w:rPr>
-            <w:color w:val="0000EE"/>
-            <w:u w:val="single"/>
-          </w:rPr>
-          <w:t>26:4–8</w:t>
-        </w:r>
-      </w:hyperlink>
-      <w:r>
-        <w:rPr>
-          <w:lang w:val="zh_TW" w:bidi="zh_TW"/>
-        </w:rPr>
-        <w:t>；</w:t>
-      </w:r>
-      <w:hyperlink r:id="rId42">
-        <w:r>
-          <w:rPr>
-            <w:lang w:val="zh_TW" w:bidi="zh_TW"/>
-          </w:rPr>
-          <w:rPr>
-            <w:color w:val="0000EE"/>
-            <w:u w:val="single"/>
-          </w:rPr>
-          <w:t>耶31:33–34</w:t>
-        </w:r>
-      </w:hyperlink>
-      <w:r>
-        <w:rPr>
-          <w:lang w:val="zh_TW" w:bidi="zh_TW"/>
-        </w:rPr>
-        <w:t>；</w:t>
-      </w:r>
-      <w:hyperlink r:id="rId43">
-        <w:r>
-          <w:rPr>
-            <w:lang w:val="zh_TW" w:bidi="zh_TW"/>
-          </w:rPr>
-          <w:rPr>
-            <w:color w:val="0000EE"/>
-            <w:u w:val="single"/>
-          </w:rPr>
-          <w:t>何4:6</w:t>
+      <w:hyperlink r:id="rId72">
+        <w:r>
+          <w:rPr>
+            <w:lang w:val="zh_TW" w:bidi="zh_TW"/>
+          </w:rPr>
+          <w:rPr>
+            <w:color w:val="0000EE"/>
+            <w:u w:val="single"/>
+          </w:rPr>
+          <w:t>7:17</w:t>
+        </w:r>
+      </w:hyperlink>
+      <w:r>
+        <w:rPr>
+          <w:lang w:val="zh_TW" w:bidi="zh_TW"/>
+        </w:rPr>
+        <w:t>）。衪指示那些知道衪真實身份者不要將其揭露（</w:t>
+      </w:r>
+      <w:hyperlink r:id="rId73">
+        <w:r>
+          <w:rPr>
+            <w:lang w:val="zh_TW" w:bidi="zh_TW"/>
+          </w:rPr>
+          <w:rPr>
+            <w:color w:val="0000EE"/>
+            <w:u w:val="single"/>
+          </w:rPr>
+          <w:t>可1:23–26</w:t>
+        </w:r>
+      </w:hyperlink>
+      <w:r>
+        <w:rPr>
+          <w:lang w:val="zh_TW" w:bidi="zh_TW"/>
+        </w:rPr>
+        <w:t>、</w:t>
+      </w:r>
+      <w:hyperlink r:id="rId53">
+        <w:r>
+          <w:rPr>
+            <w:lang w:val="zh_TW" w:bidi="zh_TW"/>
+          </w:rPr>
+          <w:rPr>
+            <w:color w:val="0000EE"/>
+            <w:u w:val="single"/>
+          </w:rPr>
+          <w:t>34</w:t>
         </w:r>
       </w:hyperlink>
       <w:r>
@@ -995,204 +1784,6 @@
         </w:rPr>
         <w:t>，</w:t>
       </w:r>
-      <w:hyperlink r:id="rId44">
-        <w:r>
-          <w:rPr>
-            <w:lang w:val="zh_TW" w:bidi="zh_TW"/>
-          </w:rPr>
-          <w:rPr>
-            <w:color w:val="0000EE"/>
-            <w:u w:val="single"/>
-          </w:rPr>
-          <w:t>8:12</w:t>
-        </w:r>
-      </w:hyperlink>
-      <w:r>
-        <w:rPr>
-          <w:lang w:val="zh_TW" w:bidi="zh_TW"/>
-        </w:rPr>
-        <w:t>；</w:t>
-      </w:r>
-      <w:hyperlink r:id="rId45">
-        <w:r>
-          <w:rPr>
-            <w:lang w:val="zh_TW" w:bidi="zh_TW"/>
-          </w:rPr>
-          <w:rPr>
-            <w:color w:val="0000EE"/>
-            <w:u w:val="single"/>
-          </w:rPr>
-          <w:t>哈1:4</w:t>
-        </w:r>
-      </w:hyperlink>
-      <w:r>
-        <w:rPr>
-          <w:lang w:val="zh_TW" w:bidi="zh_TW"/>
-        </w:rPr>
-        <w:t>；</w:t>
-      </w:r>
-      <w:hyperlink r:id="rId46">
-        <w:r>
-          <w:rPr>
-            <w:lang w:val="zh_TW" w:bidi="zh_TW"/>
-          </w:rPr>
-          <w:rPr>
-            <w:color w:val="0000EE"/>
-            <w:u w:val="single"/>
-          </w:rPr>
-          <w:t>太5:17–20</w:t>
-        </w:r>
-      </w:hyperlink>
-      <w:r>
-        <w:rPr>
-          <w:lang w:val="zh_TW" w:bidi="zh_TW"/>
-        </w:rPr>
-        <w:t>，</w:t>
-      </w:r>
-      <w:hyperlink r:id="rId47">
-        <w:r>
-          <w:rPr>
-            <w:lang w:val="zh_TW" w:bidi="zh_TW"/>
-          </w:rPr>
-          <w:rPr>
-            <w:color w:val="0000EE"/>
-            <w:u w:val="single"/>
-          </w:rPr>
-          <w:t>7:12</w:t>
-        </w:r>
-      </w:hyperlink>
-      <w:r>
-        <w:rPr>
-          <w:lang w:val="zh_TW" w:bidi="zh_TW"/>
-        </w:rPr>
-        <w:t>；</w:t>
-      </w:r>
-      <w:hyperlink r:id="rId48">
-        <w:r>
-          <w:rPr>
-            <w:lang w:val="zh_TW" w:bidi="zh_TW"/>
-          </w:rPr>
-          <w:rPr>
-            <w:color w:val="0000EE"/>
-            <w:u w:val="single"/>
-          </w:rPr>
-          <w:t>可7:8–9</w:t>
-        </w:r>
-      </w:hyperlink>
-      <w:r>
-        <w:rPr>
-          <w:lang w:val="zh_TW" w:bidi="zh_TW"/>
-        </w:rPr>
-        <w:t>；</w:t>
-      </w:r>
-      <w:hyperlink r:id="rId49">
-        <w:r>
-          <w:rPr>
-            <w:lang w:val="zh_TW" w:bidi="zh_TW"/>
-          </w:rPr>
-          <w:rPr>
-            <w:color w:val="0000EE"/>
-            <w:u w:val="single"/>
-          </w:rPr>
-          <w:t>路16:16–17</w:t>
-        </w:r>
-      </w:hyperlink>
-      <w:r>
-        <w:rPr>
-          <w:lang w:val="zh_TW" w:bidi="zh_TW"/>
-        </w:rPr>
-        <w:t>；</w:t>
-      </w:r>
-      <w:hyperlink r:id="rId50">
-        <w:r>
-          <w:rPr>
-            <w:lang w:val="zh_TW" w:bidi="zh_TW"/>
-          </w:rPr>
-          <w:rPr>
-            <w:color w:val="0000EE"/>
-            <w:u w:val="single"/>
-          </w:rPr>
-          <w:t>約1:16–17</w:t>
-        </w:r>
-      </w:hyperlink>
-      <w:r>
-        <w:rPr>
-          <w:lang w:val="zh_TW" w:bidi="zh_TW"/>
-        </w:rPr>
-        <w:t>，</w:t>
-      </w:r>
-      <w:hyperlink r:id="rId51">
-        <w:r>
-          <w:rPr>
-            <w:lang w:val="zh_TW" w:bidi="zh_TW"/>
-          </w:rPr>
-          <w:rPr>
-            <w:color w:val="0000EE"/>
-            <w:u w:val="single"/>
-          </w:rPr>
-          <w:t>7:19</w:t>
-        </w:r>
-      </w:hyperlink>
-      <w:r>
-        <w:rPr>
-          <w:lang w:val="zh_TW" w:bidi="zh_TW"/>
-        </w:rPr>
-        <w:t>；</w:t>
-      </w:r>
-      <w:hyperlink r:id="rId52">
-        <w:r>
-          <w:rPr>
-            <w:lang w:val="zh_TW" w:bidi="zh_TW"/>
-          </w:rPr>
-          <w:rPr>
-            <w:color w:val="0000EE"/>
-            <w:u w:val="single"/>
-          </w:rPr>
-          <w:t>徒13:38–39</w:t>
-        </w:r>
-      </w:hyperlink>
-      <w:r>
-        <w:rPr>
-          <w:lang w:val="zh_TW" w:bidi="zh_TW"/>
-        </w:rPr>
-        <w:t>；</w:t>
-      </w:r>
-      <w:hyperlink r:id="rId53">
-        <w:r>
-          <w:rPr>
-            <w:lang w:val="zh_TW" w:bidi="zh_TW"/>
-          </w:rPr>
-          <w:rPr>
-            <w:color w:val="0000EE"/>
-            <w:u w:val="single"/>
-          </w:rPr>
-          <w:t>羅2:13–29</w:t>
-        </w:r>
-      </w:hyperlink>
-      <w:r>
-        <w:rPr>
-          <w:lang w:val="zh_TW" w:bidi="zh_TW"/>
-        </w:rPr>
-        <w:t>，</w:t>
-      </w:r>
-      <w:hyperlink r:id="rId54">
-        <w:r>
-          <w:rPr>
-            <w:lang w:val="zh_TW" w:bidi="zh_TW"/>
-          </w:rPr>
-          <w:rPr>
-            <w:color w:val="0000EE"/>
-            <w:u w:val="single"/>
-          </w:rPr>
-          <w:t>3:19–21</w:t>
-        </w:r>
-      </w:hyperlink>
-      <w:r>
-        <w:rPr>
-          <w:lang w:val="zh_TW" w:bidi="zh_TW"/>
-        </w:rPr>
-        <w:t>、</w:t>
-      </w:r>
       <w:hyperlink r:id="rId55">
         <w:r>
           <w:rPr>
@@ -1202,69 +1793,9 @@
             <w:color w:val="0000EE"/>
             <w:u w:val="single"/>
           </w:rPr>
-          <w:t>27–28</w:t>
-        </w:r>
-      </w:hyperlink>
-      <w:r>
-        <w:rPr>
-          <w:lang w:val="zh_TW" w:bidi="zh_TW"/>
-        </w:rPr>
-        <w:t>，</w:t>
-      </w:r>
-      <w:hyperlink r:id="rId56">
-        <w:r>
-          <w:rPr>
-            <w:lang w:val="zh_TW" w:bidi="zh_TW"/>
-          </w:rPr>
-          <w:rPr>
-            <w:color w:val="0000EE"/>
-            <w:u w:val="single"/>
-          </w:rPr>
-          <w:t>4:13–16</w:t>
-        </w:r>
-      </w:hyperlink>
-      <w:r>
-        <w:rPr>
-          <w:lang w:val="zh_TW" w:bidi="zh_TW"/>
-        </w:rPr>
-        <w:t>，</w:t>
-      </w:r>
-      <w:hyperlink r:id="rId26">
-        <w:r>
-          <w:rPr>
-            <w:lang w:val="zh_TW" w:bidi="zh_TW"/>
-          </w:rPr>
-          <w:rPr>
-            <w:color w:val="0000EE"/>
-            <w:u w:val="single"/>
-          </w:rPr>
-          <w:t>7:1–25</w:t>
-        </w:r>
-      </w:hyperlink>
-      <w:r>
-        <w:rPr>
-          <w:lang w:val="zh_TW" w:bidi="zh_TW"/>
-        </w:rPr>
-        <w:t>，</w:t>
-      </w:r>
-      <w:hyperlink r:id="rId57">
-        <w:r>
-          <w:rPr>
-            <w:lang w:val="zh_TW" w:bidi="zh_TW"/>
-          </w:rPr>
-          <w:rPr>
-            <w:color w:val="0000EE"/>
-            <w:u w:val="single"/>
-          </w:rPr>
-          <w:t>8:3–4</w:t>
-        </w:r>
-      </w:hyperlink>
-      <w:r>
-        <w:rPr>
-          <w:lang w:val="zh_TW" w:bidi="zh_TW"/>
-        </w:rPr>
-        <w:t>、</w:t>
-      </w:r>
+          <w:t>3:11–12，</w:t>
+        </w:r>
+      </w:hyperlink>
       <w:hyperlink r:id="rId58">
         <w:r>
           <w:rPr>
@@ -1274,15 +1805,9 @@
             <w:color w:val="0000EE"/>
             <w:u w:val="single"/>
           </w:rPr>
-          <w:t>7</w:t>
-        </w:r>
-      </w:hyperlink>
-      <w:r>
-        <w:rPr>
-          <w:lang w:val="zh_TW" w:bidi="zh_TW"/>
-        </w:rPr>
-        <w:t>，</w:t>
-      </w:r>
+          <w:t>8:29–30，</w:t>
+        </w:r>
+      </w:hyperlink>
       <w:hyperlink r:id="rId59">
         <w:r>
           <w:rPr>
@@ -1292,216 +1817,32 @@
             <w:color w:val="0000EE"/>
             <w:u w:val="single"/>
           </w:rPr>
-          <w:t>9:4</w:t>
-        </w:r>
-      </w:hyperlink>
-      <w:r>
-        <w:rPr>
-          <w:lang w:val="zh_TW" w:bidi="zh_TW"/>
-        </w:rPr>
-        <w:t>、</w:t>
-      </w:r>
-      <w:hyperlink r:id="rId60">
-        <w:r>
-          <w:rPr>
-            <w:lang w:val="zh_TW" w:bidi="zh_TW"/>
-          </w:rPr>
-          <w:rPr>
-            <w:color w:val="0000EE"/>
-            <w:u w:val="single"/>
-          </w:rPr>
-          <w:t>31–32</w:t>
-        </w:r>
-      </w:hyperlink>
-      <w:r>
-        <w:rPr>
-          <w:lang w:val="zh_TW" w:bidi="zh_TW"/>
-        </w:rPr>
-        <w:t>，</w:t>
-      </w:r>
-      <w:hyperlink r:id="rId61">
-        <w:r>
-          <w:rPr>
-            <w:lang w:val="zh_TW" w:bidi="zh_TW"/>
-          </w:rPr>
-          <w:rPr>
-            <w:color w:val="0000EE"/>
-            <w:u w:val="single"/>
-          </w:rPr>
-          <w:t>10:3–5</w:t>
-        </w:r>
-      </w:hyperlink>
-      <w:r>
-        <w:rPr>
-          <w:lang w:val="zh_TW" w:bidi="zh_TW"/>
-        </w:rPr>
-        <w:t>；</w:t>
-      </w:r>
-      <w:hyperlink r:id="rId62">
-        <w:r>
-          <w:rPr>
-            <w:lang w:val="zh_TW" w:bidi="zh_TW"/>
-          </w:rPr>
-          <w:rPr>
-            <w:color w:val="0000EE"/>
-            <w:u w:val="single"/>
-          </w:rPr>
-          <w:t>加2:16–21</w:t>
-        </w:r>
-      </w:hyperlink>
-      <w:r>
-        <w:rPr>
-          <w:lang w:val="zh_TW" w:bidi="zh_TW"/>
-        </w:rPr>
-        <w:t>，</w:t>
-      </w:r>
-      <w:hyperlink r:id="rId63">
-        <w:r>
-          <w:rPr>
-            <w:lang w:val="zh_TW" w:bidi="zh_TW"/>
-          </w:rPr>
-          <w:rPr>
-            <w:color w:val="0000EE"/>
-            <w:u w:val="single"/>
-          </w:rPr>
-          <w:t>3:2</w:t>
-        </w:r>
-      </w:hyperlink>
-      <w:r>
-        <w:rPr>
-          <w:lang w:val="zh_TW" w:bidi="zh_TW"/>
-        </w:rPr>
-        <w:t>、</w:t>
-      </w:r>
-      <w:hyperlink r:id="rId64">
-        <w:r>
-          <w:rPr>
-            <w:lang w:val="zh_TW" w:bidi="zh_TW"/>
-          </w:rPr>
-          <w:rPr>
-            <w:color w:val="0000EE"/>
-            <w:u w:val="single"/>
-          </w:rPr>
-          <w:t>10–13</w:t>
-        </w:r>
-      </w:hyperlink>
-      <w:r>
-        <w:rPr>
-          <w:lang w:val="zh_TW" w:bidi="zh_TW"/>
-        </w:rPr>
-        <w:t>、</w:t>
-      </w:r>
-      <w:hyperlink r:id="rId65">
-        <w:r>
-          <w:rPr>
-            <w:lang w:val="zh_TW" w:bidi="zh_TW"/>
-          </w:rPr>
-          <w:rPr>
-            <w:color w:val="0000EE"/>
-            <w:u w:val="single"/>
-          </w:rPr>
-          <w:t>17–25</w:t>
-        </w:r>
-      </w:hyperlink>
-      <w:r>
-        <w:rPr>
-          <w:lang w:val="zh_TW" w:bidi="zh_TW"/>
-        </w:rPr>
-        <w:t>，</w:t>
-      </w:r>
-      <w:hyperlink r:id="rId66">
-        <w:r>
-          <w:rPr>
-            <w:lang w:val="zh_TW" w:bidi="zh_TW"/>
-          </w:rPr>
-          <w:rPr>
-            <w:color w:val="0000EE"/>
-            <w:u w:val="single"/>
-          </w:rPr>
-          <w:t>5:1–4</w:t>
-        </w:r>
-      </w:hyperlink>
-      <w:r>
-        <w:rPr>
-          <w:lang w:val="zh_TW" w:bidi="zh_TW"/>
-        </w:rPr>
-        <w:t>；</w:t>
-      </w:r>
-      <w:hyperlink r:id="rId67">
-        <w:r>
-          <w:rPr>
-            <w:lang w:val="zh_TW" w:bidi="zh_TW"/>
-          </w:rPr>
-          <w:rPr>
-            <w:color w:val="0000EE"/>
-            <w:u w:val="single"/>
-          </w:rPr>
-          <w:t>提前1:5–11</w:t>
-        </w:r>
-      </w:hyperlink>
-      <w:r>
-        <w:rPr>
-          <w:lang w:val="zh_TW" w:bidi="zh_TW"/>
-        </w:rPr>
-        <w:t>；</w:t>
-      </w:r>
-      <w:hyperlink r:id="rId68">
-        <w:r>
-          <w:rPr>
-            <w:lang w:val="zh_TW" w:bidi="zh_TW"/>
-          </w:rPr>
-          <w:rPr>
-            <w:color w:val="0000EE"/>
-            <w:u w:val="single"/>
-          </w:rPr>
-          <w:t>來8:7–13</w:t>
-        </w:r>
-      </w:hyperlink>
-      <w:r>
-        <w:rPr>
-          <w:lang w:val="zh_TW" w:bidi="zh_TW"/>
-        </w:rPr>
-        <w:t>，</w:t>
-      </w:r>
-      <w:hyperlink r:id="rId69">
-        <w:r>
-          <w:rPr>
-            <w:lang w:val="zh_TW" w:bidi="zh_TW"/>
-          </w:rPr>
-          <w:rPr>
-            <w:color w:val="0000EE"/>
-            <w:u w:val="single"/>
-          </w:rPr>
-          <w:t>10:1–18</w:t>
-        </w:r>
-      </w:hyperlink>
-      <w:r>
-        <w:rPr>
-          <w:lang w:val="zh_TW" w:bidi="zh_TW"/>
-        </w:rPr>
-        <w:t>；</w:t>
-      </w:r>
-      <w:hyperlink r:id="rId70">
-        <w:r>
-          <w:rPr>
-            <w:lang w:val="zh_TW" w:bidi="zh_TW"/>
-          </w:rPr>
-          <w:rPr>
-            <w:color w:val="0000EE"/>
-            <w:u w:val="single"/>
-          </w:rPr>
-          <w:t>約一3:4–6</w:t>
-        </w:r>
-      </w:hyperlink>
-      <w:r>
-        <w:rPr>
-          <w:lang w:val="zh_TW" w:bidi="zh_TW"/>
-        </w:rPr>
-      </w:r>
-      <w:r>
-        <w:rPr>
-          <w:lang w:val="zh_TW" w:bidi="zh_TW"/>
-        </w:rPr>
+          <w:t>9:9</w:t>
+        </w:r>
+      </w:hyperlink>
+      <w:r>
+        <w:rPr>
+          <w:lang w:val="zh_TW" w:bidi="zh_TW"/>
+        </w:rPr>
+        <w:t>）。耶穌來是「要捨命作多人的贖價」（</w:t>
+      </w:r>
+      <w:hyperlink r:id="rId74">
+        <w:r>
+          <w:rPr>
+            <w:lang w:val="zh_TW" w:bidi="zh_TW"/>
+          </w:rPr>
+          <w:rPr>
+            <w:color w:val="0000EE"/>
+            <w:u w:val="single"/>
+          </w:rPr>
+          <w:t>10:45</w:t>
+        </w:r>
+      </w:hyperlink>
+      <w:r>
+        <w:rPr>
+          <w:lang w:val="zh_TW" w:bidi="zh_TW"/>
+        </w:rPr>
+        <w:t>），衪不是來帶領以色列民族反抗羅馬的。</w:t>
       </w:r>
     </w:p>
     <w:p>
@@ -1511,21 +1852,47 @@
           <w:lang w:val="zh_TW" w:bidi="zh_TW"/>
         </w:rPr>
       </w:r>
-    </w:p>
-    <w:p>
-      <w:pPr>
-        <w:pStyle w:val="Heading2"/>
-      </w:pPr>
-      <w:r>
-        <w:rPr>
-          <w:lang w:val="zh_TW" w:bidi="zh_TW"/>
-        </w:rPr>
-        <w:t>律法與聖靈</w:t>
-      </w:r>
-      <w:r>
-        <w:rPr>
-          <w:lang w:val="zh_TW" w:bidi="zh_TW"/>
-        </w:rPr>
+      <w:r>
+        <w:rPr>
+          <w:lang w:val="zh_TW" w:bidi="zh_TW"/>
+        </w:rPr>
+        <w:t>然而，耶穌基督——神的兒子——是無法被隱藏的（</w:t>
+      </w:r>
+      <w:hyperlink r:id="rId75">
+        <w:r>
+          <w:rPr>
+            <w:lang w:val="zh_TW" w:bidi="zh_TW"/>
+          </w:rPr>
+          <w:rPr>
+            <w:color w:val="0000EE"/>
+            <w:u w:val="single"/>
+          </w:rPr>
+          <w:t>可1:1</w:t>
+        </w:r>
+      </w:hyperlink>
+      <w:r>
+        <w:rPr>
+          <w:lang w:val="zh_TW" w:bidi="zh_TW"/>
+        </w:rPr>
+        <w:t>）。這個秘密不可能被保守，因為耶穌太重要了（</w:t>
+      </w:r>
+      <w:hyperlink r:id="rId57">
+        <w:r>
+          <w:rPr>
+            <w:lang w:val="zh_TW" w:bidi="zh_TW"/>
+          </w:rPr>
+          <w:rPr>
+            <w:color w:val="0000EE"/>
+            <w:u w:val="single"/>
+          </w:rPr>
+          <w:t>7:36</w:t>
+        </w:r>
+      </w:hyperlink>
+      <w:r>
+        <w:rPr>
+          <w:lang w:val="zh_TW" w:bidi="zh_TW"/>
+        </w:rPr>
+        <w:t>）。那些經歷過衪的醫治，及看到衪醫治他人的人，無法停止傳揚衪所做的事。耶穌的身份變得清晰，人們意識到衪真的是彌賽亞，神的兒子，是那位掌管自然、疾病和死亡者。對馬可福音的讀者和聽眾來說，從第一節已可得知衪的身份，但耶穌正是因著（儘管）衪的受苦、死亡和復活而證明祂是彌賽亞。</w:t>
       </w:r>
     </w:p>
     <w:p>
@@ -1537,9 +1904,10 @@
       </w:r>
       <w:r>
         <w:rPr>
-          <w:lang w:val="zh_TW" w:bidi="zh_TW"/>
-        </w:rPr>
-        <w:t>許多基督徒常問的問題是，基督徒是否需要遵守舊約律法，來讓信仰中的靈性成長。遵守神的律法有助基督徒變得更加聖潔嗎？</w:t>
+          <w:u w:val="single"/>
+          <w:lang w:val="zh_TW" w:bidi="zh_TW"/>
+        </w:rPr>
+        <w:t>進深研究的經文段落</w:t>
       </w:r>
     </w:p>
     <w:p>
@@ -1549,29 +1917,255 @@
           <w:lang w:val="zh_TW" w:bidi="zh_TW"/>
         </w:rPr>
       </w:r>
-      <w:r>
-        <w:rPr>
-          <w:lang w:val="zh_TW" w:bidi="zh_TW"/>
-        </w:rPr>
-        <w:t>當加拉太的基督徒聽到並接受藉信奉基督得救的好消息時，他們也領受了聖靈。聖靈證明他們是真正的信徒。神不僅賜給他們聖靈，還在他們中間行了神蹟（</w:t>
-      </w:r>
-      <w:hyperlink r:id="rId71">
-        <w:r>
-          <w:rPr>
-            <w:lang w:val="zh_TW" w:bidi="zh_TW"/>
-          </w:rPr>
-          <w:rPr>
-            <w:color w:val="0000EE"/>
-            <w:u w:val="single"/>
-          </w:rPr>
-          <w:t>加3:5</w:t>
-        </w:r>
-      </w:hyperlink>
-      <w:r>
-        <w:rPr>
-          <w:lang w:val="zh_TW" w:bidi="zh_TW"/>
-        </w:rPr>
-        <w:t>）。加拉太的基督徒從自己的經驗中知道，聖靈有將他們轉變為新人的力量。使徒保羅教導他們倚靠聖靈的引導來生活。</w:t>
+      <w:hyperlink r:id="rId60">
+        <w:r>
+          <w:rPr>
+            <w:lang w:val="zh_TW" w:bidi="zh_TW"/>
+          </w:rPr>
+          <w:rPr>
+            <w:color w:val="0000EE"/>
+            <w:u w:val="single"/>
+          </w:rPr>
+          <w:t>太8:4</w:t>
+        </w:r>
+      </w:hyperlink>
+      <w:r>
+        <w:rPr>
+          <w:lang w:val="zh_TW" w:bidi="zh_TW"/>
+        </w:rPr>
+        <w:t>，</w:t>
+      </w:r>
+      <w:hyperlink r:id="rId61">
+        <w:r>
+          <w:rPr>
+            <w:lang w:val="zh_TW" w:bidi="zh_TW"/>
+          </w:rPr>
+          <w:rPr>
+            <w:color w:val="0000EE"/>
+            <w:u w:val="single"/>
+          </w:rPr>
+          <w:t>16:20</w:t>
+        </w:r>
+      </w:hyperlink>
+      <w:r>
+        <w:rPr>
+          <w:lang w:val="zh_TW" w:bidi="zh_TW"/>
+        </w:rPr>
+        <w:t>；</w:t>
+      </w:r>
+      <w:hyperlink r:id="rId53">
+        <w:r>
+          <w:rPr>
+            <w:lang w:val="zh_TW" w:bidi="zh_TW"/>
+          </w:rPr>
+          <w:rPr>
+            <w:color w:val="0000EE"/>
+            <w:u w:val="single"/>
+          </w:rPr>
+          <w:t>可1:34</w:t>
+        </w:r>
+      </w:hyperlink>
+      <w:hyperlink r:id="rId61">
+        <w:r>
+          <w:rPr>
+            <w:lang w:val="zh_TW" w:bidi="zh_TW"/>
+          </w:rPr>
+          <w:rPr>
+            <w:color w:val="0000EE"/>
+            <w:u w:val="single"/>
+          </w:rPr>
+          <w:t>、</w:t>
+        </w:r>
+      </w:hyperlink>
+      <w:hyperlink r:id="rId54">
+        <w:r>
+          <w:rPr>
+            <w:lang w:val="zh_TW" w:bidi="zh_TW"/>
+          </w:rPr>
+          <w:rPr>
+            <w:color w:val="0000EE"/>
+            <w:u w:val="single"/>
+          </w:rPr>
+          <w:t>44</w:t>
+        </w:r>
+      </w:hyperlink>
+      <w:hyperlink r:id="rId61">
+        <w:r>
+          <w:rPr>
+            <w:lang w:val="zh_TW" w:bidi="zh_TW"/>
+          </w:rPr>
+          <w:rPr>
+            <w:color w:val="0000EE"/>
+            <w:u w:val="single"/>
+          </w:rPr>
+          <w:t>，</w:t>
+        </w:r>
+      </w:hyperlink>
+      <w:hyperlink r:id="rId55">
+        <w:r>
+          <w:rPr>
+            <w:lang w:val="zh_TW" w:bidi="zh_TW"/>
+          </w:rPr>
+          <w:rPr>
+            <w:color w:val="0000EE"/>
+            <w:u w:val="single"/>
+          </w:rPr>
+          <w:t>3:11–12</w:t>
+        </w:r>
+      </w:hyperlink>
+      <w:hyperlink r:id="rId61">
+        <w:r>
+          <w:rPr>
+            <w:lang w:val="zh_TW" w:bidi="zh_TW"/>
+          </w:rPr>
+          <w:rPr>
+            <w:color w:val="0000EE"/>
+            <w:u w:val="single"/>
+          </w:rPr>
+          <w:t>，</w:t>
+        </w:r>
+      </w:hyperlink>
+      <w:hyperlink r:id="rId56">
+        <w:r>
+          <w:rPr>
+            <w:lang w:val="zh_TW" w:bidi="zh_TW"/>
+          </w:rPr>
+          <w:rPr>
+            <w:color w:val="0000EE"/>
+            <w:u w:val="single"/>
+          </w:rPr>
+          <w:t>5:43</w:t>
+        </w:r>
+      </w:hyperlink>
+      <w:hyperlink r:id="rId61">
+        <w:r>
+          <w:rPr>
+            <w:lang w:val="zh_TW" w:bidi="zh_TW"/>
+          </w:rPr>
+          <w:rPr>
+            <w:color w:val="0000EE"/>
+            <w:u w:val="single"/>
+          </w:rPr>
+          <w:t>，</w:t>
+        </w:r>
+      </w:hyperlink>
+      <w:hyperlink r:id="rId57">
+        <w:r>
+          <w:rPr>
+            <w:lang w:val="zh_TW" w:bidi="zh_TW"/>
+          </w:rPr>
+          <w:rPr>
+            <w:color w:val="0000EE"/>
+            <w:u w:val="single"/>
+          </w:rPr>
+          <w:t>7:36</w:t>
+        </w:r>
+      </w:hyperlink>
+      <w:hyperlink r:id="rId61">
+        <w:r>
+          <w:rPr>
+            <w:lang w:val="zh_TW" w:bidi="zh_TW"/>
+          </w:rPr>
+          <w:rPr>
+            <w:color w:val="0000EE"/>
+            <w:u w:val="single"/>
+          </w:rPr>
+          <w:t>，</w:t>
+        </w:r>
+      </w:hyperlink>
+      <w:hyperlink r:id="rId58">
+        <w:r>
+          <w:rPr>
+            <w:lang w:val="zh_TW" w:bidi="zh_TW"/>
+          </w:rPr>
+          <w:rPr>
+            <w:color w:val="0000EE"/>
+            <w:u w:val="single"/>
+          </w:rPr>
+          <w:t>8:29–30</w:t>
+        </w:r>
+      </w:hyperlink>
+      <w:hyperlink r:id="rId61">
+        <w:r>
+          <w:rPr>
+            <w:lang w:val="zh_TW" w:bidi="zh_TW"/>
+          </w:rPr>
+          <w:rPr>
+            <w:color w:val="0000EE"/>
+            <w:u w:val="single"/>
+          </w:rPr>
+          <w:t>，</w:t>
+        </w:r>
+      </w:hyperlink>
+      <w:hyperlink r:id="rId59">
+        <w:r>
+          <w:rPr>
+            <w:lang w:val="zh_TW" w:bidi="zh_TW"/>
+          </w:rPr>
+          <w:rPr>
+            <w:color w:val="0000EE"/>
+            <w:u w:val="single"/>
+          </w:rPr>
+          <w:t>9:9</w:t>
+        </w:r>
+      </w:hyperlink>
+      <w:hyperlink r:id="rId61">
+        <w:r>
+          <w:rPr>
+            <w:lang w:val="zh_TW" w:bidi="zh_TW"/>
+          </w:rPr>
+          <w:rPr>
+            <w:color w:val="0000EE"/>
+            <w:u w:val="single"/>
+          </w:rPr>
+          <w:t>、</w:t>
+        </w:r>
+      </w:hyperlink>
+      <w:hyperlink r:id="rId70">
+        <w:r>
+          <w:rPr>
+            <w:lang w:val="zh_TW" w:bidi="zh_TW"/>
+          </w:rPr>
+          <w:rPr>
+            <w:color w:val="0000EE"/>
+            <w:u w:val="single"/>
+          </w:rPr>
+          <w:t>30–31</w:t>
+        </w:r>
+      </w:hyperlink>
+      <w:hyperlink r:id="rId61">
+        <w:r>
+          <w:rPr>
+            <w:lang w:val="zh_TW" w:bidi="zh_TW"/>
+          </w:rPr>
+          <w:rPr>
+            <w:color w:val="0000EE"/>
+            <w:u w:val="single"/>
+          </w:rPr>
+          <w:t>；</w:t>
+        </w:r>
+      </w:hyperlink>
+      <w:hyperlink r:id="rId62">
+        <w:r>
+          <w:rPr>
+            <w:lang w:val="zh_TW" w:bidi="zh_TW"/>
+          </w:rPr>
+          <w:rPr>
+            <w:color w:val="0000EE"/>
+            <w:u w:val="single"/>
+          </w:rPr>
+          <w:t>路9:21</w:t>
+        </w:r>
+      </w:hyperlink>
+      <w:r>
+        <w:rPr>
+          <w:lang w:val="zh_TW" w:bidi="zh_TW"/>
+        </w:rPr>
+      </w:r>
+      <w:r>
+        <w:rPr>
+          <w:lang w:val="zh_TW" w:bidi="zh_TW"/>
+        </w:rPr>
       </w:r>
     </w:p>
     <w:p>
@@ -1581,11 +2175,21 @@
           <w:lang w:val="zh_TW" w:bidi="zh_TW"/>
         </w:rPr>
       </w:r>
-      <w:r>
-        <w:rPr>
-          <w:lang w:val="zh_TW" w:bidi="zh_TW"/>
-        </w:rPr>
-        <w:t>保羅離開加拉太之後，有猶太基督徒教師來到這個地區。他們教導了不同的內容，聲稱人們需要遵守神的律法才能被神接納並變得聖潔、成熟。這些教師認為，保羅的教導，即藉著聖靈（而非嚴格遵守神的律法）變得更加聖潔，將導致人們違背神的律法並且犯罪。</w:t>
+    </w:p>
+    <w:p>
+      <w:pPr>
+        <w:pStyle w:val="Heading2"/>
+      </w:pPr>
+      <w:r>
+        <w:rPr>
+          <w:lang w:val="zh_TW" w:bidi="zh_TW"/>
+        </w:rPr>
+        <w:t>彌賽亞的筵席</w:t>
+      </w:r>
+      <w:r>
+        <w:rPr>
+          <w:lang w:val="zh_TW" w:bidi="zh_TW"/>
+        </w:rPr>
       </w:r>
     </w:p>
     <w:p>
@@ -1599,91 +2203,7 @@
         <w:rPr>
           <w:lang w:val="zh_TW" w:bidi="zh_TW"/>
         </w:rPr>
-        <w:t>保羅回應這些教師說，神通過信心做了兩件重要的事情：</w:t>
-      </w:r>
-    </w:p>
-    <w:p>
-      <w:pPr>
-        <w:pStyle w:val="ListNumber"/>
-        <w:numPr>
-          <w:ilvl w:val="0"/>
-          <w:numId w:val="14"/>
-        </w:numPr>
-        <w:spacing w:line="240" w:lineRule="auto"/>
-        <w:ind w:left="720"/>
-      </w:pPr>
-      <w:r>
-        <w:rPr>
-          <w:lang w:val="zh_TW" w:bidi="zh_TW"/>
-        </w:rPr>
-      </w:r>
-      <w:r>
-        <w:rPr>
-          <w:lang w:val="zh_TW" w:bidi="zh_TW"/>
-        </w:rPr>
-        <w:t>神</w:t>
-      </w:r>
-      <w:r>
-        <w:rPr>
-          <w:b/>
-          <w:lang w:val="zh_TW" w:bidi="zh_TW"/>
-        </w:rPr>
-        <w:t>算</w:t>
-      </w:r>
-      <w:r>
-        <w:rPr>
-          <w:lang w:val="zh_TW" w:bidi="zh_TW"/>
-        </w:rPr>
-        <w:t>或</w:t>
-      </w:r>
-      <w:r>
-        <w:rPr>
-          <w:b/>
-          <w:lang w:val="zh_TW" w:bidi="zh_TW"/>
-        </w:rPr>
-        <w:t>視</w:t>
-      </w:r>
-      <w:r>
-        <w:rPr>
-          <w:lang w:val="zh_TW" w:bidi="zh_TW"/>
-        </w:rPr>
-        <w:t>我們為義，是因為我們的信心。</w:t>
-      </w:r>
-    </w:p>
-    <w:p>
-      <w:pPr>
-        <w:pStyle w:val="ListNumber"/>
-        <w:spacing w:line="240" w:lineRule="auto"/>
-        <w:ind w:left="720"/>
-      </w:pPr>
-      <w:r>
-        <w:rPr>
-          <w:lang w:val="zh_TW" w:bidi="zh_TW"/>
-        </w:rPr>
-      </w:r>
-      <w:r>
-        <w:rPr>
-          <w:lang w:val="zh_TW" w:bidi="zh_TW"/>
-        </w:rPr>
-        <w:t>神確實藉著聖靈的工作，透過信心使我們成為義（</w:t>
-      </w:r>
-      <w:hyperlink r:id="rId72">
-        <w:r>
-          <w:rPr>
-            <w:lang w:val="zh_TW" w:bidi="zh_TW"/>
-          </w:rPr>
-          <w:rPr>
-            <w:color w:val="0000EE"/>
-            <w:u w:val="single"/>
-          </w:rPr>
-          <w:t>加5:16–26</w:t>
-        </w:r>
-      </w:hyperlink>
-      <w:r>
-        <w:rPr>
-          <w:lang w:val="zh_TW" w:bidi="zh_TW"/>
-        </w:rPr>
-        <w:t>）。保羅解釋說，倚靠聖靈並跟隨聖靈指引的人不會犯罪。這是因為神的靈永遠不會引導人做錯誤的事。</w:t>
+        <w:t>透過耶穌的教導和神蹟，祂表示彌賽亞的筵席已經準備妥當。彌賽亞的筵席是神所應許，在彌賽亞來臨時要準備的一場特別盛宴。祂邀請所有人來接受神的救恩，成為神國的一部分。</w:t>
       </w:r>
     </w:p>
     <w:p>
@@ -1697,25 +2217,133 @@
         <w:rPr>
           <w:lang w:val="zh_TW" w:bidi="zh_TW"/>
         </w:rPr>
-        <w:t>真正的問題不在於人們不明白對錯。神賜予我們的良心，會在我們做錯事時告訴我們。神的律法使祂對生活的標準更加清晰（</w:t>
-      </w:r>
-      <w:hyperlink r:id="rId73">
-        <w:r>
-          <w:rPr>
-            <w:lang w:val="zh_TW" w:bidi="zh_TW"/>
-          </w:rPr>
-          <w:rPr>
-            <w:color w:val="0000EE"/>
-            <w:u w:val="single"/>
-          </w:rPr>
-          <w:t>羅7:7–12</w:t>
-        </w:r>
-      </w:hyperlink>
-      <w:r>
-        <w:rPr>
-          <w:lang w:val="zh_TW" w:bidi="zh_TW"/>
-        </w:rPr>
-        <w:t>）。真正的問題是，我們的心常常頑梗且有罪。我們也缺乏正確的智慧，未能判斷在不同情況下該做什麼事。由於罪對人性的影響，我們很難實踐神的話語，來符合神真正的要求。</w:t>
+        <w:t>耶穌將其事工比作婚宴，自己是新郎（</w:t>
+      </w:r>
+      <w:hyperlink r:id="rId76">
+        <w:r>
+          <w:rPr>
+            <w:lang w:val="zh_TW" w:bidi="zh_TW"/>
+          </w:rPr>
+          <w:rPr>
+            <w:color w:val="0000EE"/>
+            <w:u w:val="single"/>
+          </w:rPr>
+          <w:t>路5:33–35</w:t>
+        </w:r>
+      </w:hyperlink>
+      <w:r>
+        <w:rPr>
+          <w:lang w:val="zh_TW" w:bidi="zh_TW"/>
+        </w:rPr>
+        <w:t>）。神的國如同一場盛大宴會，神邀請了所有人，但有些人選擇不參加（</w:t>
+      </w:r>
+      <w:hyperlink r:id="rId77">
+        <w:r>
+          <w:rPr>
+            <w:lang w:val="zh_TW" w:bidi="zh_TW"/>
+          </w:rPr>
+          <w:rPr>
+            <w:color w:val="0000EE"/>
+            <w:u w:val="single"/>
+          </w:rPr>
+          <w:t>路14:15–24</w:t>
+        </w:r>
+      </w:hyperlink>
+      <w:r>
+        <w:rPr>
+          <w:lang w:val="zh_TW" w:bidi="zh_TW"/>
+        </w:rPr>
+        <w:t>；見</w:t>
+      </w:r>
+      <w:hyperlink r:id="rId78">
+        <w:r>
+          <w:rPr>
+            <w:lang w:val="zh_TW" w:bidi="zh_TW"/>
+          </w:rPr>
+          <w:rPr>
+            <w:color w:val="0000EE"/>
+            <w:u w:val="single"/>
+          </w:rPr>
+          <w:t>太8:11–12</w:t>
+        </w:r>
+      </w:hyperlink>
+      <w:r>
+        <w:rPr>
+          <w:lang w:val="zh_TW" w:bidi="zh_TW"/>
+        </w:rPr>
+        <w:t>）。耶穌經常與各式各樣的人一起用餐，包括不受歡迎的稅吏和虔誠的法利賽人（</w:t>
+      </w:r>
+      <w:hyperlink r:id="rId79">
+        <w:r>
+          <w:rPr>
+            <w:lang w:val="zh_TW" w:bidi="zh_TW"/>
+          </w:rPr>
+          <w:rPr>
+            <w:color w:val="0000EE"/>
+            <w:u w:val="single"/>
+          </w:rPr>
+          <w:t>5:29–32</w:t>
+        </w:r>
+      </w:hyperlink>
+      <w:r>
+        <w:rPr>
+          <w:lang w:val="zh_TW" w:bidi="zh_TW"/>
+        </w:rPr>
+        <w:t>，</w:t>
+      </w:r>
+      <w:hyperlink r:id="rId80">
+        <w:r>
+          <w:rPr>
+            <w:lang w:val="zh_TW" w:bidi="zh_TW"/>
+          </w:rPr>
+          <w:rPr>
+            <w:color w:val="0000EE"/>
+            <w:u w:val="single"/>
+          </w:rPr>
+          <w:t>7:36–50</w:t>
+        </w:r>
+      </w:hyperlink>
+      <w:r>
+        <w:rPr>
+          <w:lang w:val="zh_TW" w:bidi="zh_TW"/>
+        </w:rPr>
+        <w:t>，</w:t>
+      </w:r>
+      <w:hyperlink r:id="rId81">
+        <w:r>
+          <w:rPr>
+            <w:lang w:val="zh_TW" w:bidi="zh_TW"/>
+          </w:rPr>
+          <w:rPr>
+            <w:color w:val="0000EE"/>
+            <w:u w:val="single"/>
+          </w:rPr>
+          <w:t>11:37–41</w:t>
+        </w:r>
+      </w:hyperlink>
+      <w:r>
+        <w:rPr>
+          <w:lang w:val="zh_TW" w:bidi="zh_TW"/>
+        </w:rPr>
+        <w:t>，</w:t>
+      </w:r>
+      <w:hyperlink r:id="rId82">
+        <w:r>
+          <w:rPr>
+            <w:lang w:val="zh_TW" w:bidi="zh_TW"/>
+          </w:rPr>
+          <w:rPr>
+            <w:color w:val="0000EE"/>
+            <w:u w:val="single"/>
+          </w:rPr>
+          <w:t>14:1–6</w:t>
+        </w:r>
+      </w:hyperlink>
+      <w:r>
+        <w:rPr>
+          <w:lang w:val="zh_TW" w:bidi="zh_TW"/>
+        </w:rPr>
+        <w:t>）。</w:t>
       </w:r>
     </w:p>
     <w:p>
@@ -1729,43 +2357,7 @@
         <w:rPr>
           <w:lang w:val="zh_TW" w:bidi="zh_TW"/>
         </w:rPr>
-        <w:t>律法無法改善我們的狀況，但當聖靈引導和主控我們時，祂就改變我們的渴望，使我們做出討神喜悅的事（</w:t>
-      </w:r>
-      <w:hyperlink r:id="rId74">
-        <w:r>
-          <w:rPr>
-            <w:lang w:val="zh_TW" w:bidi="zh_TW"/>
-          </w:rPr>
-          <w:rPr>
-            <w:color w:val="0000EE"/>
-            <w:u w:val="single"/>
-          </w:rPr>
-          <w:t>加5:22–23</w:t>
-        </w:r>
-      </w:hyperlink>
-      <w:r>
-        <w:rPr>
-          <w:lang w:val="zh_TW" w:bidi="zh_TW"/>
-        </w:rPr>
-        <w:t>；</w:t>
-      </w:r>
-      <w:hyperlink r:id="rId75">
-        <w:r>
-          <w:rPr>
-            <w:lang w:val="zh_TW" w:bidi="zh_TW"/>
-          </w:rPr>
-          <w:rPr>
-            <w:color w:val="0000EE"/>
-            <w:u w:val="single"/>
-          </w:rPr>
-          <w:t>羅8:5–14</w:t>
-        </w:r>
-      </w:hyperlink>
-      <w:r>
-        <w:rPr>
-          <w:lang w:val="zh_TW" w:bidi="zh_TW"/>
-        </w:rPr>
-        <w:t>）。神的靈幫助祂的子民實現律法的真正意義和目的，但遵守律法不應該是我們的主要目標或重點，律法只是我們「訓蒙的師傅」（</w:t>
+        <w:t>耶穌也在祂的教導和比喻中，使用宴會和筵席的意象（</w:t>
       </w:r>
       <w:hyperlink r:id="rId76">
         <w:r>
@@ -1776,14 +2368,122 @@
             <w:color w:val="0000EE"/>
             <w:u w:val="single"/>
           </w:rPr>
-          <w:t>加3:24–25</w:t>
-        </w:r>
-      </w:hyperlink>
-      <w:r>
-        <w:rPr>
-          <w:lang w:val="zh_TW" w:bidi="zh_TW"/>
-        </w:rPr>
-        <w:t>）。相反，我們應該專注於信靠神、倚靠聖靈、愛其他的人。神的靈賦予我們渴望和力量，以討神喜悅的方式去做這些事。</w:t>
+          <w:t>路5:33–35</w:t>
+        </w:r>
+      </w:hyperlink>
+      <w:r>
+        <w:rPr>
+          <w:lang w:val="zh_TW" w:bidi="zh_TW"/>
+        </w:rPr>
+        <w:t>，</w:t>
+      </w:r>
+      <w:hyperlink r:id="rId83">
+        <w:r>
+          <w:rPr>
+            <w:lang w:val="zh_TW" w:bidi="zh_TW"/>
+          </w:rPr>
+          <w:rPr>
+            <w:color w:val="0000EE"/>
+            <w:u w:val="single"/>
+          </w:rPr>
+          <w:t>12:35–38</w:t>
+        </w:r>
+      </w:hyperlink>
+      <w:r>
+        <w:rPr>
+          <w:lang w:val="zh_TW" w:bidi="zh_TW"/>
+        </w:rPr>
+        <w:t>，</w:t>
+      </w:r>
+      <w:hyperlink r:id="rId84">
+        <w:r>
+          <w:rPr>
+            <w:lang w:val="zh_TW" w:bidi="zh_TW"/>
+          </w:rPr>
+          <w:rPr>
+            <w:color w:val="0000EE"/>
+            <w:u w:val="single"/>
+          </w:rPr>
+          <w:t>14:7–14</w:t>
+        </w:r>
+      </w:hyperlink>
+      <w:r>
+        <w:rPr>
+          <w:lang w:val="zh_TW" w:bidi="zh_TW"/>
+        </w:rPr>
+        <w:t>、</w:t>
+      </w:r>
+      <w:hyperlink r:id="rId77">
+        <w:r>
+          <w:rPr>
+            <w:lang w:val="zh_TW" w:bidi="zh_TW"/>
+          </w:rPr>
+          <w:rPr>
+            <w:color w:val="0000EE"/>
+            <w:u w:val="single"/>
+          </w:rPr>
+          <w:t>15–24</w:t>
+        </w:r>
+      </w:hyperlink>
+      <w:r>
+        <w:rPr>
+          <w:lang w:val="zh_TW" w:bidi="zh_TW"/>
+        </w:rPr>
+        <w:t>，</w:t>
+      </w:r>
+      <w:hyperlink r:id="rId85">
+        <w:r>
+          <w:rPr>
+            <w:lang w:val="zh_TW" w:bidi="zh_TW"/>
+          </w:rPr>
+          <w:rPr>
+            <w:color w:val="0000EE"/>
+            <w:u w:val="single"/>
+          </w:rPr>
+          <w:t>17:7–10</w:t>
+        </w:r>
+      </w:hyperlink>
+      <w:r>
+        <w:rPr>
+          <w:lang w:val="zh_TW" w:bidi="zh_TW"/>
+        </w:rPr>
+        <w:t>，</w:t>
+      </w:r>
+      <w:hyperlink r:id="rId86">
+        <w:r>
+          <w:rPr>
+            <w:lang w:val="zh_TW" w:bidi="zh_TW"/>
+          </w:rPr>
+          <w:rPr>
+            <w:color w:val="0000EE"/>
+            <w:u w:val="single"/>
+          </w:rPr>
+          <w:t>22:28–30</w:t>
+        </w:r>
+      </w:hyperlink>
+      <w:r>
+        <w:rPr>
+          <w:lang w:val="zh_TW" w:bidi="zh_TW"/>
+        </w:rPr>
+        <w:t>）。此外，祂用很少量的餅和魚餵飽大批群眾（</w:t>
+      </w:r>
+      <w:hyperlink r:id="rId87">
+        <w:r>
+          <w:rPr>
+            <w:lang w:val="zh_TW" w:bidi="zh_TW"/>
+          </w:rPr>
+          <w:rPr>
+            <w:color w:val="0000EE"/>
+            <w:u w:val="single"/>
+          </w:rPr>
+          <w:t>9:10–17</w:t>
+        </w:r>
+      </w:hyperlink>
+      <w:r>
+        <w:rPr>
+          <w:lang w:val="zh_TW" w:bidi="zh_TW"/>
+        </w:rPr>
+        <w:t>）。</w:t>
       </w:r>
     </w:p>
     <w:p>
@@ -1795,10 +2495,45 @@
       </w:r>
       <w:r>
         <w:rPr>
-          <w:u w:val="single"/>
-          <w:lang w:val="zh_TW" w:bidi="zh_TW"/>
-        </w:rPr>
-        <w:t>進深研究的經文段落</w:t>
+          <w:lang w:val="zh_TW" w:bidi="zh_TW"/>
+        </w:rPr>
+        <w:t>這個筵席意象的舊約背景是</w:t>
+      </w:r>
+      <w:hyperlink r:id="rId88">
+        <w:r>
+          <w:rPr>
+            <w:lang w:val="zh_TW" w:bidi="zh_TW"/>
+          </w:rPr>
+          <w:rPr>
+            <w:color w:val="0000EE"/>
+            <w:u w:val="single"/>
+          </w:rPr>
+          <w:t>以賽亞書二十五章6節</w:t>
+        </w:r>
+      </w:hyperlink>
+      <w:r>
+        <w:rPr>
+          <w:lang w:val="zh_TW" w:bidi="zh_TW"/>
+        </w:rPr>
+        <w:t>。它描述神最終的拯救，好像為所有人準備的盛大筵席：「萬軍之耶和華將為萬民預備豐盛的筵席，有陳年佳釀，有精美的肉，有精緻的陳酒」（另見</w:t>
+      </w:r>
+      <w:hyperlink r:id="rId89">
+        <w:r>
+          <w:rPr>
+            <w:lang w:val="zh_TW" w:bidi="zh_TW"/>
+          </w:rPr>
+          <w:rPr>
+            <w:color w:val="0000EE"/>
+            <w:u w:val="single"/>
+          </w:rPr>
+          <w:t>賽65:13–14</w:t>
+        </w:r>
+      </w:hyperlink>
+      <w:r>
+        <w:rPr>
+          <w:lang w:val="zh_TW" w:bidi="zh_TW"/>
+        </w:rPr>
+        <w:t>）。</w:t>
       </w:r>
     </w:p>
     <w:p>
@@ -1808,243 +2543,47 @@
           <w:lang w:val="zh_TW" w:bidi="zh_TW"/>
         </w:rPr>
       </w:r>
-      <w:hyperlink r:id="rId77">
-        <w:r>
-          <w:rPr>
-            <w:lang w:val="zh_TW" w:bidi="zh_TW"/>
-          </w:rPr>
-          <w:rPr>
-            <w:color w:val="0000EE"/>
-            <w:u w:val="single"/>
-          </w:rPr>
-          <w:t>民11:16–17</w:t>
-        </w:r>
-      </w:hyperlink>
-      <w:r>
-        <w:rPr>
-          <w:lang w:val="zh_TW" w:bidi="zh_TW"/>
-        </w:rPr>
-        <w:t>、</w:t>
-      </w:r>
-      <w:hyperlink r:id="rId78">
-        <w:r>
-          <w:rPr>
-            <w:lang w:val="zh_TW" w:bidi="zh_TW"/>
-          </w:rPr>
-          <w:rPr>
-            <w:color w:val="0000EE"/>
-            <w:u w:val="single"/>
-          </w:rPr>
-          <w:t>24–30</w:t>
-        </w:r>
-      </w:hyperlink>
-      <w:r>
-        <w:rPr>
-          <w:lang w:val="zh_TW" w:bidi="zh_TW"/>
-        </w:rPr>
-        <w:t>；</w:t>
-      </w:r>
-      <w:hyperlink r:id="rId42">
-        <w:r>
-          <w:rPr>
-            <w:lang w:val="zh_TW" w:bidi="zh_TW"/>
-          </w:rPr>
-          <w:rPr>
-            <w:color w:val="0000EE"/>
-            <w:u w:val="single"/>
-          </w:rPr>
-          <w:t>耶31:33–34</w:t>
-        </w:r>
-      </w:hyperlink>
-      <w:r>
-        <w:rPr>
-          <w:lang w:val="zh_TW" w:bidi="zh_TW"/>
-        </w:rPr>
-        <w:t>；</w:t>
-      </w:r>
-      <w:hyperlink r:id="rId79">
-        <w:r>
-          <w:rPr>
-            <w:lang w:val="zh_TW" w:bidi="zh_TW"/>
-          </w:rPr>
-          <w:rPr>
-            <w:color w:val="0000EE"/>
-            <w:u w:val="single"/>
-          </w:rPr>
-          <w:t>結36:26–27</w:t>
-        </w:r>
-      </w:hyperlink>
-      <w:r>
-        <w:rPr>
-          <w:lang w:val="zh_TW" w:bidi="zh_TW"/>
-        </w:rPr>
-        <w:t>；</w:t>
-      </w:r>
-      <w:hyperlink r:id="rId80">
-        <w:r>
-          <w:rPr>
-            <w:lang w:val="zh_TW" w:bidi="zh_TW"/>
-          </w:rPr>
-          <w:rPr>
-            <w:color w:val="0000EE"/>
-            <w:u w:val="single"/>
-          </w:rPr>
-          <w:t>路24:49</w:t>
-        </w:r>
-      </w:hyperlink>
-      <w:r>
-        <w:rPr>
-          <w:lang w:val="zh_TW" w:bidi="zh_TW"/>
-        </w:rPr>
-        <w:t>；</w:t>
-      </w:r>
-      <w:hyperlink r:id="rId81">
-        <w:r>
-          <w:rPr>
-            <w:lang w:val="zh_TW" w:bidi="zh_TW"/>
-          </w:rPr>
-          <w:rPr>
-            <w:color w:val="0000EE"/>
-            <w:u w:val="single"/>
-          </w:rPr>
-          <w:t>徒5:32</w:t>
-        </w:r>
-      </w:hyperlink>
-      <w:r>
-        <w:rPr>
-          <w:lang w:val="zh_TW" w:bidi="zh_TW"/>
-        </w:rPr>
-        <w:t>；</w:t>
-      </w:r>
-      <w:hyperlink r:id="rId82">
-        <w:r>
-          <w:rPr>
-            <w:lang w:val="zh_TW" w:bidi="zh_TW"/>
-          </w:rPr>
-          <w:rPr>
-            <w:color w:val="0000EE"/>
-            <w:u w:val="single"/>
-          </w:rPr>
-          <w:t>羅7:1–8:17</w:t>
-        </w:r>
-      </w:hyperlink>
-      <w:r>
-        <w:rPr>
-          <w:lang w:val="zh_TW" w:bidi="zh_TW"/>
-        </w:rPr>
-        <w:t>，</w:t>
-      </w:r>
-      <w:hyperlink r:id="rId83">
-        <w:r>
-          <w:rPr>
-            <w:lang w:val="zh_TW" w:bidi="zh_TW"/>
-          </w:rPr>
-          <w:rPr>
-            <w:color w:val="0000EE"/>
-            <w:u w:val="single"/>
-          </w:rPr>
-          <w:t>12:2</w:t>
-        </w:r>
-      </w:hyperlink>
-      <w:r>
-        <w:rPr>
-          <w:lang w:val="zh_TW" w:bidi="zh_TW"/>
-        </w:rPr>
-        <w:t>；</w:t>
-      </w:r>
-      <w:hyperlink r:id="rId84">
-        <w:r>
-          <w:rPr>
-            <w:lang w:val="zh_TW" w:bidi="zh_TW"/>
-          </w:rPr>
-          <w:rPr>
-            <w:color w:val="0000EE"/>
-            <w:u w:val="single"/>
-          </w:rPr>
-          <w:t>林後3:7–18</w:t>
-        </w:r>
-      </w:hyperlink>
-      <w:r>
-        <w:rPr>
-          <w:lang w:val="zh_TW" w:bidi="zh_TW"/>
-        </w:rPr>
-        <w:t>；</w:t>
-      </w:r>
-      <w:hyperlink r:id="rId85">
-        <w:r>
-          <w:rPr>
-            <w:lang w:val="zh_TW" w:bidi="zh_TW"/>
-          </w:rPr>
-          <w:rPr>
-            <w:color w:val="0000EE"/>
-            <w:u w:val="single"/>
-          </w:rPr>
-          <w:t>加3:2–5</w:t>
-        </w:r>
-      </w:hyperlink>
-      <w:r>
-        <w:rPr>
-          <w:lang w:val="zh_TW" w:bidi="zh_TW"/>
-        </w:rPr>
-        <w:t>，</w:t>
-      </w:r>
-      <w:hyperlink r:id="rId86">
-        <w:r>
-          <w:rPr>
-            <w:lang w:val="zh_TW" w:bidi="zh_TW"/>
-          </w:rPr>
-          <w:rPr>
-            <w:color w:val="0000EE"/>
-            <w:u w:val="single"/>
-          </w:rPr>
-          <w:t>5:5</w:t>
-        </w:r>
-      </w:hyperlink>
-      <w:r>
-        <w:rPr>
-          <w:lang w:val="zh_TW" w:bidi="zh_TW"/>
-        </w:rPr>
-        <w:t>、</w:t>
-      </w:r>
-      <w:hyperlink r:id="rId72">
-        <w:r>
-          <w:rPr>
-            <w:lang w:val="zh_TW" w:bidi="zh_TW"/>
-          </w:rPr>
-          <w:rPr>
-            <w:color w:val="0000EE"/>
-            <w:u w:val="single"/>
-          </w:rPr>
-          <w:t>16–26</w:t>
-        </w:r>
-      </w:hyperlink>
-      <w:r>
-        <w:rPr>
-          <w:lang w:val="zh_TW" w:bidi="zh_TW"/>
-        </w:rPr>
-        <w:t>；</w:t>
-      </w:r>
-      <w:hyperlink r:id="rId87">
-        <w:r>
-          <w:rPr>
-            <w:lang w:val="zh_TW" w:bidi="zh_TW"/>
-          </w:rPr>
-          <w:rPr>
-            <w:color w:val="0000EE"/>
-            <w:u w:val="single"/>
-          </w:rPr>
-          <w:t>來12:14–29</w:t>
-        </w:r>
-      </w:hyperlink>
-      <w:r>
-        <w:rPr>
-          <w:lang w:val="zh_TW" w:bidi="zh_TW"/>
-        </w:rPr>
-      </w:r>
-      <w:r>
-        <w:rPr>
-          <w:lang w:val="zh_TW" w:bidi="zh_TW"/>
-        </w:rPr>
+      <w:r>
+        <w:rPr>
+          <w:lang w:val="zh_TW" w:bidi="zh_TW"/>
+        </w:rPr>
+        <w:t>耶穌的公開事工是筵席的開始，也邀請人們參與筵席。透過祂的死亡和復活，祂帶來了拯救。現在，所有人都可以來到神筵席的桌前，接受這國度的屬靈祝福。然而，這場筵席將在未來的國度中完全實現。到那時候，耶穌的門徒將「在我國裡，坐在我的席上吃喝」，並且「坐在寶座上，審判以色列十二個支派」（</w:t>
+      </w:r>
+      <w:hyperlink r:id="rId90">
+        <w:r>
+          <w:rPr>
+            <w:lang w:val="zh_TW" w:bidi="zh_TW"/>
+          </w:rPr>
+          <w:rPr>
+            <w:color w:val="0000EE"/>
+            <w:u w:val="single"/>
+          </w:rPr>
+          <w:t>路22:30</w:t>
+        </w:r>
+      </w:hyperlink>
+      <w:r>
+        <w:rPr>
+          <w:lang w:val="zh_TW" w:bidi="zh_TW"/>
+        </w:rPr>
+        <w:t>；另見</w:t>
+      </w:r>
+      <w:hyperlink r:id="rId91">
+        <w:r>
+          <w:rPr>
+            <w:lang w:val="zh_TW" w:bidi="zh_TW"/>
+          </w:rPr>
+          <w:rPr>
+            <w:color w:val="0000EE"/>
+            <w:u w:val="single"/>
+          </w:rPr>
+          <w:t>啟19:7–9</w:t>
+        </w:r>
+      </w:hyperlink>
+      <w:r>
+        <w:rPr>
+          <w:lang w:val="zh_TW" w:bidi="zh_TW"/>
+        </w:rPr>
+        <w:t>）。</w:t>
       </w:r>
     </w:p>
     <w:p>
@@ -2054,21 +2593,12 @@
           <w:lang w:val="zh_TW" w:bidi="zh_TW"/>
         </w:rPr>
       </w:r>
-    </w:p>
-    <w:p>
-      <w:pPr>
-        <w:pStyle w:val="Heading2"/>
-      </w:pPr>
-      <w:r>
-        <w:rPr>
-          <w:lang w:val="zh_TW" w:bidi="zh_TW"/>
-        </w:rPr>
-        <w:t>律法主義</w:t>
-      </w:r>
-      <w:r>
-        <w:rPr>
-          <w:lang w:val="zh_TW" w:bidi="zh_TW"/>
-        </w:rPr>
+      <w:r>
+        <w:rPr>
+          <w:u w:val="single"/>
+          <w:lang w:val="zh_TW" w:bidi="zh_TW"/>
+        </w:rPr>
+        <w:t>進深研究的經文段落</w:t>
       </w:r>
     </w:p>
     <w:p>
@@ -2078,26 +2608,6 @@
           <w:lang w:val="zh_TW" w:bidi="zh_TW"/>
         </w:rPr>
       </w:r>
-      <w:r>
-        <w:rPr>
-          <w:lang w:val="zh_TW" w:bidi="zh_TW"/>
-        </w:rPr>
-        <w:t>對猶太人來說，律法非常重要。他們對宗教的理解往往集中在遵守規條與儀式。這種情況很自然，因為神親自將律法賜給猶太人，藉此表明祂揀選他們作為祂的子民。神也將律法賜給他們，讓他們透過遵行律法來確認並維持與神所立的約。</w:t>
-      </w:r>
-    </w:p>
-    <w:p>
-      <w:pPr/>
-      <w:r>
-        <w:rPr>
-          <w:lang w:val="zh_TW" w:bidi="zh_TW"/>
-        </w:rPr>
-      </w:r>
-      <w:r>
-        <w:rPr>
-          <w:lang w:val="zh_TW" w:bidi="zh_TW"/>
-        </w:rPr>
-        <w:t>然而，許多猶太人在神所賜的律法之外，又加上許多人所定立的規條，為幾乎每一種情況制定細節規定。他們這樣做，往往是為了避免違反神的律法。但正如耶穌多次指出，這些額外添加的人為規條，有時卻使人無法真正遵行神的旨意 （</w:t>
-      </w:r>
       <w:hyperlink r:id="rId88">
         <w:r>
           <w:rPr>
@@ -2107,28 +2617,14 @@
             <w:color w:val="0000EE"/>
             <w:u w:val="single"/>
           </w:rPr>
-          <w:t>可7:1–15</w:t>
-        </w:r>
-      </w:hyperlink>
-      <w:r>
-        <w:rPr>
-          <w:lang w:val="zh_TW" w:bidi="zh_TW"/>
-        </w:rPr>
-        <w:t>）。此外，許多猶太人相信，只要單單遵守律法，便能得神的喜悅。</w:t>
-      </w:r>
-    </w:p>
-    <w:p>
-      <w:pPr/>
-      <w:r>
-        <w:rPr>
-          <w:lang w:val="zh_TW" w:bidi="zh_TW"/>
-        </w:rPr>
-      </w:r>
-      <w:r>
-        <w:rPr>
-          <w:lang w:val="zh_TW" w:bidi="zh_TW"/>
-        </w:rPr>
-        <w:t>使徒保羅在早期教會中，經常面對律法主義的問題。例如在歌羅西，受猶太教影響的假教師主張，基督徒必須遵守某些規條來表達他們的信仰（</w:t>
+          <w:t>賽25:6</w:t>
+        </w:r>
+      </w:hyperlink>
+      <w:r>
+        <w:rPr>
+          <w:lang w:val="zh_TW" w:bidi="zh_TW"/>
+        </w:rPr>
+        <w:t>，</w:t>
       </w:r>
       <w:hyperlink r:id="rId89">
         <w:r>
@@ -2139,28 +2635,176 @@
             <w:color w:val="0000EE"/>
             <w:u w:val="single"/>
           </w:rPr>
-          <w:t>西2:16–23</w:t>
-        </w:r>
-      </w:hyperlink>
-      <w:r>
-        <w:rPr>
-          <w:lang w:val="zh_TW" w:bidi="zh_TW"/>
-        </w:rPr>
-        <w:t>）。保羅批評這種做法，強調信靠基督才是關鍵。基督成全神一切計劃與旨意，也是真正敬虔生活的中心。</w:t>
-      </w:r>
-    </w:p>
-    <w:p>
-      <w:pPr/>
-      <w:r>
-        <w:rPr>
-          <w:lang w:val="zh_TW" w:bidi="zh_TW"/>
-        </w:rPr>
-      </w:r>
-      <w:r>
-        <w:rPr>
-          <w:lang w:val="zh_TW" w:bidi="zh_TW"/>
-        </w:rPr>
-        <w:t>這並不是說行為規範本身有錯。有些規則（如不可說謊）清楚展現了基督的品格（</w:t>
+          <w:t>65:13–14</w:t>
+        </w:r>
+      </w:hyperlink>
+      <w:r>
+        <w:rPr>
+          <w:lang w:val="zh_TW" w:bidi="zh_TW"/>
+        </w:rPr>
+        <w:t>；</w:t>
+      </w:r>
+      <w:hyperlink r:id="rId92">
+        <w:r>
+          <w:rPr>
+            <w:lang w:val="zh_TW" w:bidi="zh_TW"/>
+          </w:rPr>
+          <w:rPr>
+            <w:color w:val="0000EE"/>
+            <w:u w:val="single"/>
+          </w:rPr>
+          <w:t>路5:29–35</w:t>
+        </w:r>
+      </w:hyperlink>
+      <w:r>
+        <w:rPr>
+          <w:lang w:val="zh_TW" w:bidi="zh_TW"/>
+        </w:rPr>
+        <w:t>，</w:t>
+      </w:r>
+      <w:hyperlink r:id="rId93">
+        <w:r>
+          <w:rPr>
+            <w:lang w:val="zh_TW" w:bidi="zh_TW"/>
+          </w:rPr>
+          <w:rPr>
+            <w:color w:val="0000EE"/>
+            <w:u w:val="single"/>
+          </w:rPr>
+          <w:t>6:21</w:t>
+        </w:r>
+      </w:hyperlink>
+      <w:r>
+        <w:rPr>
+          <w:lang w:val="zh_TW" w:bidi="zh_TW"/>
+        </w:rPr>
+        <w:t>，</w:t>
+      </w:r>
+      <w:hyperlink r:id="rId80">
+        <w:r>
+          <w:rPr>
+            <w:lang w:val="zh_TW" w:bidi="zh_TW"/>
+          </w:rPr>
+          <w:rPr>
+            <w:color w:val="0000EE"/>
+            <w:u w:val="single"/>
+          </w:rPr>
+          <w:t>7:36–50</w:t>
+        </w:r>
+      </w:hyperlink>
+      <w:r>
+        <w:rPr>
+          <w:lang w:val="zh_TW" w:bidi="zh_TW"/>
+        </w:rPr>
+        <w:t>，</w:t>
+      </w:r>
+      <w:hyperlink r:id="rId87">
+        <w:r>
+          <w:rPr>
+            <w:lang w:val="zh_TW" w:bidi="zh_TW"/>
+          </w:rPr>
+          <w:rPr>
+            <w:color w:val="0000EE"/>
+            <w:u w:val="single"/>
+          </w:rPr>
+          <w:t>9:10–17</w:t>
+        </w:r>
+      </w:hyperlink>
+      <w:r>
+        <w:rPr>
+          <w:lang w:val="zh_TW" w:bidi="zh_TW"/>
+        </w:rPr>
+        <w:t>，</w:t>
+      </w:r>
+      <w:hyperlink r:id="rId81">
+        <w:r>
+          <w:rPr>
+            <w:lang w:val="zh_TW" w:bidi="zh_TW"/>
+          </w:rPr>
+          <w:rPr>
+            <w:color w:val="0000EE"/>
+            <w:u w:val="single"/>
+          </w:rPr>
+          <w:t>11:37–41</w:t>
+        </w:r>
+      </w:hyperlink>
+      <w:r>
+        <w:rPr>
+          <w:lang w:val="zh_TW" w:bidi="zh_TW"/>
+        </w:rPr>
+        <w:t>，</w:t>
+      </w:r>
+      <w:hyperlink r:id="rId94">
+        <w:r>
+          <w:rPr>
+            <w:lang w:val="zh_TW" w:bidi="zh_TW"/>
+          </w:rPr>
+          <w:rPr>
+            <w:color w:val="0000EE"/>
+            <w:u w:val="single"/>
+          </w:rPr>
+          <w:t>12:35–40</w:t>
+        </w:r>
+      </w:hyperlink>
+      <w:r>
+        <w:rPr>
+          <w:lang w:val="zh_TW" w:bidi="zh_TW"/>
+        </w:rPr>
+        <w:t>，</w:t>
+      </w:r>
+      <w:hyperlink r:id="rId95">
+        <w:r>
+          <w:rPr>
+            <w:lang w:val="zh_TW" w:bidi="zh_TW"/>
+          </w:rPr>
+          <w:rPr>
+            <w:color w:val="0000EE"/>
+            <w:u w:val="single"/>
+          </w:rPr>
+          <w:t>13:24–30</w:t>
+        </w:r>
+      </w:hyperlink>
+      <w:r>
+        <w:rPr>
+          <w:lang w:val="zh_TW" w:bidi="zh_TW"/>
+        </w:rPr>
+        <w:t>，</w:t>
+      </w:r>
+      <w:hyperlink r:id="rId96">
+        <w:r>
+          <w:rPr>
+            <w:lang w:val="zh_TW" w:bidi="zh_TW"/>
+          </w:rPr>
+          <w:rPr>
+            <w:color w:val="0000EE"/>
+            <w:u w:val="single"/>
+          </w:rPr>
+          <w:t>14:1–24</w:t>
+        </w:r>
+      </w:hyperlink>
+      <w:r>
+        <w:rPr>
+          <w:lang w:val="zh_TW" w:bidi="zh_TW"/>
+        </w:rPr>
+        <w:t>，</w:t>
+      </w:r>
+      <w:hyperlink r:id="rId97">
+        <w:r>
+          <w:rPr>
+            <w:lang w:val="zh_TW" w:bidi="zh_TW"/>
+          </w:rPr>
+          <w:rPr>
+            <w:color w:val="0000EE"/>
+            <w:u w:val="single"/>
+          </w:rPr>
+          <w:t>17:8</w:t>
+        </w:r>
+      </w:hyperlink>
+      <w:r>
+        <w:rPr>
+          <w:lang w:val="zh_TW" w:bidi="zh_TW"/>
+        </w:rPr>
+        <w:t>，</w:t>
       </w:r>
       <w:hyperlink r:id="rId90">
         <w:r>
@@ -2171,138 +2815,7 @@
             <w:color w:val="0000EE"/>
             <w:u w:val="single"/>
           </w:rPr>
-          <w:t>西3:9</w:t>
-        </w:r>
-      </w:hyperlink>
-      <w:r>
-        <w:rPr>
-          <w:lang w:val="zh_TW" w:bidi="zh_TW"/>
-        </w:rPr>
-        <w:t>）。保羅也不反對個別基督徒為了更順服基督，而為自己制定一些規則（參</w:t>
-      </w:r>
-      <w:hyperlink r:id="rId91">
-        <w:r>
-          <w:rPr>
-            <w:lang w:val="zh_TW" w:bidi="zh_TW"/>
-          </w:rPr>
-          <w:rPr>
-            <w:color w:val="0000EE"/>
-            <w:u w:val="single"/>
-          </w:rPr>
-          <w:t>羅14:5</w:t>
-        </w:r>
-      </w:hyperlink>
-      <w:r>
-        <w:rPr>
-          <w:lang w:val="zh_TW" w:bidi="zh_TW"/>
-        </w:rPr>
-        <w:t>；</w:t>
-      </w:r>
-      <w:hyperlink r:id="rId92">
-        <w:r>
-          <w:rPr>
-            <w:lang w:val="zh_TW" w:bidi="zh_TW"/>
-          </w:rPr>
-          <w:rPr>
-            <w:color w:val="0000EE"/>
-            <w:u w:val="single"/>
-          </w:rPr>
-          <w:t>林前8章</w:t>
-        </w:r>
-      </w:hyperlink>
-      <w:r>
-        <w:rPr>
-          <w:lang w:val="zh_TW" w:bidi="zh_TW"/>
-        </w:rPr>
-        <w:t>）。然而，這些行定下的規則，不可強加在他人身上。</w:t>
-      </w:r>
-    </w:p>
-    <w:p>
-      <w:pPr/>
-      <w:r>
-        <w:rPr>
-          <w:lang w:val="zh_TW" w:bidi="zh_TW"/>
-        </w:rPr>
-      </w:r>
-      <w:r>
-        <w:rPr>
-          <w:u w:val="single"/>
-          <w:lang w:val="zh_TW" w:bidi="zh_TW"/>
-        </w:rPr>
-        <w:t>進深研究的經文段落</w:t>
-      </w:r>
-    </w:p>
-    <w:p>
-      <w:pPr/>
-      <w:r>
-        <w:rPr>
-          <w:lang w:val="zh_TW" w:bidi="zh_TW"/>
-        </w:rPr>
-      </w:r>
-      <w:hyperlink r:id="rId93">
-        <w:r>
-          <w:rPr>
-            <w:lang w:val="zh_TW" w:bidi="zh_TW"/>
-          </w:rPr>
-          <w:rPr>
-            <w:color w:val="0000EE"/>
-            <w:u w:val="single"/>
-          </w:rPr>
-          <w:t>太23:13–33</w:t>
-        </w:r>
-      </w:hyperlink>
-      <w:r>
-        <w:rPr>
-          <w:lang w:val="zh_TW" w:bidi="zh_TW"/>
-        </w:rPr>
-        <w:t>；</w:t>
-      </w:r>
-      <w:hyperlink r:id="rId88">
-        <w:r>
-          <w:rPr>
-            <w:lang w:val="zh_TW" w:bidi="zh_TW"/>
-          </w:rPr>
-          <w:rPr>
-            <w:color w:val="0000EE"/>
-            <w:u w:val="single"/>
-          </w:rPr>
-          <w:t>可7:1–15</w:t>
-        </w:r>
-      </w:hyperlink>
-      <w:r>
-        <w:rPr>
-          <w:lang w:val="zh_TW" w:bidi="zh_TW"/>
-        </w:rPr>
-        <w:t>；</w:t>
-      </w:r>
-      <w:hyperlink r:id="rId94">
-        <w:r>
-          <w:rPr>
-            <w:lang w:val="zh_TW" w:bidi="zh_TW"/>
-          </w:rPr>
-          <w:rPr>
-            <w:color w:val="0000EE"/>
-            <w:u w:val="single"/>
-          </w:rPr>
-          <w:t>加2:14–21</w:t>
-        </w:r>
-      </w:hyperlink>
-      <w:r>
-        <w:rPr>
-          <w:lang w:val="zh_TW" w:bidi="zh_TW"/>
-        </w:rPr>
-        <w:t>；</w:t>
-      </w:r>
-      <w:hyperlink r:id="rId89">
-        <w:r>
-          <w:rPr>
-            <w:lang w:val="zh_TW" w:bidi="zh_TW"/>
-          </w:rPr>
-          <w:rPr>
-            <w:color w:val="0000EE"/>
-            <w:u w:val="single"/>
-          </w:rPr>
-          <w:t>西2:16–23</w:t>
+          <w:t>22:30</w:t>
         </w:r>
       </w:hyperlink>
       <w:r>
@@ -4205,12 +4718,6 @@
   </w:num>
   <w:num w:numId="13" w16cid:durableId="592781308">
     <w:abstractNumId w:val="11"/>
-  </w:num>
-  <w:num w:numId="14">
-    <w:abstractNumId w:val="3"/>
-    <w:lvlOverride w:ilvl="0">
-      <w:startOverride w:val="1"/>
-    </w:lvlOverride>
   </w:num>
   <w:numIdMacAtCleanup w:val="10"/>
 </w:numbering>

--- a/zht/docx/055.content.docx
+++ b/zht/docx/055.content.docx
@@ -19,7 +19,7 @@
         <w:rPr>
           <w:lang w:val="zh_TW" w:bidi="zh_TW"/>
         </w:rPr>
-        <w:t>Resource: Tyndale Open Study Notes</w:t>
+        <w:t>Resource: Aquifer Open Study Notes (Themes)</w:t>
       </w:r>
       <w:r>
         <w:rPr>
@@ -112,7 +112,7 @@
         <w:rPr>
           <w:lang w:val="zh_TW" w:bidi="zh_TW"/>
         </w:rPr>
-        <w:t>Tyndale Open Study Notes</w:t>
+        <w:t>Aquifer Open Study Notes (Themes)</w:t>
       </w:r>
     </w:p>
     <w:p>

--- a/zht/docx/055.content.docx
+++ b/zht/docx/055.content.docx
@@ -273,72 +273,48 @@
         </w:rPr>
         <w:t>在猶太教中，「彌賽亞」一詞有不同的意義。舊約聖經提到不同的人曾接受來自神特別的膏抹。神為了不同的任務和理由揀選這些人。這些人並不都做了好事，但神仍然為了祂的目的而揀選他們（</w:t>
       </w:r>
-      <w:hyperlink r:id="rId13">
-        <w:r>
-          <w:rPr>
-            <w:lang w:val="zh_TW" w:bidi="zh_TW"/>
-          </w:rPr>
-          <w:rPr>
-            <w:color w:val="0000EE"/>
-            <w:u w:val="single"/>
-          </w:rPr>
-          <w:t>出28:41</w:t>
-        </w:r>
-      </w:hyperlink>
+      <w:r>
+        <w:rPr>
+          <w:lang w:val="zh_TW" w:bidi="zh_TW"/>
+        </w:rPr>
+        <w:t>出28:41</w:t>
+      </w:r>
       <w:r>
         <w:rPr>
           <w:lang w:val="zh_TW" w:bidi="zh_TW"/>
         </w:rPr>
         <w:t>；</w:t>
       </w:r>
-      <w:hyperlink r:id="rId14">
-        <w:r>
-          <w:rPr>
-            <w:lang w:val="zh_TW" w:bidi="zh_TW"/>
-          </w:rPr>
-          <w:rPr>
-            <w:color w:val="0000EE"/>
-            <w:u w:val="single"/>
-          </w:rPr>
-          <w:t>撒上9:16</w:t>
-        </w:r>
-      </w:hyperlink>
+      <w:r>
+        <w:rPr>
+          <w:lang w:val="zh_TW" w:bidi="zh_TW"/>
+        </w:rPr>
+        <w:t>撒上9:16</w:t>
+      </w:r>
       <w:r>
         <w:rPr>
           <w:lang w:val="zh_TW" w:bidi="zh_TW"/>
         </w:rPr>
         <w:t>；</w:t>
       </w:r>
-      <w:hyperlink r:id="rId15">
-        <w:r>
-          <w:rPr>
-            <w:lang w:val="zh_TW" w:bidi="zh_TW"/>
-          </w:rPr>
-          <w:rPr>
-            <w:color w:val="0000EE"/>
-            <w:u w:val="single"/>
-          </w:rPr>
-          <w:t>王上19:16</w:t>
-        </w:r>
-      </w:hyperlink>
+      <w:r>
+        <w:rPr>
+          <w:lang w:val="zh_TW" w:bidi="zh_TW"/>
+        </w:rPr>
+        <w:t>王上19:16</w:t>
+      </w:r>
       <w:r>
         <w:rPr>
           <w:lang w:val="zh_TW" w:bidi="zh_TW"/>
         </w:rPr>
         <w:t>；</w:t>
       </w:r>
-      <w:hyperlink r:id="rId16">
-        <w:r>
-          <w:rPr>
-            <w:lang w:val="zh_TW" w:bidi="zh_TW"/>
-          </w:rPr>
-          <w:rPr>
-            <w:color w:val="0000EE"/>
-            <w:u w:val="single"/>
-          </w:rPr>
-          <w:t>賽45:1</w:t>
-        </w:r>
-      </w:hyperlink>
+      <w:r>
+        <w:rPr>
+          <w:lang w:val="zh_TW" w:bidi="zh_TW"/>
+        </w:rPr>
+        <w:t>賽45:1</w:t>
+      </w:r>
       <w:r>
         <w:rPr>
           <w:lang w:val="zh_TW" w:bidi="zh_TW"/>
@@ -353,36 +329,24 @@
         </w:rPr>
         <w:t>先知期待未來的彌賽亞將會展開神的國（</w:t>
       </w:r>
-      <w:hyperlink r:id="rId17">
-        <w:r>
-          <w:rPr>
-            <w:lang w:val="zh_TW" w:bidi="zh_TW"/>
-          </w:rPr>
-          <w:rPr>
-            <w:color w:val="0000EE"/>
-            <w:u w:val="single"/>
-          </w:rPr>
-          <w:t>但9:25–26</w:t>
-        </w:r>
-      </w:hyperlink>
+      <w:r>
+        <w:rPr>
+          <w:lang w:val="zh_TW" w:bidi="zh_TW"/>
+        </w:rPr>
+        <w:t>但9:25–26</w:t>
+      </w:r>
       <w:r>
         <w:rPr>
           <w:lang w:val="zh_TW" w:bidi="zh_TW"/>
         </w:rPr>
         <w:t>；</w:t>
       </w:r>
-      <w:hyperlink r:id="rId18">
-        <w:r>
-          <w:rPr>
-            <w:lang w:val="zh_TW" w:bidi="zh_TW"/>
-          </w:rPr>
-          <w:rPr>
-            <w:color w:val="0000EE"/>
-            <w:u w:val="single"/>
-          </w:rPr>
-          <w:t>亞9:9–10</w:t>
-        </w:r>
-      </w:hyperlink>
+      <w:r>
+        <w:rPr>
+          <w:lang w:val="zh_TW" w:bidi="zh_TW"/>
+        </w:rPr>
+        <w:t>亞9:9–10</w:t>
+      </w:r>
       <w:r>
         <w:rPr>
           <w:lang w:val="zh_TW" w:bidi="zh_TW"/>
@@ -417,108 +381,72 @@
         </w:rPr>
         <w:t>由於這種混亂，耶穌避免使用這個稱號，並不令人驚訝。耶穌教導祂的追隨者，自己將如以賽亞預言的那樣受苦（</w:t>
       </w:r>
-      <w:hyperlink r:id="rId19">
-        <w:r>
-          <w:rPr>
-            <w:lang w:val="zh_TW" w:bidi="zh_TW"/>
-          </w:rPr>
-          <w:rPr>
-            <w:color w:val="0000EE"/>
-            <w:u w:val="single"/>
-          </w:rPr>
-          <w:t>賽52:13–53:12</w:t>
-        </w:r>
-      </w:hyperlink>
+      <w:r>
+        <w:rPr>
+          <w:lang w:val="zh_TW" w:bidi="zh_TW"/>
+        </w:rPr>
+        <w:t>賽52:13–53:12</w:t>
+      </w:r>
       <w:r>
         <w:rPr>
           <w:lang w:val="zh_TW" w:bidi="zh_TW"/>
         </w:rPr>
         <w:t>）。猶太人解釋這段經文指的是以色列。耶穌強調受苦和服事是通往得勝的道路（</w:t>
       </w:r>
-      <w:hyperlink r:id="rId20">
-        <w:r>
-          <w:rPr>
-            <w:lang w:val="zh_TW" w:bidi="zh_TW"/>
-          </w:rPr>
-          <w:rPr>
-            <w:color w:val="0000EE"/>
-            <w:u w:val="single"/>
-          </w:rPr>
-          <w:t>太16:21–28</w:t>
-        </w:r>
-      </w:hyperlink>
+      <w:r>
+        <w:rPr>
+          <w:lang w:val="zh_TW" w:bidi="zh_TW"/>
+        </w:rPr>
+        <w:t>太16:21–28</w:t>
+      </w:r>
       <w:r>
         <w:rPr>
           <w:lang w:val="zh_TW" w:bidi="zh_TW"/>
         </w:rPr>
         <w:t>，</w:t>
       </w:r>
-      <w:hyperlink r:id="rId21">
-        <w:r>
-          <w:rPr>
-            <w:lang w:val="zh_TW" w:bidi="zh_TW"/>
-          </w:rPr>
-          <w:rPr>
-            <w:color w:val="0000EE"/>
-            <w:u w:val="single"/>
-          </w:rPr>
-          <w:t>20:25–28</w:t>
-        </w:r>
-      </w:hyperlink>
+      <w:r>
+        <w:rPr>
+          <w:lang w:val="zh_TW" w:bidi="zh_TW"/>
+        </w:rPr>
+        <w:t>20:25–28</w:t>
+      </w:r>
       <w:r>
         <w:rPr>
           <w:lang w:val="zh_TW" w:bidi="zh_TW"/>
         </w:rPr>
         <w:t>），與猶太人普遍認為彌賽亞是王室征服者的觀點截然不同。然而，這是神建立祂國度的方式（見</w:t>
       </w:r>
-      <w:hyperlink r:id="rId22">
-        <w:r>
-          <w:rPr>
-            <w:lang w:val="zh_TW" w:bidi="zh_TW"/>
-          </w:rPr>
-          <w:rPr>
-            <w:color w:val="0000EE"/>
-            <w:u w:val="single"/>
-          </w:rPr>
-          <w:t>路2:25–32</w:t>
-        </w:r>
-      </w:hyperlink>
+      <w:r>
+        <w:rPr>
+          <w:lang w:val="zh_TW" w:bidi="zh_TW"/>
+        </w:rPr>
+        <w:t>路2:25–32</w:t>
+      </w:r>
       <w:r>
         <w:rPr>
           <w:lang w:val="zh_TW" w:bidi="zh_TW"/>
         </w:rPr>
         <w:t>；</w:t>
       </w:r>
-      <w:hyperlink r:id="rId23">
-        <w:r>
-          <w:rPr>
-            <w:lang w:val="zh_TW" w:bidi="zh_TW"/>
-          </w:rPr>
-          <w:rPr>
-            <w:color w:val="0000EE"/>
-            <w:u w:val="single"/>
-          </w:rPr>
-          <w:t>約12:37–50</w:t>
-        </w:r>
-      </w:hyperlink>
+      <w:r>
+        <w:rPr>
+          <w:lang w:val="zh_TW" w:bidi="zh_TW"/>
+        </w:rPr>
+        <w:t>約12:37–50</w:t>
+      </w:r>
       <w:r>
         <w:rPr>
           <w:lang w:val="zh_TW" w:bidi="zh_TW"/>
         </w:rPr>
         <w:t>；</w:t>
       </w:r>
-      <w:hyperlink r:id="rId24">
-        <w:r>
-          <w:rPr>
-            <w:lang w:val="zh_TW" w:bidi="zh_TW"/>
-          </w:rPr>
-          <w:rPr>
-            <w:color w:val="0000EE"/>
-            <w:u w:val="single"/>
-          </w:rPr>
-          <w:t>徒2:29–36</w:t>
-        </w:r>
-      </w:hyperlink>
+      <w:r>
+        <w:rPr>
+          <w:lang w:val="zh_TW" w:bidi="zh_TW"/>
+        </w:rPr>
+        <w:t>徒2:29–36</w:t>
+      </w:r>
       <w:r>
         <w:rPr>
           <w:lang w:val="zh_TW" w:bidi="zh_TW"/>
@@ -548,588 +476,390 @@
           <w:lang w:val="zh_TW" w:bidi="zh_TW"/>
         </w:rPr>
       </w:r>
-      <w:hyperlink r:id="rId25">
-        <w:r>
-          <w:rPr>
-            <w:lang w:val="zh_TW" w:bidi="zh_TW"/>
-          </w:rPr>
-          <w:rPr>
-            <w:color w:val="0000EE"/>
-            <w:u w:val="single"/>
-          </w:rPr>
-          <w:t>創17:6</w:t>
-        </w:r>
-      </w:hyperlink>
+      <w:r>
+        <w:rPr>
+          <w:lang w:val="zh_TW" w:bidi="zh_TW"/>
+        </w:rPr>
+        <w:t>創17:6</w:t>
+      </w:r>
       <w:r>
         <w:rPr>
           <w:lang w:val="zh_TW" w:bidi="zh_TW"/>
         </w:rPr>
         <w:t>；</w:t>
       </w:r>
-      <w:hyperlink r:id="rId13">
-        <w:r>
-          <w:rPr>
-            <w:lang w:val="zh_TW" w:bidi="zh_TW"/>
-          </w:rPr>
-          <w:rPr>
-            <w:color w:val="0000EE"/>
-            <w:u w:val="single"/>
-          </w:rPr>
-          <w:t>出28:41</w:t>
-        </w:r>
-      </w:hyperlink>
+      <w:r>
+        <w:rPr>
+          <w:lang w:val="zh_TW" w:bidi="zh_TW"/>
+        </w:rPr>
+        <w:t>出28:41</w:t>
+      </w:r>
       <w:r>
         <w:rPr>
           <w:lang w:val="zh_TW" w:bidi="zh_TW"/>
         </w:rPr>
         <w:t>；</w:t>
       </w:r>
-      <w:hyperlink r:id="rId14">
-        <w:r>
-          <w:rPr>
-            <w:lang w:val="zh_TW" w:bidi="zh_TW"/>
-          </w:rPr>
-          <w:rPr>
-            <w:color w:val="0000EE"/>
-            <w:u w:val="single"/>
-          </w:rPr>
-          <w:t>撒上9:16</w:t>
-        </w:r>
-      </w:hyperlink>
+      <w:r>
+        <w:rPr>
+          <w:lang w:val="zh_TW" w:bidi="zh_TW"/>
+        </w:rPr>
+        <w:t>撒上9:16</w:t>
+      </w:r>
       <w:r>
         <w:rPr>
           <w:lang w:val="zh_TW" w:bidi="zh_TW"/>
         </w:rPr>
         <w:t>；</w:t>
       </w:r>
-      <w:hyperlink r:id="rId19">
-        <w:r>
-          <w:rPr>
-            <w:lang w:val="zh_TW" w:bidi="zh_TW"/>
-          </w:rPr>
-          <w:rPr>
-            <w:color w:val="0000EE"/>
-            <w:u w:val="single"/>
-          </w:rPr>
-          <w:t>賽52:13–53:12</w:t>
-        </w:r>
-      </w:hyperlink>
+      <w:r>
+        <w:rPr>
+          <w:lang w:val="zh_TW" w:bidi="zh_TW"/>
+        </w:rPr>
+        <w:t>賽52:13–53:12</w:t>
+      </w:r>
       <w:r>
         <w:rPr>
           <w:lang w:val="zh_TW" w:bidi="zh_TW"/>
         </w:rPr>
         <w:t>；</w:t>
       </w:r>
-      <w:hyperlink r:id="rId17">
-        <w:r>
-          <w:rPr>
-            <w:lang w:val="zh_TW" w:bidi="zh_TW"/>
-          </w:rPr>
-          <w:rPr>
-            <w:color w:val="0000EE"/>
-            <w:u w:val="single"/>
-          </w:rPr>
-          <w:t>但9:25–26</w:t>
-        </w:r>
-      </w:hyperlink>
+      <w:r>
+        <w:rPr>
+          <w:lang w:val="zh_TW" w:bidi="zh_TW"/>
+        </w:rPr>
+        <w:t>但9:25–26</w:t>
+      </w:r>
       <w:r>
         <w:rPr>
           <w:lang w:val="zh_TW" w:bidi="zh_TW"/>
         </w:rPr>
         <w:t>；</w:t>
       </w:r>
-      <w:hyperlink r:id="rId18">
-        <w:r>
-          <w:rPr>
-            <w:lang w:val="zh_TW" w:bidi="zh_TW"/>
-          </w:rPr>
-          <w:rPr>
-            <w:color w:val="0000EE"/>
-            <w:u w:val="single"/>
-          </w:rPr>
-          <w:t>亞9:9–10</w:t>
-        </w:r>
-      </w:hyperlink>
+      <w:r>
+        <w:rPr>
+          <w:lang w:val="zh_TW" w:bidi="zh_TW"/>
+        </w:rPr>
+        <w:t>亞9:9–10</w:t>
+      </w:r>
       <w:r>
         <w:rPr>
           <w:lang w:val="zh_TW" w:bidi="zh_TW"/>
         </w:rPr>
         <w:t>；</w:t>
       </w:r>
-      <w:hyperlink r:id="rId26">
-        <w:r>
-          <w:rPr>
-            <w:lang w:val="zh_TW" w:bidi="zh_TW"/>
-          </w:rPr>
-          <w:rPr>
-            <w:color w:val="0000EE"/>
-            <w:u w:val="single"/>
-          </w:rPr>
-          <w:t>太2:4–6</w:t>
-        </w:r>
-      </w:hyperlink>
+      <w:r>
+        <w:rPr>
+          <w:lang w:val="zh_TW" w:bidi="zh_TW"/>
+        </w:rPr>
+        <w:t>太2:4–6</w:t>
+      </w:r>
       <w:r>
         <w:rPr>
           <w:lang w:val="zh_TW" w:bidi="zh_TW"/>
         </w:rPr>
         <w:t>，</w:t>
       </w:r>
-      <w:hyperlink r:id="rId27">
-        <w:r>
-          <w:rPr>
-            <w:lang w:val="zh_TW" w:bidi="zh_TW"/>
-          </w:rPr>
-          <w:rPr>
-            <w:color w:val="0000EE"/>
-            <w:u w:val="single"/>
-          </w:rPr>
-          <w:t>11:2–6</w:t>
-        </w:r>
-      </w:hyperlink>
+      <w:r>
+        <w:rPr>
+          <w:lang w:val="zh_TW" w:bidi="zh_TW"/>
+        </w:rPr>
+        <w:t>11:2–6</w:t>
+      </w:r>
       <w:r>
         <w:rPr>
           <w:lang w:val="zh_TW" w:bidi="zh_TW"/>
         </w:rPr>
         <w:t>，</w:t>
       </w:r>
-      <w:hyperlink r:id="rId28">
-        <w:r>
-          <w:rPr>
-            <w:lang w:val="zh_TW" w:bidi="zh_TW"/>
-          </w:rPr>
-          <w:rPr>
-            <w:color w:val="0000EE"/>
-            <w:u w:val="single"/>
-          </w:rPr>
-          <w:t>16:13–20</w:t>
-        </w:r>
-      </w:hyperlink>
+      <w:r>
+        <w:rPr>
+          <w:lang w:val="zh_TW" w:bidi="zh_TW"/>
+        </w:rPr>
+        <w:t>16:13–20</w:t>
+      </w:r>
       <w:r>
         <w:rPr>
           <w:lang w:val="zh_TW" w:bidi="zh_TW"/>
         </w:rPr>
         <w:t>，</w:t>
       </w:r>
-      <w:hyperlink r:id="rId29">
-        <w:r>
-          <w:rPr>
-            <w:lang w:val="zh_TW" w:bidi="zh_TW"/>
-          </w:rPr>
-          <w:rPr>
-            <w:color w:val="0000EE"/>
-            <w:u w:val="single"/>
-          </w:rPr>
-          <w:t>17:10–12</w:t>
-        </w:r>
-      </w:hyperlink>
+      <w:r>
+        <w:rPr>
+          <w:lang w:val="zh_TW" w:bidi="zh_TW"/>
+        </w:rPr>
+        <w:t>17:10–12</w:t>
+      </w:r>
       <w:r>
         <w:rPr>
           <w:lang w:val="zh_TW" w:bidi="zh_TW"/>
         </w:rPr>
         <w:t>，</w:t>
       </w:r>
-      <w:hyperlink r:id="rId30">
-        <w:r>
-          <w:rPr>
-            <w:lang w:val="zh_TW" w:bidi="zh_TW"/>
-          </w:rPr>
-          <w:rPr>
-            <w:color w:val="0000EE"/>
-            <w:u w:val="single"/>
-          </w:rPr>
-          <w:t>22:41–46</w:t>
-        </w:r>
-      </w:hyperlink>
+      <w:r>
+        <w:rPr>
+          <w:lang w:val="zh_TW" w:bidi="zh_TW"/>
+        </w:rPr>
+        <w:t>22:41–46</w:t>
+      </w:r>
       <w:r>
         <w:rPr>
           <w:lang w:val="zh_TW" w:bidi="zh_TW"/>
         </w:rPr>
         <w:t>，</w:t>
       </w:r>
-      <w:hyperlink r:id="rId31">
-        <w:r>
-          <w:rPr>
-            <w:lang w:val="zh_TW" w:bidi="zh_TW"/>
-          </w:rPr>
-          <w:rPr>
-            <w:color w:val="0000EE"/>
-            <w:u w:val="single"/>
-          </w:rPr>
-          <w:t>24:23–27</w:t>
-        </w:r>
-      </w:hyperlink>
+      <w:r>
+        <w:rPr>
+          <w:lang w:val="zh_TW" w:bidi="zh_TW"/>
+        </w:rPr>
+        <w:t>24:23–27</w:t>
+      </w:r>
       <w:r>
         <w:rPr>
           <w:lang w:val="zh_TW" w:bidi="zh_TW"/>
         </w:rPr>
         <w:t>，</w:t>
       </w:r>
-      <w:hyperlink r:id="rId32">
-        <w:r>
-          <w:rPr>
-            <w:lang w:val="zh_TW" w:bidi="zh_TW"/>
-          </w:rPr>
-          <w:rPr>
-            <w:color w:val="0000EE"/>
-            <w:u w:val="single"/>
-          </w:rPr>
-          <w:t>26:62–65</w:t>
-        </w:r>
-      </w:hyperlink>
+      <w:r>
+        <w:rPr>
+          <w:lang w:val="zh_TW" w:bidi="zh_TW"/>
+        </w:rPr>
+        <w:t>26:62–65</w:t>
+      </w:r>
       <w:r>
         <w:rPr>
           <w:lang w:val="zh_TW" w:bidi="zh_TW"/>
         </w:rPr>
         <w:t>；</w:t>
       </w:r>
-      <w:hyperlink r:id="rId33">
-        <w:r>
-          <w:rPr>
-            <w:lang w:val="zh_TW" w:bidi="zh_TW"/>
-          </w:rPr>
-          <w:rPr>
-            <w:color w:val="0000EE"/>
-            <w:u w:val="single"/>
-          </w:rPr>
-          <w:t>路2:8–11</w:t>
-        </w:r>
-      </w:hyperlink>
+      <w:r>
+        <w:rPr>
+          <w:lang w:val="zh_TW" w:bidi="zh_TW"/>
+        </w:rPr>
+        <w:t>路2:8–11</w:t>
+      </w:r>
       <w:r>
         <w:rPr>
           <w:lang w:val="zh_TW" w:bidi="zh_TW"/>
         </w:rPr>
         <w:t>、</w:t>
       </w:r>
-      <w:hyperlink r:id="rId34">
-        <w:r>
-          <w:rPr>
-            <w:lang w:val="zh_TW" w:bidi="zh_TW"/>
-          </w:rPr>
-          <w:rPr>
-            <w:color w:val="0000EE"/>
-            <w:u w:val="single"/>
-          </w:rPr>
-          <w:t>25–35</w:t>
-        </w:r>
-      </w:hyperlink>
+      <w:r>
+        <w:rPr>
+          <w:lang w:val="zh_TW" w:bidi="zh_TW"/>
+        </w:rPr>
+        <w:t>25–35</w:t>
+      </w:r>
       <w:r>
         <w:rPr>
           <w:lang w:val="zh_TW" w:bidi="zh_TW"/>
         </w:rPr>
         <w:t>，</w:t>
       </w:r>
-      <w:hyperlink r:id="rId35">
-        <w:r>
-          <w:rPr>
-            <w:lang w:val="zh_TW" w:bidi="zh_TW"/>
-          </w:rPr>
-          <w:rPr>
-            <w:color w:val="0000EE"/>
-            <w:u w:val="single"/>
-          </w:rPr>
-          <w:t>3:15–18</w:t>
-        </w:r>
-      </w:hyperlink>
+      <w:r>
+        <w:rPr>
+          <w:lang w:val="zh_TW" w:bidi="zh_TW"/>
+        </w:rPr>
+        <w:t>3:15–18</w:t>
+      </w:r>
       <w:r>
         <w:rPr>
           <w:lang w:val="zh_TW" w:bidi="zh_TW"/>
         </w:rPr>
         <w:t>，</w:t>
       </w:r>
-      <w:hyperlink r:id="rId36">
-        <w:r>
-          <w:rPr>
-            <w:lang w:val="zh_TW" w:bidi="zh_TW"/>
-          </w:rPr>
-          <w:rPr>
-            <w:color w:val="0000EE"/>
-            <w:u w:val="single"/>
-          </w:rPr>
-          <w:t>23:35–43</w:t>
-        </w:r>
-      </w:hyperlink>
+      <w:r>
+        <w:rPr>
+          <w:lang w:val="zh_TW" w:bidi="zh_TW"/>
+        </w:rPr>
+        <w:t>23:35–43</w:t>
+      </w:r>
       <w:r>
         <w:rPr>
           <w:lang w:val="zh_TW" w:bidi="zh_TW"/>
         </w:rPr>
         <w:t>，</w:t>
       </w:r>
-      <w:hyperlink r:id="rId37">
-        <w:r>
-          <w:rPr>
-            <w:lang w:val="zh_TW" w:bidi="zh_TW"/>
-          </w:rPr>
-          <w:rPr>
-            <w:color w:val="0000EE"/>
-            <w:u w:val="single"/>
-          </w:rPr>
-          <w:t>24:26–27</w:t>
-        </w:r>
-      </w:hyperlink>
+      <w:r>
+        <w:rPr>
+          <w:lang w:val="zh_TW" w:bidi="zh_TW"/>
+        </w:rPr>
+        <w:t>24:26–27</w:t>
+      </w:r>
       <w:r>
         <w:rPr>
           <w:lang w:val="zh_TW" w:bidi="zh_TW"/>
         </w:rPr>
         <w:t>、</w:t>
       </w:r>
-      <w:hyperlink r:id="rId38">
-        <w:r>
-          <w:rPr>
-            <w:lang w:val="zh_TW" w:bidi="zh_TW"/>
-          </w:rPr>
-          <w:rPr>
-            <w:color w:val="0000EE"/>
-            <w:u w:val="single"/>
-          </w:rPr>
-          <w:t>46–47</w:t>
-        </w:r>
-      </w:hyperlink>
+      <w:r>
+        <w:rPr>
+          <w:lang w:val="zh_TW" w:bidi="zh_TW"/>
+        </w:rPr>
+        <w:t>46–47</w:t>
+      </w:r>
       <w:r>
         <w:rPr>
           <w:lang w:val="zh_TW" w:bidi="zh_TW"/>
         </w:rPr>
         <w:t>；</w:t>
       </w:r>
-      <w:hyperlink r:id="rId39">
-        <w:r>
-          <w:rPr>
-            <w:lang w:val="zh_TW" w:bidi="zh_TW"/>
-          </w:rPr>
-          <w:rPr>
-            <w:color w:val="0000EE"/>
-            <w:u w:val="single"/>
-          </w:rPr>
-          <w:t>約4:21–29</w:t>
-        </w:r>
-      </w:hyperlink>
+      <w:r>
+        <w:rPr>
+          <w:lang w:val="zh_TW" w:bidi="zh_TW"/>
+        </w:rPr>
+        <w:t>約4:21–29</w:t>
+      </w:r>
       <w:r>
         <w:rPr>
           <w:lang w:val="zh_TW" w:bidi="zh_TW"/>
         </w:rPr>
         <w:t>，</w:t>
       </w:r>
-      <w:hyperlink r:id="rId40">
-        <w:r>
-          <w:rPr>
-            <w:lang w:val="zh_TW" w:bidi="zh_TW"/>
-          </w:rPr>
-          <w:rPr>
-            <w:color w:val="0000EE"/>
-            <w:u w:val="single"/>
-          </w:rPr>
-          <w:t>7:25–27、</w:t>
-        </w:r>
-      </w:hyperlink>
-      <w:hyperlink r:id="rId41">
-        <w:r>
-          <w:rPr>
-            <w:lang w:val="zh_TW" w:bidi="zh_TW"/>
-          </w:rPr>
-          <w:rPr>
-            <w:color w:val="0000EE"/>
-            <w:u w:val="single"/>
-          </w:rPr>
-          <w:t>31</w:t>
-        </w:r>
-      </w:hyperlink>
+      <w:r>
+        <w:rPr>
+          <w:lang w:val="zh_TW" w:bidi="zh_TW"/>
+        </w:rPr>
+        <w:t>7:25–27、</w:t>
+      </w:r>
+      <w:r>
+        <w:rPr>
+          <w:lang w:val="zh_TW" w:bidi="zh_TW"/>
+        </w:rPr>
+        <w:t>31</w:t>
+      </w:r>
       <w:r>
         <w:rPr>
           <w:lang w:val="zh_TW" w:bidi="zh_TW"/>
         </w:rPr>
         <w:t>、</w:t>
       </w:r>
-      <w:hyperlink r:id="rId42">
-        <w:r>
-          <w:rPr>
-            <w:lang w:val="zh_TW" w:bidi="zh_TW"/>
-          </w:rPr>
-          <w:rPr>
-            <w:color w:val="0000EE"/>
-            <w:u w:val="single"/>
-          </w:rPr>
-          <w:t>40–43</w:t>
-        </w:r>
-      </w:hyperlink>
+      <w:r>
+        <w:rPr>
+          <w:lang w:val="zh_TW" w:bidi="zh_TW"/>
+        </w:rPr>
+        <w:t>40–43</w:t>
+      </w:r>
       <w:r>
         <w:rPr>
           <w:lang w:val="zh_TW" w:bidi="zh_TW"/>
         </w:rPr>
         <w:t>，</w:t>
       </w:r>
-      <w:hyperlink r:id="rId43">
-        <w:r>
-          <w:rPr>
-            <w:lang w:val="zh_TW" w:bidi="zh_TW"/>
-          </w:rPr>
-          <w:rPr>
-            <w:color w:val="0000EE"/>
-            <w:u w:val="single"/>
-          </w:rPr>
-          <w:t>12:34–50</w:t>
-        </w:r>
-      </w:hyperlink>
+      <w:r>
+        <w:rPr>
+          <w:lang w:val="zh_TW" w:bidi="zh_TW"/>
+        </w:rPr>
+        <w:t>12:34–50</w:t>
+      </w:r>
       <w:r>
         <w:rPr>
           <w:lang w:val="zh_TW" w:bidi="zh_TW"/>
         </w:rPr>
         <w:t>，</w:t>
       </w:r>
-      <w:hyperlink r:id="rId44">
-        <w:r>
-          <w:rPr>
-            <w:lang w:val="zh_TW" w:bidi="zh_TW"/>
-          </w:rPr>
-          <w:rPr>
-            <w:color w:val="0000EE"/>
-            <w:u w:val="single"/>
-          </w:rPr>
-          <w:t>20:30–31</w:t>
-        </w:r>
-      </w:hyperlink>
+      <w:r>
+        <w:rPr>
+          <w:lang w:val="zh_TW" w:bidi="zh_TW"/>
+        </w:rPr>
+        <w:t>20:30–31</w:t>
+      </w:r>
       <w:r>
         <w:rPr>
           <w:lang w:val="zh_TW" w:bidi="zh_TW"/>
         </w:rPr>
         <w:t>；</w:t>
       </w:r>
-      <w:hyperlink r:id="rId45">
-        <w:r>
-          <w:rPr>
-            <w:lang w:val="zh_TW" w:bidi="zh_TW"/>
-          </w:rPr>
-          <w:rPr>
-            <w:color w:val="0000EE"/>
-            <w:u w:val="single"/>
-          </w:rPr>
-          <w:t>徒2:22–36</w:t>
-        </w:r>
-      </w:hyperlink>
+      <w:r>
+        <w:rPr>
+          <w:lang w:val="zh_TW" w:bidi="zh_TW"/>
+        </w:rPr>
+        <w:t>徒2:22–36</w:t>
+      </w:r>
       <w:r>
         <w:rPr>
           <w:lang w:val="zh_TW" w:bidi="zh_TW"/>
         </w:rPr>
         <w:t>，</w:t>
       </w:r>
-      <w:hyperlink r:id="rId46">
-        <w:r>
-          <w:rPr>
-            <w:lang w:val="zh_TW" w:bidi="zh_TW"/>
-          </w:rPr>
-          <w:rPr>
-            <w:color w:val="0000EE"/>
-            <w:u w:val="single"/>
-          </w:rPr>
-          <w:t>3:17–26</w:t>
-        </w:r>
-      </w:hyperlink>
+      <w:r>
+        <w:rPr>
+          <w:lang w:val="zh_TW" w:bidi="zh_TW"/>
+        </w:rPr>
+        <w:t>3:17–26</w:t>
+      </w:r>
       <w:r>
         <w:rPr>
           <w:lang w:val="zh_TW" w:bidi="zh_TW"/>
         </w:rPr>
         <w:t>，</w:t>
       </w:r>
-      <w:hyperlink r:id="rId47">
-        <w:r>
-          <w:rPr>
-            <w:lang w:val="zh_TW" w:bidi="zh_TW"/>
-          </w:rPr>
-          <w:rPr>
-            <w:color w:val="0000EE"/>
-            <w:u w:val="single"/>
-          </w:rPr>
-          <w:t>4:25–28</w:t>
-        </w:r>
-      </w:hyperlink>
+      <w:r>
+        <w:rPr>
+          <w:lang w:val="zh_TW" w:bidi="zh_TW"/>
+        </w:rPr>
+        <w:t>4:25–28</w:t>
+      </w:r>
       <w:r>
         <w:rPr>
           <w:lang w:val="zh_TW" w:bidi="zh_TW"/>
         </w:rPr>
         <w:t>，</w:t>
       </w:r>
-      <w:hyperlink r:id="rId48">
-        <w:r>
-          <w:rPr>
-            <w:lang w:val="zh_TW" w:bidi="zh_TW"/>
-          </w:rPr>
-          <w:rPr>
-            <w:color w:val="0000EE"/>
-            <w:u w:val="single"/>
-          </w:rPr>
-          <w:t>9:22</w:t>
-        </w:r>
-      </w:hyperlink>
+      <w:r>
+        <w:rPr>
+          <w:lang w:val="zh_TW" w:bidi="zh_TW"/>
+        </w:rPr>
+        <w:t>9:22</w:t>
+      </w:r>
       <w:r>
         <w:rPr>
           <w:lang w:val="zh_TW" w:bidi="zh_TW"/>
         </w:rPr>
         <w:t>，</w:t>
       </w:r>
-      <w:hyperlink r:id="rId49">
-        <w:r>
-          <w:rPr>
-            <w:lang w:val="zh_TW" w:bidi="zh_TW"/>
-          </w:rPr>
-          <w:rPr>
-            <w:color w:val="0000EE"/>
-            <w:u w:val="single"/>
-          </w:rPr>
-          <w:t>13:23–25</w:t>
-        </w:r>
-      </w:hyperlink>
+      <w:r>
+        <w:rPr>
+          <w:lang w:val="zh_TW" w:bidi="zh_TW"/>
+        </w:rPr>
+        <w:t>13:23–25</w:t>
+      </w:r>
       <w:r>
         <w:rPr>
           <w:lang w:val="zh_TW" w:bidi="zh_TW"/>
         </w:rPr>
         <w:t>，</w:t>
       </w:r>
-      <w:hyperlink r:id="rId50">
-        <w:r>
-          <w:rPr>
-            <w:lang w:val="zh_TW" w:bidi="zh_TW"/>
-          </w:rPr>
-          <w:rPr>
-            <w:color w:val="0000EE"/>
-            <w:u w:val="single"/>
-          </w:rPr>
-          <w:t>17:3</w:t>
-        </w:r>
-      </w:hyperlink>
+      <w:r>
+        <w:rPr>
+          <w:lang w:val="zh_TW" w:bidi="zh_TW"/>
+        </w:rPr>
+        <w:t>17:3</w:t>
+      </w:r>
       <w:r>
         <w:rPr>
           <w:lang w:val="zh_TW" w:bidi="zh_TW"/>
         </w:rPr>
         <w:t>，</w:t>
       </w:r>
-      <w:hyperlink r:id="rId51">
-        <w:r>
-          <w:rPr>
-            <w:lang w:val="zh_TW" w:bidi="zh_TW"/>
-          </w:rPr>
-          <w:rPr>
-            <w:color w:val="0000EE"/>
-            <w:u w:val="single"/>
-          </w:rPr>
-          <w:t>26:22–23</w:t>
-        </w:r>
-      </w:hyperlink>
+      <w:r>
+        <w:rPr>
+          <w:lang w:val="zh_TW" w:bidi="zh_TW"/>
+        </w:rPr>
+        <w:t>26:22–23</w:t>
+      </w:r>
       <w:r>
         <w:rPr>
           <w:lang w:val="zh_TW" w:bidi="zh_TW"/>
         </w:rPr>
         <w:t>，</w:t>
       </w:r>
-      <w:hyperlink r:id="rId52">
-        <w:r>
-          <w:rPr>
-            <w:lang w:val="zh_TW" w:bidi="zh_TW"/>
-          </w:rPr>
-          <w:rPr>
-            <w:color w:val="0000EE"/>
-            <w:u w:val="single"/>
-          </w:rPr>
-          <w:t>28:17–24</w:t>
-        </w:r>
-      </w:hyperlink>
+      <w:r>
+        <w:rPr>
+          <w:lang w:val="zh_TW" w:bidi="zh_TW"/>
+        </w:rPr>
+        <w:t>28:17–24</w:t>
+      </w:r>
       <w:r>
         <w:rPr>
           <w:lang w:val="zh_TW" w:bidi="zh_TW"/>
@@ -1232,126 +962,84 @@
         </w:rPr>
         <w:t>那些明白耶穌真實身份的鬼魔們（見</w:t>
       </w:r>
-      <w:hyperlink r:id="rId53">
-        <w:r>
-          <w:rPr>
-            <w:lang w:val="zh_TW" w:bidi="zh_TW"/>
-          </w:rPr>
-          <w:rPr>
-            <w:color w:val="0000EE"/>
-            <w:u w:val="single"/>
-          </w:rPr>
-          <w:t>可1:34</w:t>
-        </w:r>
-      </w:hyperlink>
+      <w:r>
+        <w:rPr>
+          <w:lang w:val="zh_TW" w:bidi="zh_TW"/>
+        </w:rPr>
+        <w:t>可1:34</w:t>
+      </w:r>
       <w:r>
         <w:rPr>
           <w:lang w:val="zh_TW" w:bidi="zh_TW"/>
         </w:rPr>
         <w:t>、</w:t>
       </w:r>
-      <w:hyperlink r:id="rId54">
-        <w:r>
-          <w:rPr>
-            <w:lang w:val="zh_TW" w:bidi="zh_TW"/>
-          </w:rPr>
-          <w:rPr>
-            <w:color w:val="0000EE"/>
-            <w:u w:val="single"/>
-          </w:rPr>
-          <w:t>44</w:t>
-        </w:r>
-      </w:hyperlink>
+      <w:r>
+        <w:rPr>
+          <w:lang w:val="zh_TW" w:bidi="zh_TW"/>
+        </w:rPr>
+        <w:t>44</w:t>
+      </w:r>
       <w:r>
         <w:rPr>
           <w:lang w:val="zh_TW" w:bidi="zh_TW"/>
         </w:rPr>
         <w:t>，</w:t>
       </w:r>
-      <w:hyperlink r:id="rId55">
-        <w:r>
-          <w:rPr>
-            <w:lang w:val="zh_TW" w:bidi="zh_TW"/>
-          </w:rPr>
-          <w:rPr>
-            <w:color w:val="0000EE"/>
-            <w:u w:val="single"/>
-          </w:rPr>
-          <w:t>3:11–12</w:t>
-        </w:r>
-      </w:hyperlink>
+      <w:r>
+        <w:rPr>
+          <w:lang w:val="zh_TW" w:bidi="zh_TW"/>
+        </w:rPr>
+        <w:t>3:11–12</w:t>
+      </w:r>
       <w:r>
         <w:rPr>
           <w:lang w:val="zh_TW" w:bidi="zh_TW"/>
         </w:rPr>
         <w:t>，</w:t>
       </w:r>
-      <w:hyperlink r:id="rId56">
-        <w:r>
-          <w:rPr>
-            <w:lang w:val="zh_TW" w:bidi="zh_TW"/>
-          </w:rPr>
-          <w:rPr>
-            <w:color w:val="0000EE"/>
-            <w:u w:val="single"/>
-          </w:rPr>
-          <w:t>5:43</w:t>
-        </w:r>
-      </w:hyperlink>
+      <w:r>
+        <w:rPr>
+          <w:lang w:val="zh_TW" w:bidi="zh_TW"/>
+        </w:rPr>
+        <w:t>5:43</w:t>
+      </w:r>
       <w:r>
         <w:rPr>
           <w:lang w:val="zh_TW" w:bidi="zh_TW"/>
         </w:rPr>
         <w:t>，</w:t>
       </w:r>
-      <w:hyperlink r:id="rId57">
-        <w:r>
-          <w:rPr>
-            <w:lang w:val="zh_TW" w:bidi="zh_TW"/>
-          </w:rPr>
-          <w:rPr>
-            <w:color w:val="0000EE"/>
-            <w:u w:val="single"/>
-          </w:rPr>
-          <w:t>7:36</w:t>
-        </w:r>
-      </w:hyperlink>
+      <w:r>
+        <w:rPr>
+          <w:lang w:val="zh_TW" w:bidi="zh_TW"/>
+        </w:rPr>
+        <w:t>7:36</w:t>
+      </w:r>
       <w:r>
         <w:rPr>
           <w:lang w:val="zh_TW" w:bidi="zh_TW"/>
         </w:rPr>
         <w:t>，</w:t>
       </w:r>
-      <w:hyperlink r:id="rId58">
-        <w:r>
-          <w:rPr>
-            <w:lang w:val="zh_TW" w:bidi="zh_TW"/>
-          </w:rPr>
-          <w:rPr>
-            <w:color w:val="0000EE"/>
-            <w:u w:val="single"/>
-          </w:rPr>
-          <w:t>8:29–30</w:t>
-        </w:r>
-      </w:hyperlink>
+      <w:r>
+        <w:rPr>
+          <w:lang w:val="zh_TW" w:bidi="zh_TW"/>
+        </w:rPr>
+        <w:t>8:29–30</w:t>
+      </w:r>
       <w:r>
         <w:rPr>
           <w:lang w:val="zh_TW" w:bidi="zh_TW"/>
         </w:rPr>
         <w:t>，</w:t>
       </w:r>
-      <w:hyperlink r:id="rId59">
-        <w:r>
-          <w:rPr>
-            <w:lang w:val="zh_TW" w:bidi="zh_TW"/>
-          </w:rPr>
-          <w:rPr>
-            <w:color w:val="0000EE"/>
-            <w:u w:val="single"/>
-          </w:rPr>
-          <w:t>9:9</w:t>
-        </w:r>
-      </w:hyperlink>
+      <w:r>
+        <w:rPr>
+          <w:lang w:val="zh_TW" w:bidi="zh_TW"/>
+        </w:rPr>
+        <w:t>9:9</w:t>
+      </w:r>
       <w:r>
         <w:rPr>
           <w:lang w:val="zh_TW" w:bidi="zh_TW"/>
@@ -1372,54 +1060,36 @@
         </w:rPr>
         <w:t xml:space="preserve">這個主題（通常稱為「彌賽亞的秘密〔Messianic Secret〕」）在馬太福音和路加福音中出現得較少（見 </w:t>
       </w:r>
-      <w:hyperlink r:id="rId60">
-        <w:r>
-          <w:rPr>
-            <w:lang w:val="zh_TW" w:bidi="zh_TW"/>
-          </w:rPr>
-          <w:rPr>
-            <w:color w:val="0000EE"/>
-            <w:u w:val="single"/>
-          </w:rPr>
-          <w:t>太8:4</w:t>
-        </w:r>
-      </w:hyperlink>
+      <w:r>
+        <w:rPr>
+          <w:lang w:val="zh_TW" w:bidi="zh_TW"/>
+        </w:rPr>
+        <w:t>太8:4</w:t>
+      </w:r>
       <w:r>
         <w:rPr>
           <w:lang w:val="zh_TW" w:bidi="zh_TW"/>
         </w:rPr>
         <w:t>，</w:t>
       </w:r>
-      <w:hyperlink r:id="rId61">
-        <w:r>
-          <w:rPr>
-            <w:lang w:val="zh_TW" w:bidi="zh_TW"/>
-          </w:rPr>
-          <w:rPr>
-            <w:color w:val="0000EE"/>
-            <w:u w:val="single"/>
-          </w:rPr>
-          <w:t>16:20</w:t>
-        </w:r>
-      </w:hyperlink>
+      <w:r>
+        <w:rPr>
+          <w:lang w:val="zh_TW" w:bidi="zh_TW"/>
+        </w:rPr>
+        <w:t>16:20</w:t>
+      </w:r>
       <w:r>
         <w:rPr>
           <w:lang w:val="zh_TW" w:bidi="zh_TW"/>
         </w:rPr>
         <w:t>；</w:t>
       </w:r>
-      <w:hyperlink r:id="rId62">
-        <w:r>
-          <w:rPr>
-            <w:lang w:val="zh_TW" w:bidi="zh_TW"/>
-          </w:rPr>
-          <w:rPr>
-            <w:color w:val="0000EE"/>
-            <w:u w:val="single"/>
-          </w:rPr>
-          <w:t>路9:21</w:t>
-        </w:r>
-      </w:hyperlink>
+      <w:r>
+        <w:rPr>
+          <w:lang w:val="zh_TW" w:bidi="zh_TW"/>
+        </w:rPr>
+        <w:t>路9:21</w:t>
+      </w:r>
       <w:r>
         <w:rPr>
           <w:lang w:val="zh_TW" w:bidi="zh_TW"/>
@@ -1454,18 +1124,12 @@
         </w:rPr>
         <w:t>羅馬政權不會允許這種情況發生，他們會迅速試圖阻止這樣的運動。在羅馬帝國內，羅馬的統治是容不下另一個王國或彌賽亞式的拯救者。因此，儘管耶穌告訴衪的門徒衪是基督，但衪從未打算領導一場針對羅馬的政治革命（</w:t>
       </w:r>
-      <w:hyperlink r:id="rId63">
-        <w:r>
-          <w:rPr>
-            <w:lang w:val="zh_TW" w:bidi="zh_TW"/>
-          </w:rPr>
-          <w:rPr>
-            <w:color w:val="0000EE"/>
-            <w:u w:val="single"/>
-          </w:rPr>
-          <w:t>可8:27–30</w:t>
-        </w:r>
-      </w:hyperlink>
+      <w:r>
+        <w:rPr>
+          <w:lang w:val="zh_TW" w:bidi="zh_TW"/>
+        </w:rPr>
+        <w:t>可8:27–30</w:t>
+      </w:r>
       <w:r>
         <w:rPr>
           <w:lang w:val="zh_TW" w:bidi="zh_TW"/>
@@ -1500,36 +1164,24 @@
         </w:rPr>
         <w:t>就在使徒彼得宣認耶穌為基督（彌賽亞）之後，耶穌宣布衪將受苦並死亡（</w:t>
       </w:r>
-      <w:hyperlink r:id="rId64">
-        <w:r>
-          <w:rPr>
-            <w:lang w:val="zh_TW" w:bidi="zh_TW"/>
-          </w:rPr>
-          <w:rPr>
-            <w:color w:val="0000EE"/>
-            <w:u w:val="single"/>
-          </w:rPr>
-          <w:t>可8:27–31</w:t>
-        </w:r>
-      </w:hyperlink>
+      <w:r>
+        <w:rPr>
+          <w:lang w:val="zh_TW" w:bidi="zh_TW"/>
+        </w:rPr>
+        <w:t>可8:27–31</w:t>
+      </w:r>
       <w:r>
         <w:rPr>
           <w:lang w:val="zh_TW" w:bidi="zh_TW"/>
         </w:rPr>
         <w:t>）。彼得的反應顯示他並不理解（</w:t>
       </w:r>
-      <w:hyperlink r:id="rId65">
-        <w:r>
-          <w:rPr>
-            <w:lang w:val="zh_TW" w:bidi="zh_TW"/>
-          </w:rPr>
-          <w:rPr>
-            <w:color w:val="0000EE"/>
-            <w:u w:val="single"/>
-          </w:rPr>
-          <w:t>8:32–33</w:t>
-        </w:r>
-      </w:hyperlink>
+      <w:r>
+        <w:rPr>
+          <w:lang w:val="zh_TW" w:bidi="zh_TW"/>
+        </w:rPr>
+        <w:t>8:32–33</w:t>
+      </w:r>
       <w:r>
         <w:rPr>
           <w:lang w:val="zh_TW" w:bidi="zh_TW"/>
@@ -1550,294 +1202,192 @@
         </w:rPr>
         <w:t>基於這些原因，耶穌明智地以比喻來教導有關神的國度。比喻是具有象徵意義的故事（見</w:t>
       </w:r>
-      <w:hyperlink r:id="rId66">
-        <w:r>
-          <w:rPr>
-            <w:lang w:val="zh_TW" w:bidi="zh_TW"/>
-          </w:rPr>
-          <w:rPr>
-            <w:color w:val="0000EE"/>
-            <w:u w:val="single"/>
-          </w:rPr>
-          <w:t>可4:1–34</w:t>
-        </w:r>
-      </w:hyperlink>
+      <w:r>
+        <w:rPr>
+          <w:lang w:val="zh_TW" w:bidi="zh_TW"/>
+        </w:rPr>
+        <w:t>可4:1–34</w:t>
+      </w:r>
       <w:r>
         <w:rPr>
           <w:lang w:val="zh_TW" w:bidi="zh_TW"/>
         </w:rPr>
         <w:t>，特別是</w:t>
       </w:r>
-      <w:hyperlink r:id="rId67">
-        <w:r>
-          <w:rPr>
-            <w:lang w:val="zh_TW" w:bidi="zh_TW"/>
-          </w:rPr>
-          <w:rPr>
-            <w:color w:val="0000EE"/>
-            <w:u w:val="single"/>
-          </w:rPr>
-          <w:t>4:10–12）</w:t>
-        </w:r>
-      </w:hyperlink>
+      <w:r>
+        <w:rPr>
+          <w:lang w:val="zh_TW" w:bidi="zh_TW"/>
+        </w:rPr>
+        <w:t>4:10–12）</w:t>
+      </w:r>
       <w:r>
         <w:rPr>
           <w:lang w:val="zh_TW" w:bidi="zh_TW"/>
         </w:rPr>
         <w:t>。這樣做有助於減少因衪的神蹟而引起的激動（</w:t>
       </w:r>
-      <w:hyperlink r:id="rId54">
-        <w:r>
-          <w:rPr>
-            <w:lang w:val="zh_TW" w:bidi="zh_TW"/>
-          </w:rPr>
-          <w:rPr>
-            <w:color w:val="0000EE"/>
-            <w:u w:val="single"/>
-          </w:rPr>
-          <w:t>1:44</w:t>
-        </w:r>
-      </w:hyperlink>
+      <w:r>
+        <w:rPr>
+          <w:lang w:val="zh_TW" w:bidi="zh_TW"/>
+        </w:rPr>
+        <w:t>1:44</w:t>
+      </w:r>
       <w:r>
         <w:rPr>
           <w:lang w:val="zh_TW" w:bidi="zh_TW"/>
         </w:rPr>
         <w:t>，</w:t>
       </w:r>
-      <w:hyperlink r:id="rId56">
-        <w:r>
-          <w:rPr>
-            <w:lang w:val="zh_TW" w:bidi="zh_TW"/>
-          </w:rPr>
-          <w:rPr>
-            <w:color w:val="0000EE"/>
-            <w:u w:val="single"/>
-          </w:rPr>
-          <w:t>5:43</w:t>
-        </w:r>
-      </w:hyperlink>
+      <w:r>
+        <w:rPr>
+          <w:lang w:val="zh_TW" w:bidi="zh_TW"/>
+        </w:rPr>
+        <w:t>5:43</w:t>
+      </w:r>
       <w:r>
         <w:rPr>
           <w:lang w:val="zh_TW" w:bidi="zh_TW"/>
         </w:rPr>
         <w:t>，</w:t>
       </w:r>
-      <w:hyperlink r:id="rId57">
-        <w:r>
-          <w:rPr>
-            <w:lang w:val="zh_TW" w:bidi="zh_TW"/>
-          </w:rPr>
-          <w:rPr>
-            <w:color w:val="0000EE"/>
-            <w:u w:val="single"/>
-          </w:rPr>
-          <w:t>7:36</w:t>
-        </w:r>
-      </w:hyperlink>
+      <w:r>
+        <w:rPr>
+          <w:lang w:val="zh_TW" w:bidi="zh_TW"/>
+        </w:rPr>
+        <w:t>7:36</w:t>
+      </w:r>
       <w:r>
         <w:rPr>
           <w:lang w:val="zh_TW" w:bidi="zh_TW"/>
         </w:rPr>
         <w:t>，</w:t>
       </w:r>
-      <w:hyperlink r:id="rId68">
-        <w:r>
-          <w:rPr>
-            <w:lang w:val="zh_TW" w:bidi="zh_TW"/>
-          </w:rPr>
-          <w:rPr>
-            <w:color w:val="0000EE"/>
-            <w:u w:val="single"/>
-          </w:rPr>
-          <w:t>8:26</w:t>
-        </w:r>
-      </w:hyperlink>
+      <w:r>
+        <w:rPr>
+          <w:lang w:val="zh_TW" w:bidi="zh_TW"/>
+        </w:rPr>
+        <w:t>8:26</w:t>
+      </w:r>
       <w:r>
         <w:rPr>
           <w:lang w:val="zh_TW" w:bidi="zh_TW"/>
         </w:rPr>
         <w:t>），並讓衪有時能從人群中隱藏（</w:t>
       </w:r>
-      <w:hyperlink r:id="rId69">
-        <w:r>
-          <w:rPr>
-            <w:lang w:val="zh_TW" w:bidi="zh_TW"/>
-          </w:rPr>
-          <w:rPr>
-            <w:color w:val="0000EE"/>
-            <w:u w:val="single"/>
-          </w:rPr>
-          <w:t>7:24</w:t>
-        </w:r>
-      </w:hyperlink>
+      <w:r>
+        <w:rPr>
+          <w:lang w:val="zh_TW" w:bidi="zh_TW"/>
+        </w:rPr>
+        <w:t>7:24</w:t>
+      </w:r>
       <w:r>
         <w:rPr>
           <w:lang w:val="zh_TW" w:bidi="zh_TW"/>
         </w:rPr>
         <w:t>，</w:t>
       </w:r>
-      <w:hyperlink r:id="rId70">
-        <w:r>
-          <w:rPr>
-            <w:lang w:val="zh_TW" w:bidi="zh_TW"/>
-          </w:rPr>
-          <w:rPr>
-            <w:color w:val="0000EE"/>
-            <w:u w:val="single"/>
-          </w:rPr>
-          <w:t>9:30–31</w:t>
-        </w:r>
-      </w:hyperlink>
+      <w:r>
+        <w:rPr>
+          <w:lang w:val="zh_TW" w:bidi="zh_TW"/>
+        </w:rPr>
+        <w:t>9:30–31</w:t>
+      </w:r>
       <w:r>
         <w:rPr>
           <w:lang w:val="zh_TW" w:bidi="zh_TW"/>
         </w:rPr>
         <w:t>）。衪將衪的教導對外人隱藏（</w:t>
       </w:r>
-      <w:hyperlink r:id="rId67">
-        <w:r>
-          <w:rPr>
-            <w:lang w:val="zh_TW" w:bidi="zh_TW"/>
-          </w:rPr>
-          <w:rPr>
-            <w:color w:val="0000EE"/>
-            <w:u w:val="single"/>
-          </w:rPr>
-          <w:t>4:10–12</w:t>
-        </w:r>
-      </w:hyperlink>
+      <w:r>
+        <w:rPr>
+          <w:lang w:val="zh_TW" w:bidi="zh_TW"/>
+        </w:rPr>
+        <w:t>4:10–12</w:t>
+      </w:r>
       <w:r>
         <w:rPr>
           <w:lang w:val="zh_TW" w:bidi="zh_TW"/>
         </w:rPr>
         <w:t>、</w:t>
       </w:r>
-      <w:hyperlink r:id="rId71">
-        <w:r>
-          <w:rPr>
-            <w:lang w:val="zh_TW" w:bidi="zh_TW"/>
-          </w:rPr>
-          <w:rPr>
-            <w:color w:val="0000EE"/>
-            <w:u w:val="single"/>
-          </w:rPr>
-          <w:t>33–34</w:t>
-        </w:r>
-      </w:hyperlink>
+      <w:r>
+        <w:rPr>
+          <w:lang w:val="zh_TW" w:bidi="zh_TW"/>
+        </w:rPr>
+        <w:t>33–34</w:t>
+      </w:r>
       <w:r>
         <w:rPr>
           <w:lang w:val="zh_TW" w:bidi="zh_TW"/>
         </w:rPr>
         <w:t>，</w:t>
       </w:r>
-      <w:hyperlink r:id="rId72">
-        <w:r>
-          <w:rPr>
-            <w:lang w:val="zh_TW" w:bidi="zh_TW"/>
-          </w:rPr>
-          <w:rPr>
-            <w:color w:val="0000EE"/>
-            <w:u w:val="single"/>
-          </w:rPr>
-          <w:t>7:17</w:t>
-        </w:r>
-      </w:hyperlink>
+      <w:r>
+        <w:rPr>
+          <w:lang w:val="zh_TW" w:bidi="zh_TW"/>
+        </w:rPr>
+        <w:t>7:17</w:t>
+      </w:r>
       <w:r>
         <w:rPr>
           <w:lang w:val="zh_TW" w:bidi="zh_TW"/>
         </w:rPr>
         <w:t>）。衪指示那些知道衪真實身份者不要將其揭露（</w:t>
       </w:r>
-      <w:hyperlink r:id="rId73">
-        <w:r>
-          <w:rPr>
-            <w:lang w:val="zh_TW" w:bidi="zh_TW"/>
-          </w:rPr>
-          <w:rPr>
-            <w:color w:val="0000EE"/>
-            <w:u w:val="single"/>
-          </w:rPr>
-          <w:t>可1:23–26</w:t>
-        </w:r>
-      </w:hyperlink>
+      <w:r>
+        <w:rPr>
+          <w:lang w:val="zh_TW" w:bidi="zh_TW"/>
+        </w:rPr>
+        <w:t>可1:23–26</w:t>
+      </w:r>
       <w:r>
         <w:rPr>
           <w:lang w:val="zh_TW" w:bidi="zh_TW"/>
         </w:rPr>
         <w:t>、</w:t>
       </w:r>
-      <w:hyperlink r:id="rId53">
-        <w:r>
-          <w:rPr>
-            <w:lang w:val="zh_TW" w:bidi="zh_TW"/>
-          </w:rPr>
-          <w:rPr>
-            <w:color w:val="0000EE"/>
-            <w:u w:val="single"/>
-          </w:rPr>
-          <w:t>34</w:t>
-        </w:r>
-      </w:hyperlink>
+      <w:r>
+        <w:rPr>
+          <w:lang w:val="zh_TW" w:bidi="zh_TW"/>
+        </w:rPr>
+        <w:t>34</w:t>
+      </w:r>
       <w:r>
         <w:rPr>
           <w:lang w:val="zh_TW" w:bidi="zh_TW"/>
         </w:rPr>
         <w:t>，</w:t>
       </w:r>
-      <w:hyperlink r:id="rId55">
-        <w:r>
-          <w:rPr>
-            <w:lang w:val="zh_TW" w:bidi="zh_TW"/>
-          </w:rPr>
-          <w:rPr>
-            <w:color w:val="0000EE"/>
-            <w:u w:val="single"/>
-          </w:rPr>
-          <w:t>3:11–12，</w:t>
-        </w:r>
-      </w:hyperlink>
-      <w:hyperlink r:id="rId58">
-        <w:r>
-          <w:rPr>
-            <w:lang w:val="zh_TW" w:bidi="zh_TW"/>
-          </w:rPr>
-          <w:rPr>
-            <w:color w:val="0000EE"/>
-            <w:u w:val="single"/>
-          </w:rPr>
-          <w:t>8:29–30，</w:t>
-        </w:r>
-      </w:hyperlink>
-      <w:hyperlink r:id="rId59">
-        <w:r>
-          <w:rPr>
-            <w:lang w:val="zh_TW" w:bidi="zh_TW"/>
-          </w:rPr>
-          <w:rPr>
-            <w:color w:val="0000EE"/>
-            <w:u w:val="single"/>
-          </w:rPr>
-          <w:t>9:9</w:t>
-        </w:r>
-      </w:hyperlink>
+      <w:r>
+        <w:rPr>
+          <w:lang w:val="zh_TW" w:bidi="zh_TW"/>
+        </w:rPr>
+        <w:t>3:11–12，</w:t>
+      </w:r>
+      <w:r>
+        <w:rPr>
+          <w:lang w:val="zh_TW" w:bidi="zh_TW"/>
+        </w:rPr>
+        <w:t>8:29–30，</w:t>
+      </w:r>
+      <w:r>
+        <w:rPr>
+          <w:lang w:val="zh_TW" w:bidi="zh_TW"/>
+        </w:rPr>
+        <w:t>9:9</w:t>
+      </w:r>
       <w:r>
         <w:rPr>
           <w:lang w:val="zh_TW" w:bidi="zh_TW"/>
         </w:rPr>
         <w:t>）。耶穌來是「要捨命作多人的贖價」（</w:t>
       </w:r>
-      <w:hyperlink r:id="rId74">
-        <w:r>
-          <w:rPr>
-            <w:lang w:val="zh_TW" w:bidi="zh_TW"/>
-          </w:rPr>
-          <w:rPr>
-            <w:color w:val="0000EE"/>
-            <w:u w:val="single"/>
-          </w:rPr>
-          <w:t>10:45</w:t>
-        </w:r>
-      </w:hyperlink>
+      <w:r>
+        <w:rPr>
+          <w:lang w:val="zh_TW" w:bidi="zh_TW"/>
+        </w:rPr>
+        <w:t>10:45</w:t>
+      </w:r>
       <w:r>
         <w:rPr>
           <w:lang w:val="zh_TW" w:bidi="zh_TW"/>
@@ -1858,36 +1408,24 @@
         </w:rPr>
         <w:t>然而，耶穌基督——神的兒子——是無法被隱藏的（</w:t>
       </w:r>
-      <w:hyperlink r:id="rId75">
-        <w:r>
-          <w:rPr>
-            <w:lang w:val="zh_TW" w:bidi="zh_TW"/>
-          </w:rPr>
-          <w:rPr>
-            <w:color w:val="0000EE"/>
-            <w:u w:val="single"/>
-          </w:rPr>
-          <w:t>可1:1</w:t>
-        </w:r>
-      </w:hyperlink>
+      <w:r>
+        <w:rPr>
+          <w:lang w:val="zh_TW" w:bidi="zh_TW"/>
+        </w:rPr>
+        <w:t>可1:1</w:t>
+      </w:r>
       <w:r>
         <w:rPr>
           <w:lang w:val="zh_TW" w:bidi="zh_TW"/>
         </w:rPr>
         <w:t>）。這個秘密不可能被保守，因為耶穌太重要了（</w:t>
       </w:r>
-      <w:hyperlink r:id="rId57">
-        <w:r>
-          <w:rPr>
-            <w:lang w:val="zh_TW" w:bidi="zh_TW"/>
-          </w:rPr>
-          <w:rPr>
-            <w:color w:val="0000EE"/>
-            <w:u w:val="single"/>
-          </w:rPr>
-          <w:t>7:36</w:t>
-        </w:r>
-      </w:hyperlink>
+      <w:r>
+        <w:rPr>
+          <w:lang w:val="zh_TW" w:bidi="zh_TW"/>
+        </w:rPr>
+        <w:t>7:36</w:t>
+      </w:r>
       <w:r>
         <w:rPr>
           <w:lang w:val="zh_TW" w:bidi="zh_TW"/>
@@ -1917,246 +1455,132 @@
           <w:lang w:val="zh_TW" w:bidi="zh_TW"/>
         </w:rPr>
       </w:r>
-      <w:hyperlink r:id="rId60">
-        <w:r>
-          <w:rPr>
-            <w:lang w:val="zh_TW" w:bidi="zh_TW"/>
-          </w:rPr>
-          <w:rPr>
-            <w:color w:val="0000EE"/>
-            <w:u w:val="single"/>
-          </w:rPr>
-          <w:t>太8:4</w:t>
-        </w:r>
-      </w:hyperlink>
+      <w:r>
+        <w:rPr>
+          <w:lang w:val="zh_TW" w:bidi="zh_TW"/>
+        </w:rPr>
+        <w:t>太8:4</w:t>
+      </w:r>
       <w:r>
         <w:rPr>
           <w:lang w:val="zh_TW" w:bidi="zh_TW"/>
         </w:rPr>
         <w:t>，</w:t>
       </w:r>
-      <w:hyperlink r:id="rId61">
-        <w:r>
-          <w:rPr>
-            <w:lang w:val="zh_TW" w:bidi="zh_TW"/>
-          </w:rPr>
-          <w:rPr>
-            <w:color w:val="0000EE"/>
-            <w:u w:val="single"/>
-          </w:rPr>
-          <w:t>16:20</w:t>
-        </w:r>
-      </w:hyperlink>
+      <w:r>
+        <w:rPr>
+          <w:lang w:val="zh_TW" w:bidi="zh_TW"/>
+        </w:rPr>
+        <w:t>16:20</w:t>
+      </w:r>
       <w:r>
         <w:rPr>
           <w:lang w:val="zh_TW" w:bidi="zh_TW"/>
         </w:rPr>
         <w:t>；</w:t>
       </w:r>
-      <w:hyperlink r:id="rId53">
-        <w:r>
-          <w:rPr>
-            <w:lang w:val="zh_TW" w:bidi="zh_TW"/>
-          </w:rPr>
-          <w:rPr>
-            <w:color w:val="0000EE"/>
-            <w:u w:val="single"/>
-          </w:rPr>
-          <w:t>可1:34</w:t>
-        </w:r>
-      </w:hyperlink>
-      <w:hyperlink r:id="rId61">
-        <w:r>
-          <w:rPr>
-            <w:lang w:val="zh_TW" w:bidi="zh_TW"/>
-          </w:rPr>
-          <w:rPr>
-            <w:color w:val="0000EE"/>
-            <w:u w:val="single"/>
-          </w:rPr>
-          <w:t>、</w:t>
-        </w:r>
-      </w:hyperlink>
-      <w:hyperlink r:id="rId54">
-        <w:r>
-          <w:rPr>
-            <w:lang w:val="zh_TW" w:bidi="zh_TW"/>
-          </w:rPr>
-          <w:rPr>
-            <w:color w:val="0000EE"/>
-            <w:u w:val="single"/>
-          </w:rPr>
-          <w:t>44</w:t>
-        </w:r>
-      </w:hyperlink>
-      <w:hyperlink r:id="rId61">
-        <w:r>
-          <w:rPr>
-            <w:lang w:val="zh_TW" w:bidi="zh_TW"/>
-          </w:rPr>
-          <w:rPr>
-            <w:color w:val="0000EE"/>
-            <w:u w:val="single"/>
-          </w:rPr>
-          <w:t>，</w:t>
-        </w:r>
-      </w:hyperlink>
-      <w:hyperlink r:id="rId55">
-        <w:r>
-          <w:rPr>
-            <w:lang w:val="zh_TW" w:bidi="zh_TW"/>
-          </w:rPr>
-          <w:rPr>
-            <w:color w:val="0000EE"/>
-            <w:u w:val="single"/>
-          </w:rPr>
-          <w:t>3:11–12</w:t>
-        </w:r>
-      </w:hyperlink>
-      <w:hyperlink r:id="rId61">
-        <w:r>
-          <w:rPr>
-            <w:lang w:val="zh_TW" w:bidi="zh_TW"/>
-          </w:rPr>
-          <w:rPr>
-            <w:color w:val="0000EE"/>
-            <w:u w:val="single"/>
-          </w:rPr>
-          <w:t>，</w:t>
-        </w:r>
-      </w:hyperlink>
-      <w:hyperlink r:id="rId56">
-        <w:r>
-          <w:rPr>
-            <w:lang w:val="zh_TW" w:bidi="zh_TW"/>
-          </w:rPr>
-          <w:rPr>
-            <w:color w:val="0000EE"/>
-            <w:u w:val="single"/>
-          </w:rPr>
-          <w:t>5:43</w:t>
-        </w:r>
-      </w:hyperlink>
-      <w:hyperlink r:id="rId61">
-        <w:r>
-          <w:rPr>
-            <w:lang w:val="zh_TW" w:bidi="zh_TW"/>
-          </w:rPr>
-          <w:rPr>
-            <w:color w:val="0000EE"/>
-            <w:u w:val="single"/>
-          </w:rPr>
-          <w:t>，</w:t>
-        </w:r>
-      </w:hyperlink>
-      <w:hyperlink r:id="rId57">
-        <w:r>
-          <w:rPr>
-            <w:lang w:val="zh_TW" w:bidi="zh_TW"/>
-          </w:rPr>
-          <w:rPr>
-            <w:color w:val="0000EE"/>
-            <w:u w:val="single"/>
-          </w:rPr>
-          <w:t>7:36</w:t>
-        </w:r>
-      </w:hyperlink>
-      <w:hyperlink r:id="rId61">
-        <w:r>
-          <w:rPr>
-            <w:lang w:val="zh_TW" w:bidi="zh_TW"/>
-          </w:rPr>
-          <w:rPr>
-            <w:color w:val="0000EE"/>
-            <w:u w:val="single"/>
-          </w:rPr>
-          <w:t>，</w:t>
-        </w:r>
-      </w:hyperlink>
-      <w:hyperlink r:id="rId58">
-        <w:r>
-          <w:rPr>
-            <w:lang w:val="zh_TW" w:bidi="zh_TW"/>
-          </w:rPr>
-          <w:rPr>
-            <w:color w:val="0000EE"/>
-            <w:u w:val="single"/>
-          </w:rPr>
-          <w:t>8:29–30</w:t>
-        </w:r>
-      </w:hyperlink>
-      <w:hyperlink r:id="rId61">
-        <w:r>
-          <w:rPr>
-            <w:lang w:val="zh_TW" w:bidi="zh_TW"/>
-          </w:rPr>
-          <w:rPr>
-            <w:color w:val="0000EE"/>
-            <w:u w:val="single"/>
-          </w:rPr>
-          <w:t>，</w:t>
-        </w:r>
-      </w:hyperlink>
-      <w:hyperlink r:id="rId59">
-        <w:r>
-          <w:rPr>
-            <w:lang w:val="zh_TW" w:bidi="zh_TW"/>
-          </w:rPr>
-          <w:rPr>
-            <w:color w:val="0000EE"/>
-            <w:u w:val="single"/>
-          </w:rPr>
-          <w:t>9:9</w:t>
-        </w:r>
-      </w:hyperlink>
-      <w:hyperlink r:id="rId61">
-        <w:r>
-          <w:rPr>
-            <w:lang w:val="zh_TW" w:bidi="zh_TW"/>
-          </w:rPr>
-          <w:rPr>
-            <w:color w:val="0000EE"/>
-            <w:u w:val="single"/>
-          </w:rPr>
-          <w:t>、</w:t>
-        </w:r>
-      </w:hyperlink>
-      <w:hyperlink r:id="rId70">
-        <w:r>
-          <w:rPr>
-            <w:lang w:val="zh_TW" w:bidi="zh_TW"/>
-          </w:rPr>
-          <w:rPr>
-            <w:color w:val="0000EE"/>
-            <w:u w:val="single"/>
-          </w:rPr>
-          <w:t>30–31</w:t>
-        </w:r>
-      </w:hyperlink>
-      <w:hyperlink r:id="rId61">
-        <w:r>
-          <w:rPr>
-            <w:lang w:val="zh_TW" w:bidi="zh_TW"/>
-          </w:rPr>
-          <w:rPr>
-            <w:color w:val="0000EE"/>
-            <w:u w:val="single"/>
-          </w:rPr>
-          <w:t>；</w:t>
-        </w:r>
-      </w:hyperlink>
-      <w:hyperlink r:id="rId62">
-        <w:r>
-          <w:rPr>
-            <w:lang w:val="zh_TW" w:bidi="zh_TW"/>
-          </w:rPr>
-          <w:rPr>
-            <w:color w:val="0000EE"/>
-            <w:u w:val="single"/>
-          </w:rPr>
-          <w:t>路9:21</w:t>
-        </w:r>
-      </w:hyperlink>
+      <w:r>
+        <w:rPr>
+          <w:lang w:val="zh_TW" w:bidi="zh_TW"/>
+        </w:rPr>
+        <w:t>可1:34</w:t>
+      </w:r>
+      <w:r>
+        <w:rPr>
+          <w:lang w:val="zh_TW" w:bidi="zh_TW"/>
+        </w:rPr>
+        <w:t>、</w:t>
+      </w:r>
+      <w:r>
+        <w:rPr>
+          <w:lang w:val="zh_TW" w:bidi="zh_TW"/>
+        </w:rPr>
+        <w:t>44</w:t>
+      </w:r>
+      <w:r>
+        <w:rPr>
+          <w:lang w:val="zh_TW" w:bidi="zh_TW"/>
+        </w:rPr>
+        <w:t>，</w:t>
+      </w:r>
+      <w:r>
+        <w:rPr>
+          <w:lang w:val="zh_TW" w:bidi="zh_TW"/>
+        </w:rPr>
+        <w:t>3:11–12</w:t>
+      </w:r>
+      <w:r>
+        <w:rPr>
+          <w:lang w:val="zh_TW" w:bidi="zh_TW"/>
+        </w:rPr>
+        <w:t>，</w:t>
+      </w:r>
+      <w:r>
+        <w:rPr>
+          <w:lang w:val="zh_TW" w:bidi="zh_TW"/>
+        </w:rPr>
+        <w:t>5:43</w:t>
+      </w:r>
+      <w:r>
+        <w:rPr>
+          <w:lang w:val="zh_TW" w:bidi="zh_TW"/>
+        </w:rPr>
+        <w:t>，</w:t>
+      </w:r>
+      <w:r>
+        <w:rPr>
+          <w:lang w:val="zh_TW" w:bidi="zh_TW"/>
+        </w:rPr>
+        <w:t>7:36</w:t>
+      </w:r>
+      <w:r>
+        <w:rPr>
+          <w:lang w:val="zh_TW" w:bidi="zh_TW"/>
+        </w:rPr>
+        <w:t>，</w:t>
+      </w:r>
+      <w:r>
+        <w:rPr>
+          <w:lang w:val="zh_TW" w:bidi="zh_TW"/>
+        </w:rPr>
+        <w:t>8:29–30</w:t>
+      </w:r>
+      <w:r>
+        <w:rPr>
+          <w:lang w:val="zh_TW" w:bidi="zh_TW"/>
+        </w:rPr>
+        <w:t>，</w:t>
+      </w:r>
+      <w:r>
+        <w:rPr>
+          <w:lang w:val="zh_TW" w:bidi="zh_TW"/>
+        </w:rPr>
+        <w:t>9:9</w:t>
+      </w:r>
+      <w:r>
+        <w:rPr>
+          <w:lang w:val="zh_TW" w:bidi="zh_TW"/>
+        </w:rPr>
+        <w:t>、</w:t>
+      </w:r>
+      <w:r>
+        <w:rPr>
+          <w:lang w:val="zh_TW" w:bidi="zh_TW"/>
+        </w:rPr>
+        <w:t>30–31</w:t>
+      </w:r>
+      <w:r>
+        <w:rPr>
+          <w:lang w:val="zh_TW" w:bidi="zh_TW"/>
+        </w:rPr>
+        <w:t>；</w:t>
+      </w:r>
+      <w:r>
+        <w:rPr>
+          <w:lang w:val="zh_TW" w:bidi="zh_TW"/>
+        </w:rPr>
+        <w:t>路9:21</w:t>
+      </w:r>
       <w:r>
         <w:rPr>
           <w:lang w:val="zh_TW" w:bidi="zh_TW"/>
@@ -2219,126 +1643,84 @@
         </w:rPr>
         <w:t>耶穌將其事工比作婚宴，自己是新郎（</w:t>
       </w:r>
-      <w:hyperlink r:id="rId76">
-        <w:r>
-          <w:rPr>
-            <w:lang w:val="zh_TW" w:bidi="zh_TW"/>
-          </w:rPr>
-          <w:rPr>
-            <w:color w:val="0000EE"/>
-            <w:u w:val="single"/>
-          </w:rPr>
-          <w:t>路5:33–35</w:t>
-        </w:r>
-      </w:hyperlink>
+      <w:r>
+        <w:rPr>
+          <w:lang w:val="zh_TW" w:bidi="zh_TW"/>
+        </w:rPr>
+        <w:t>路5:33–35</w:t>
+      </w:r>
       <w:r>
         <w:rPr>
           <w:lang w:val="zh_TW" w:bidi="zh_TW"/>
         </w:rPr>
         <w:t>）。神的國如同一場盛大宴會，神邀請了所有人，但有些人選擇不參加（</w:t>
       </w:r>
-      <w:hyperlink r:id="rId77">
-        <w:r>
-          <w:rPr>
-            <w:lang w:val="zh_TW" w:bidi="zh_TW"/>
-          </w:rPr>
-          <w:rPr>
-            <w:color w:val="0000EE"/>
-            <w:u w:val="single"/>
-          </w:rPr>
-          <w:t>路14:15–24</w:t>
-        </w:r>
-      </w:hyperlink>
+      <w:r>
+        <w:rPr>
+          <w:lang w:val="zh_TW" w:bidi="zh_TW"/>
+        </w:rPr>
+        <w:t>路14:15–24</w:t>
+      </w:r>
       <w:r>
         <w:rPr>
           <w:lang w:val="zh_TW" w:bidi="zh_TW"/>
         </w:rPr>
         <w:t>；見</w:t>
       </w:r>
-      <w:hyperlink r:id="rId78">
-        <w:r>
-          <w:rPr>
-            <w:lang w:val="zh_TW" w:bidi="zh_TW"/>
-          </w:rPr>
-          <w:rPr>
-            <w:color w:val="0000EE"/>
-            <w:u w:val="single"/>
-          </w:rPr>
-          <w:t>太8:11–12</w:t>
-        </w:r>
-      </w:hyperlink>
+      <w:r>
+        <w:rPr>
+          <w:lang w:val="zh_TW" w:bidi="zh_TW"/>
+        </w:rPr>
+        <w:t>太8:11–12</w:t>
+      </w:r>
       <w:r>
         <w:rPr>
           <w:lang w:val="zh_TW" w:bidi="zh_TW"/>
         </w:rPr>
         <w:t>）。耶穌經常與各式各樣的人一起用餐，包括不受歡迎的稅吏和虔誠的法利賽人（</w:t>
       </w:r>
-      <w:hyperlink r:id="rId79">
-        <w:r>
-          <w:rPr>
-            <w:lang w:val="zh_TW" w:bidi="zh_TW"/>
-          </w:rPr>
-          <w:rPr>
-            <w:color w:val="0000EE"/>
-            <w:u w:val="single"/>
-          </w:rPr>
-          <w:t>5:29–32</w:t>
-        </w:r>
-      </w:hyperlink>
+      <w:r>
+        <w:rPr>
+          <w:lang w:val="zh_TW" w:bidi="zh_TW"/>
+        </w:rPr>
+        <w:t>5:29–32</w:t>
+      </w:r>
       <w:r>
         <w:rPr>
           <w:lang w:val="zh_TW" w:bidi="zh_TW"/>
         </w:rPr>
         <w:t>，</w:t>
       </w:r>
-      <w:hyperlink r:id="rId80">
-        <w:r>
-          <w:rPr>
-            <w:lang w:val="zh_TW" w:bidi="zh_TW"/>
-          </w:rPr>
-          <w:rPr>
-            <w:color w:val="0000EE"/>
-            <w:u w:val="single"/>
-          </w:rPr>
-          <w:t>7:36–50</w:t>
-        </w:r>
-      </w:hyperlink>
+      <w:r>
+        <w:rPr>
+          <w:lang w:val="zh_TW" w:bidi="zh_TW"/>
+        </w:rPr>
+        <w:t>7:36–50</w:t>
+      </w:r>
       <w:r>
         <w:rPr>
           <w:lang w:val="zh_TW" w:bidi="zh_TW"/>
         </w:rPr>
         <w:t>，</w:t>
       </w:r>
-      <w:hyperlink r:id="rId81">
-        <w:r>
-          <w:rPr>
-            <w:lang w:val="zh_TW" w:bidi="zh_TW"/>
-          </w:rPr>
-          <w:rPr>
-            <w:color w:val="0000EE"/>
-            <w:u w:val="single"/>
-          </w:rPr>
-          <w:t>11:37–41</w:t>
-        </w:r>
-      </w:hyperlink>
+      <w:r>
+        <w:rPr>
+          <w:lang w:val="zh_TW" w:bidi="zh_TW"/>
+        </w:rPr>
+        <w:t>11:37–41</w:t>
+      </w:r>
       <w:r>
         <w:rPr>
           <w:lang w:val="zh_TW" w:bidi="zh_TW"/>
         </w:rPr>
         <w:t>，</w:t>
       </w:r>
-      <w:hyperlink r:id="rId82">
-        <w:r>
-          <w:rPr>
-            <w:lang w:val="zh_TW" w:bidi="zh_TW"/>
-          </w:rPr>
-          <w:rPr>
-            <w:color w:val="0000EE"/>
-            <w:u w:val="single"/>
-          </w:rPr>
-          <w:t>14:1–6</w:t>
-        </w:r>
-      </w:hyperlink>
+      <w:r>
+        <w:rPr>
+          <w:lang w:val="zh_TW" w:bidi="zh_TW"/>
+        </w:rPr>
+        <w:t>14:1–6</w:t>
+      </w:r>
       <w:r>
         <w:rPr>
           <w:lang w:val="zh_TW" w:bidi="zh_TW"/>
@@ -2359,126 +1741,84 @@
         </w:rPr>
         <w:t>耶穌也在祂的教導和比喻中，使用宴會和筵席的意象（</w:t>
       </w:r>
-      <w:hyperlink r:id="rId76">
-        <w:r>
-          <w:rPr>
-            <w:lang w:val="zh_TW" w:bidi="zh_TW"/>
-          </w:rPr>
-          <w:rPr>
-            <w:color w:val="0000EE"/>
-            <w:u w:val="single"/>
-          </w:rPr>
-          <w:t>路5:33–35</w:t>
-        </w:r>
-      </w:hyperlink>
+      <w:r>
+        <w:rPr>
+          <w:lang w:val="zh_TW" w:bidi="zh_TW"/>
+        </w:rPr>
+        <w:t>路5:33–35</w:t>
+      </w:r>
       <w:r>
         <w:rPr>
           <w:lang w:val="zh_TW" w:bidi="zh_TW"/>
         </w:rPr>
         <w:t>，</w:t>
       </w:r>
-      <w:hyperlink r:id="rId83">
-        <w:r>
-          <w:rPr>
-            <w:lang w:val="zh_TW" w:bidi="zh_TW"/>
-          </w:rPr>
-          <w:rPr>
-            <w:color w:val="0000EE"/>
-            <w:u w:val="single"/>
-          </w:rPr>
-          <w:t>12:35–38</w:t>
-        </w:r>
-      </w:hyperlink>
+      <w:r>
+        <w:rPr>
+          <w:lang w:val="zh_TW" w:bidi="zh_TW"/>
+        </w:rPr>
+        <w:t>12:35–38</w:t>
+      </w:r>
       <w:r>
         <w:rPr>
           <w:lang w:val="zh_TW" w:bidi="zh_TW"/>
         </w:rPr>
         <w:t>，</w:t>
       </w:r>
-      <w:hyperlink r:id="rId84">
-        <w:r>
-          <w:rPr>
-            <w:lang w:val="zh_TW" w:bidi="zh_TW"/>
-          </w:rPr>
-          <w:rPr>
-            <w:color w:val="0000EE"/>
-            <w:u w:val="single"/>
-          </w:rPr>
-          <w:t>14:7–14</w:t>
-        </w:r>
-      </w:hyperlink>
+      <w:r>
+        <w:rPr>
+          <w:lang w:val="zh_TW" w:bidi="zh_TW"/>
+        </w:rPr>
+        <w:t>14:7–14</w:t>
+      </w:r>
       <w:r>
         <w:rPr>
           <w:lang w:val="zh_TW" w:bidi="zh_TW"/>
         </w:rPr>
         <w:t>、</w:t>
       </w:r>
-      <w:hyperlink r:id="rId77">
-        <w:r>
-          <w:rPr>
-            <w:lang w:val="zh_TW" w:bidi="zh_TW"/>
-          </w:rPr>
-          <w:rPr>
-            <w:color w:val="0000EE"/>
-            <w:u w:val="single"/>
-          </w:rPr>
-          <w:t>15–24</w:t>
-        </w:r>
-      </w:hyperlink>
+      <w:r>
+        <w:rPr>
+          <w:lang w:val="zh_TW" w:bidi="zh_TW"/>
+        </w:rPr>
+        <w:t>15–24</w:t>
+      </w:r>
       <w:r>
         <w:rPr>
           <w:lang w:val="zh_TW" w:bidi="zh_TW"/>
         </w:rPr>
         <w:t>，</w:t>
       </w:r>
-      <w:hyperlink r:id="rId85">
-        <w:r>
-          <w:rPr>
-            <w:lang w:val="zh_TW" w:bidi="zh_TW"/>
-          </w:rPr>
-          <w:rPr>
-            <w:color w:val="0000EE"/>
-            <w:u w:val="single"/>
-          </w:rPr>
-          <w:t>17:7–10</w:t>
-        </w:r>
-      </w:hyperlink>
+      <w:r>
+        <w:rPr>
+          <w:lang w:val="zh_TW" w:bidi="zh_TW"/>
+        </w:rPr>
+        <w:t>17:7–10</w:t>
+      </w:r>
       <w:r>
         <w:rPr>
           <w:lang w:val="zh_TW" w:bidi="zh_TW"/>
         </w:rPr>
         <w:t>，</w:t>
       </w:r>
-      <w:hyperlink r:id="rId86">
-        <w:r>
-          <w:rPr>
-            <w:lang w:val="zh_TW" w:bidi="zh_TW"/>
-          </w:rPr>
-          <w:rPr>
-            <w:color w:val="0000EE"/>
-            <w:u w:val="single"/>
-          </w:rPr>
-          <w:t>22:28–30</w:t>
-        </w:r>
-      </w:hyperlink>
+      <w:r>
+        <w:rPr>
+          <w:lang w:val="zh_TW" w:bidi="zh_TW"/>
+        </w:rPr>
+        <w:t>22:28–30</w:t>
+      </w:r>
       <w:r>
         <w:rPr>
           <w:lang w:val="zh_TW" w:bidi="zh_TW"/>
         </w:rPr>
         <w:t>）。此外，祂用很少量的餅和魚餵飽大批群眾（</w:t>
       </w:r>
-      <w:hyperlink r:id="rId87">
-        <w:r>
-          <w:rPr>
-            <w:lang w:val="zh_TW" w:bidi="zh_TW"/>
-          </w:rPr>
-          <w:rPr>
-            <w:color w:val="0000EE"/>
-            <w:u w:val="single"/>
-          </w:rPr>
-          <w:t>9:10–17</w:t>
-        </w:r>
-      </w:hyperlink>
+      <w:r>
+        <w:rPr>
+          <w:lang w:val="zh_TW" w:bidi="zh_TW"/>
+        </w:rPr>
+        <w:t>9:10–17</w:t>
+      </w:r>
       <w:r>
         <w:rPr>
           <w:lang w:val="zh_TW" w:bidi="zh_TW"/>
@@ -2499,36 +1839,24 @@
         </w:rPr>
         <w:t>這個筵席意象的舊約背景是</w:t>
       </w:r>
-      <w:hyperlink r:id="rId88">
-        <w:r>
-          <w:rPr>
-            <w:lang w:val="zh_TW" w:bidi="zh_TW"/>
-          </w:rPr>
-          <w:rPr>
-            <w:color w:val="0000EE"/>
-            <w:u w:val="single"/>
-          </w:rPr>
-          <w:t>以賽亞書二十五章6節</w:t>
-        </w:r>
-      </w:hyperlink>
+      <w:r>
+        <w:rPr>
+          <w:lang w:val="zh_TW" w:bidi="zh_TW"/>
+        </w:rPr>
+        <w:t>以賽亞書二十五章6節</w:t>
+      </w:r>
       <w:r>
         <w:rPr>
           <w:lang w:val="zh_TW" w:bidi="zh_TW"/>
         </w:rPr>
         <w:t>。它描述神最終的拯救，好像為所有人準備的盛大筵席：「萬軍之耶和華將為萬民預備豐盛的筵席，有陳年佳釀，有精美的肉，有精緻的陳酒」（另見</w:t>
       </w:r>
-      <w:hyperlink r:id="rId89">
-        <w:r>
-          <w:rPr>
-            <w:lang w:val="zh_TW" w:bidi="zh_TW"/>
-          </w:rPr>
-          <w:rPr>
-            <w:color w:val="0000EE"/>
-            <w:u w:val="single"/>
-          </w:rPr>
-          <w:t>賽65:13–14</w:t>
-        </w:r>
-      </w:hyperlink>
+      <w:r>
+        <w:rPr>
+          <w:lang w:val="zh_TW" w:bidi="zh_TW"/>
+        </w:rPr>
+        <w:t>賽65:13–14</w:t>
+      </w:r>
       <w:r>
         <w:rPr>
           <w:lang w:val="zh_TW" w:bidi="zh_TW"/>
@@ -2549,36 +1877,24 @@
         </w:rPr>
         <w:t>耶穌的公開事工是筵席的開始，也邀請人們參與筵席。透過祂的死亡和復活，祂帶來了拯救。現在，所有人都可以來到神筵席的桌前，接受這國度的屬靈祝福。然而，這場筵席將在未來的國度中完全實現。到那時候，耶穌的門徒將「在我國裡，坐在我的席上吃喝」，並且「坐在寶座上，審判以色列十二個支派」（</w:t>
       </w:r>
-      <w:hyperlink r:id="rId90">
-        <w:r>
-          <w:rPr>
-            <w:lang w:val="zh_TW" w:bidi="zh_TW"/>
-          </w:rPr>
-          <w:rPr>
-            <w:color w:val="0000EE"/>
-            <w:u w:val="single"/>
-          </w:rPr>
-          <w:t>路22:30</w:t>
-        </w:r>
-      </w:hyperlink>
+      <w:r>
+        <w:rPr>
+          <w:lang w:val="zh_TW" w:bidi="zh_TW"/>
+        </w:rPr>
+        <w:t>路22:30</w:t>
+      </w:r>
       <w:r>
         <w:rPr>
           <w:lang w:val="zh_TW" w:bidi="zh_TW"/>
         </w:rPr>
         <w:t>；另見</w:t>
       </w:r>
-      <w:hyperlink r:id="rId91">
-        <w:r>
-          <w:rPr>
-            <w:lang w:val="zh_TW" w:bidi="zh_TW"/>
-          </w:rPr>
-          <w:rPr>
-            <w:color w:val="0000EE"/>
-            <w:u w:val="single"/>
-          </w:rPr>
-          <w:t>啟19:7–9</w:t>
-        </w:r>
-      </w:hyperlink>
+      <w:r>
+        <w:rPr>
+          <w:lang w:val="zh_TW" w:bidi="zh_TW"/>
+        </w:rPr>
+        <w:t>啟19:7–9</w:t>
+      </w:r>
       <w:r>
         <w:rPr>
           <w:lang w:val="zh_TW" w:bidi="zh_TW"/>
@@ -2608,216 +1924,144 @@
           <w:lang w:val="zh_TW" w:bidi="zh_TW"/>
         </w:rPr>
       </w:r>
-      <w:hyperlink r:id="rId88">
-        <w:r>
-          <w:rPr>
-            <w:lang w:val="zh_TW" w:bidi="zh_TW"/>
-          </w:rPr>
-          <w:rPr>
-            <w:color w:val="0000EE"/>
-            <w:u w:val="single"/>
-          </w:rPr>
-          <w:t>賽25:6</w:t>
-        </w:r>
-      </w:hyperlink>
+      <w:r>
+        <w:rPr>
+          <w:lang w:val="zh_TW" w:bidi="zh_TW"/>
+        </w:rPr>
+        <w:t>賽25:6</w:t>
+      </w:r>
       <w:r>
         <w:rPr>
           <w:lang w:val="zh_TW" w:bidi="zh_TW"/>
         </w:rPr>
         <w:t>，</w:t>
       </w:r>
-      <w:hyperlink r:id="rId89">
-        <w:r>
-          <w:rPr>
-            <w:lang w:val="zh_TW" w:bidi="zh_TW"/>
-          </w:rPr>
-          <w:rPr>
-            <w:color w:val="0000EE"/>
-            <w:u w:val="single"/>
-          </w:rPr>
-          <w:t>65:13–14</w:t>
-        </w:r>
-      </w:hyperlink>
+      <w:r>
+        <w:rPr>
+          <w:lang w:val="zh_TW" w:bidi="zh_TW"/>
+        </w:rPr>
+        <w:t>65:13–14</w:t>
+      </w:r>
       <w:r>
         <w:rPr>
           <w:lang w:val="zh_TW" w:bidi="zh_TW"/>
         </w:rPr>
         <w:t>；</w:t>
       </w:r>
-      <w:hyperlink r:id="rId92">
-        <w:r>
-          <w:rPr>
-            <w:lang w:val="zh_TW" w:bidi="zh_TW"/>
-          </w:rPr>
-          <w:rPr>
-            <w:color w:val="0000EE"/>
-            <w:u w:val="single"/>
-          </w:rPr>
-          <w:t>路5:29–35</w:t>
-        </w:r>
-      </w:hyperlink>
+      <w:r>
+        <w:rPr>
+          <w:lang w:val="zh_TW" w:bidi="zh_TW"/>
+        </w:rPr>
+        <w:t>路5:29–35</w:t>
+      </w:r>
       <w:r>
         <w:rPr>
           <w:lang w:val="zh_TW" w:bidi="zh_TW"/>
         </w:rPr>
         <w:t>，</w:t>
       </w:r>
-      <w:hyperlink r:id="rId93">
-        <w:r>
-          <w:rPr>
-            <w:lang w:val="zh_TW" w:bidi="zh_TW"/>
-          </w:rPr>
-          <w:rPr>
-            <w:color w:val="0000EE"/>
-            <w:u w:val="single"/>
-          </w:rPr>
-          <w:t>6:21</w:t>
-        </w:r>
-      </w:hyperlink>
+      <w:r>
+        <w:rPr>
+          <w:lang w:val="zh_TW" w:bidi="zh_TW"/>
+        </w:rPr>
+        <w:t>6:21</w:t>
+      </w:r>
       <w:r>
         <w:rPr>
           <w:lang w:val="zh_TW" w:bidi="zh_TW"/>
         </w:rPr>
         <w:t>，</w:t>
       </w:r>
-      <w:hyperlink r:id="rId80">
-        <w:r>
-          <w:rPr>
-            <w:lang w:val="zh_TW" w:bidi="zh_TW"/>
-          </w:rPr>
-          <w:rPr>
-            <w:color w:val="0000EE"/>
-            <w:u w:val="single"/>
-          </w:rPr>
-          <w:t>7:36–50</w:t>
-        </w:r>
-      </w:hyperlink>
+      <w:r>
+        <w:rPr>
+          <w:lang w:val="zh_TW" w:bidi="zh_TW"/>
+        </w:rPr>
+        <w:t>7:36–50</w:t>
+      </w:r>
       <w:r>
         <w:rPr>
           <w:lang w:val="zh_TW" w:bidi="zh_TW"/>
         </w:rPr>
         <w:t>，</w:t>
       </w:r>
-      <w:hyperlink r:id="rId87">
-        <w:r>
-          <w:rPr>
-            <w:lang w:val="zh_TW" w:bidi="zh_TW"/>
-          </w:rPr>
-          <w:rPr>
-            <w:color w:val="0000EE"/>
-            <w:u w:val="single"/>
-          </w:rPr>
-          <w:t>9:10–17</w:t>
-        </w:r>
-      </w:hyperlink>
+      <w:r>
+        <w:rPr>
+          <w:lang w:val="zh_TW" w:bidi="zh_TW"/>
+        </w:rPr>
+        <w:t>9:10–17</w:t>
+      </w:r>
       <w:r>
         <w:rPr>
           <w:lang w:val="zh_TW" w:bidi="zh_TW"/>
         </w:rPr>
         <w:t>，</w:t>
       </w:r>
-      <w:hyperlink r:id="rId81">
-        <w:r>
-          <w:rPr>
-            <w:lang w:val="zh_TW" w:bidi="zh_TW"/>
-          </w:rPr>
-          <w:rPr>
-            <w:color w:val="0000EE"/>
-            <w:u w:val="single"/>
-          </w:rPr>
-          <w:t>11:37–41</w:t>
-        </w:r>
-      </w:hyperlink>
+      <w:r>
+        <w:rPr>
+          <w:lang w:val="zh_TW" w:bidi="zh_TW"/>
+        </w:rPr>
+        <w:t>11:37–41</w:t>
+      </w:r>
       <w:r>
         <w:rPr>
           <w:lang w:val="zh_TW" w:bidi="zh_TW"/>
         </w:rPr>
         <w:t>，</w:t>
       </w:r>
-      <w:hyperlink r:id="rId94">
-        <w:r>
-          <w:rPr>
-            <w:lang w:val="zh_TW" w:bidi="zh_TW"/>
-          </w:rPr>
-          <w:rPr>
-            <w:color w:val="0000EE"/>
-            <w:u w:val="single"/>
-          </w:rPr>
-          <w:t>12:35–40</w:t>
-        </w:r>
-      </w:hyperlink>
+      <w:r>
+        <w:rPr>
+          <w:lang w:val="zh_TW" w:bidi="zh_TW"/>
+        </w:rPr>
+        <w:t>12:35–40</w:t>
+      </w:r>
       <w:r>
         <w:rPr>
           <w:lang w:val="zh_TW" w:bidi="zh_TW"/>
         </w:rPr>
         <w:t>，</w:t>
       </w:r>
-      <w:hyperlink r:id="rId95">
-        <w:r>
-          <w:rPr>
-            <w:lang w:val="zh_TW" w:bidi="zh_TW"/>
-          </w:rPr>
-          <w:rPr>
-            <w:color w:val="0000EE"/>
-            <w:u w:val="single"/>
-          </w:rPr>
-          <w:t>13:24–30</w:t>
-        </w:r>
-      </w:hyperlink>
+      <w:r>
+        <w:rPr>
+          <w:lang w:val="zh_TW" w:bidi="zh_TW"/>
+        </w:rPr>
+        <w:t>13:24–30</w:t>
+      </w:r>
       <w:r>
         <w:rPr>
           <w:lang w:val="zh_TW" w:bidi="zh_TW"/>
         </w:rPr>
         <w:t>，</w:t>
       </w:r>
-      <w:hyperlink r:id="rId96">
-        <w:r>
-          <w:rPr>
-            <w:lang w:val="zh_TW" w:bidi="zh_TW"/>
-          </w:rPr>
-          <w:rPr>
-            <w:color w:val="0000EE"/>
-            <w:u w:val="single"/>
-          </w:rPr>
-          <w:t>14:1–24</w:t>
-        </w:r>
-      </w:hyperlink>
+      <w:r>
+        <w:rPr>
+          <w:lang w:val="zh_TW" w:bidi="zh_TW"/>
+        </w:rPr>
+        <w:t>14:1–24</w:t>
+      </w:r>
       <w:r>
         <w:rPr>
           <w:lang w:val="zh_TW" w:bidi="zh_TW"/>
         </w:rPr>
         <w:t>，</w:t>
       </w:r>
-      <w:hyperlink r:id="rId97">
-        <w:r>
-          <w:rPr>
-            <w:lang w:val="zh_TW" w:bidi="zh_TW"/>
-          </w:rPr>
-          <w:rPr>
-            <w:color w:val="0000EE"/>
-            <w:u w:val="single"/>
-          </w:rPr>
-          <w:t>17:8</w:t>
-        </w:r>
-      </w:hyperlink>
+      <w:r>
+        <w:rPr>
+          <w:lang w:val="zh_TW" w:bidi="zh_TW"/>
+        </w:rPr>
+        <w:t>17:8</w:t>
+      </w:r>
       <w:r>
         <w:rPr>
           <w:lang w:val="zh_TW" w:bidi="zh_TW"/>
         </w:rPr>
         <w:t>，</w:t>
       </w:r>
-      <w:hyperlink r:id="rId90">
-        <w:r>
-          <w:rPr>
-            <w:lang w:val="zh_TW" w:bidi="zh_TW"/>
-          </w:rPr>
-          <w:rPr>
-            <w:color w:val="0000EE"/>
-            <w:u w:val="single"/>
-          </w:rPr>
-          <w:t>22:30</w:t>
-        </w:r>
-      </w:hyperlink>
+      <w:r>
+        <w:rPr>
+          <w:lang w:val="zh_TW" w:bidi="zh_TW"/>
+        </w:rPr>
+        <w:t>22:30</w:t>
+      </w:r>
       <w:r>
         <w:rPr>
           <w:lang w:val="zh_TW" w:bidi="zh_TW"/>
